--- a/ThreeKits/template.docx
+++ b/ThreeKits/template.docx
@@ -1,12 +1,11 @@
 
 <file path=word/document.xml><?xml version="1.0" encoding="utf-8"?>
-<w:document xmlns:o="urn:schemas-microsoft-com:office:office" xmlns:r="http://schemas.openxmlformats.org/officeDocument/2006/relationships" xmlns:v="urn:schemas-microsoft-com:vml" xmlns:w="http://schemas.openxmlformats.org/wordprocessingml/2006/main" xmlns:w10="urn:schemas-microsoft-com:office:word" xmlns:wp="http://schemas.openxmlformats.org/drawingml/2006/wordprocessingDrawing" xmlns:pic="http://schemas.openxmlformats.org/drawingml/2006/picture" xmlns:wps="http://schemas.microsoft.com/office/word/2010/wordprocessingShape" xmlns:wpg="http://schemas.microsoft.com/office/word/2010/wordprocessingGroup" xmlns:mc="http://schemas.openxmlformats.org/markup-compatibility/2006" xmlns:wp14="http://schemas.microsoft.com/office/word/2010/wordprocessingDrawing" xmlns:w14="http://schemas.microsoft.com/office/word/2010/wordml" xmlns:w15="http://schemas.microsoft.com/office/word/2012/wordml" mc:Ignorable="w14 wp14 w15">
+<w:document xmlns:wpc="http://schemas.microsoft.com/office/word/2010/wordprocessingCanvas" xmlns:cx="http://schemas.microsoft.com/office/drawing/2014/chartex" xmlns:cx1="http://schemas.microsoft.com/office/drawing/2015/9/8/chartex" xmlns:cx2="http://schemas.microsoft.com/office/drawing/2015/10/21/chartex" xmlns:cx3="http://schemas.microsoft.com/office/drawing/2016/5/9/chartex" xmlns:cx4="http://schemas.microsoft.com/office/drawing/2016/5/10/chartex" xmlns:cx5="http://schemas.microsoft.com/office/drawing/2016/5/11/chartex" xmlns:cx6="http://schemas.microsoft.com/office/drawing/2016/5/12/chartex" xmlns:cx7="http://schemas.microsoft.com/office/drawing/2016/5/13/chartex" xmlns:cx8="http://schemas.microsoft.com/office/drawing/2016/5/14/chartex" xmlns:mc="http://schemas.openxmlformats.org/markup-compatibility/2006" xmlns:m="http://schemas.openxmlformats.org/officeDocument/2006/math" xmlns:aink="http://schemas.microsoft.com/office/drawing/2016/ink" xmlns:am3d="http://schemas.microsoft.com/office/drawing/2017/model3d" xmlns:oel="http://schemas.microsoft.com/office/2019/extlst" xmlns:r="http://schemas.openxmlformats.org/officeDocument/2006/relationships" xmlns:wp14="http://schemas.microsoft.com/office/word/2010/wordprocessingDrawing" xmlns:wp="http://schemas.openxmlformats.org/drawingml/2006/wordprocessingDrawing" xmlns:wpg="http://schemas.microsoft.com/office/word/2010/wordprocessingGroup" xmlns:wpi="http://schemas.microsoft.com/office/word/2010/wordprocessingInk" xmlns:wps="http://schemas.microsoft.com/office/word/2010/wordprocessingShape" xmlns:o="urn:schemas-microsoft-com:office:office" xmlns:v="urn:schemas-microsoft-com:vml" xmlns:w10="urn:schemas-microsoft-com:office:word" xmlns:w="http://schemas.openxmlformats.org/wordprocessingml/2006/main" xmlns:w14="http://schemas.microsoft.com/office/word/2010/wordml" xmlns:w15="http://schemas.microsoft.com/office/word/2012/wordml" xmlns:w16cex="http://schemas.microsoft.com/office/word/2018/wordml/cex" xmlns:w16cid="http://schemas.microsoft.com/office/word/2016/wordml/cid" xmlns:w16="http://schemas.microsoft.com/office/word/2018/wordml" xmlns:w16sdtdh="http://schemas.microsoft.com/office/word/2020/wordml/sdtdatahash" xmlns:w16sdtfl="http://schemas.microsoft.com/office/word/2024/wordml/sdtformatlock" xmlns:w16se="http://schemas.microsoft.com/office/word/2015/wordml/symex" xmlns:w16du="http://schemas.microsoft.com/office/word/2023/wordml/word16du" xmlns:wne="http://schemas.microsoft.com/office/word/2006/wordml" mc:Ignorable="w14 w15 w16se w16cid w16 w16cex w16sdtdh w16sdtfl w16du wp14">
   <w:body>
     <w:p>
       <w:pPr>
         <w:pStyle w:val="Heading1"/>
-        <w:spacing w:before="69" w:after="0"/>
-        <w:rPr/>
+        <w:spacing w:before="69"/>
       </w:pPr>
       <w:r>
         <w:rPr>
@@ -17,8 +16,7 @@
     </w:p>
     <w:p>
       <w:pPr>
-        <w:pStyle w:val="Normal"/>
-        <w:ind w:start="3" w:end="3"/>
+        <w:ind w:left="3" w:right="3"/>
         <w:jc w:val="center"/>
         <w:rPr>
           <w:b/>
@@ -112,29 +110,73 @@
     <w:p>
       <w:pPr>
         <w:pStyle w:val="BodyText"/>
-        <w:spacing w:before="103" w:after="0"/>
-        <w:ind w:start="144"/>
-        <w:rPr/>
-      </w:pPr>
-      <w:r>
-        <w:rPr/>
+        <w:spacing w:before="103"/>
+        <w:ind w:left="144"/>
+      </w:pPr>
+      <w:r>
         <w:t>г</w:t>
       </w:r>
       <w:r>
         <w:rPr>
-          <w:rFonts w:eastAsia="Calibri" w:cs="Times New Roman"/>
+          <w:rFonts w:eastAsia="Calibri"/>
           <w:spacing w:val="-2"/>
-          <w:sz w:val="24"/>
-          <w:szCs w:val="24"/>
         </w:rPr>
         <w:t>. Избербаш</w:t>
+      </w:r>
+      <w:r>
+        <w:rPr>
+          <w:rFonts w:eastAsia="Calibri"/>
+          <w:spacing w:val="-2"/>
+        </w:rPr>
         <w:tab/>
+      </w:r>
+      <w:r>
+        <w:rPr>
+          <w:rFonts w:eastAsia="Calibri"/>
+          <w:spacing w:val="-2"/>
+        </w:rPr>
         <w:tab/>
+      </w:r>
+      <w:r>
+        <w:rPr>
+          <w:rFonts w:eastAsia="Calibri"/>
+          <w:spacing w:val="-2"/>
+        </w:rPr>
         <w:tab/>
+      </w:r>
+      <w:r>
+        <w:rPr>
+          <w:rFonts w:eastAsia="Calibri"/>
+          <w:spacing w:val="-2"/>
+        </w:rPr>
         <w:tab/>
+      </w:r>
+      <w:r>
+        <w:rPr>
+          <w:rFonts w:eastAsia="Calibri"/>
+          <w:spacing w:val="-2"/>
+        </w:rPr>
         <w:tab/>
+      </w:r>
+      <w:r>
+        <w:rPr>
+          <w:rFonts w:eastAsia="Calibri"/>
+          <w:spacing w:val="-2"/>
+        </w:rPr>
         <w:tab/>
+      </w:r>
+      <w:r>
+        <w:rPr>
+          <w:rFonts w:eastAsia="Calibri"/>
+          <w:spacing w:val="-2"/>
+        </w:rPr>
         <w:tab/>
+      </w:r>
+      <w:r>
+        <w:rPr>
+          <w:rFonts w:eastAsia="Calibri"/>
+          <w:spacing w:val="-2"/>
+        </w:rPr>
         <w:tab/>
         <w:t>{current_date}</w:t>
       </w:r>
@@ -142,22 +184,16 @@
     <w:p>
       <w:pPr>
         <w:pStyle w:val="BodyText"/>
-        <w:spacing w:before="103" w:after="0"/>
-        <w:ind w:start="144"/>
+        <w:spacing w:before="103"/>
+        <w:ind w:left="144"/>
         <w:rPr>
           <w:spacing w:val="-2"/>
         </w:rPr>
       </w:pPr>
-      <w:r>
-        <w:rPr>
-          <w:spacing w:val="-2"/>
-        </w:rPr>
-      </w:r>
-    </w:p>
-    <w:p>
-      <w:pPr>
-        <w:pStyle w:val="Normal"/>
-        <w:ind w:firstLine="708" w:start="145" w:end="145"/>
+    </w:p>
+    <w:p>
+      <w:pPr>
+        <w:ind w:left="145" w:right="145" w:firstLine="708"/>
         <w:jc w:val="both"/>
         <w:rPr>
           <w:sz w:val="24"/>
@@ -270,8 +306,7 @@
     </w:p>
     <w:p>
       <w:pPr>
-        <w:pStyle w:val="Normal"/>
-        <w:ind w:start="145"/>
+        <w:ind w:left="145"/>
         <w:jc w:val="both"/>
         <w:rPr>
           <w:sz w:val="24"/>
@@ -347,19 +382,15 @@
     <w:p>
       <w:pPr>
         <w:pStyle w:val="BodyText"/>
-        <w:spacing w:before="70" w:after="0"/>
-        <w:ind w:start="0"/>
-        <w:rPr/>
-      </w:pPr>
-      <w:r>
-        <w:rPr/>
-      </w:r>
+        <w:spacing w:before="70"/>
+        <w:ind w:left="0"/>
+      </w:pPr>
     </w:p>
     <w:p>
       <w:pPr>
         <w:pStyle w:val="BodyText"/>
-        <w:spacing w:lineRule="auto" w:line="434" w:before="1" w:after="0"/>
-        <w:ind w:firstLine="29" w:start="252" w:end="1211"/>
+        <w:spacing w:before="1" w:line="434" w:lineRule="auto"/>
+        <w:ind w:left="252" w:right="1211" w:firstLine="29"/>
         <w:rPr>
           <w:b/>
           <w:bCs/>
@@ -400,37 +431,21 @@
           <w:b/>
           <w:bCs/>
         </w:rPr>
-        <w:t xml:space="preserve">Отчество: </w:t>
-      </w:r>
-      <w:r>
-        <w:rPr>
-          <w:rFonts w:eastAsia="Times New Roman" w:cs="Times New Roman"/>
-          <w:b/>
-          <w:bCs/>
-          <w:color w:val="auto"/>
-          <w:sz w:val="24"/>
-          <w:szCs w:val="24"/>
-          <w:lang w:val="ru-RU"/>
-        </w:rPr>
-        <w:t>{fullname}</w:t>
+        <w:t>Отчество: {fullname}</w:t>
       </w:r>
     </w:p>
     <w:p>
       <w:pPr>
         <w:pStyle w:val="BodyText"/>
-        <w:spacing w:lineRule="auto" w:line="434" w:before="1" w:after="0"/>
-        <w:ind w:firstLine="29" w:start="252" w:end="1211"/>
-        <w:rPr/>
-      </w:pPr>
-      <w:r>
-        <w:rPr/>
+        <w:spacing w:before="1" w:line="434" w:lineRule="auto"/>
+        <w:ind w:left="252" w:right="1211" w:firstLine="29"/>
+      </w:pPr>
+      <w:r>
         <w:t xml:space="preserve">Дата рождения:                </w:t>
       </w:r>
       <w:r>
         <w:rPr>
-          <w:rFonts w:eastAsia="Calibri" w:cs="Times New Roman"/>
-          <w:sz w:val="24"/>
-          <w:szCs w:val="24"/>
+          <w:rFonts w:eastAsia="Calibri"/>
         </w:rPr>
         <w:t>{birthdate}</w:t>
       </w:r>
@@ -438,88 +453,97 @@
     <w:p>
       <w:pPr>
         <w:pStyle w:val="BodyText"/>
-        <w:spacing w:before="53" w:after="0"/>
-        <w:ind w:start="252"/>
-        <w:rPr/>
-      </w:pPr>
-      <w:r>
-        <w:rPr/>
+        <w:spacing w:before="53"/>
+        <w:ind w:left="252"/>
+      </w:pPr>
+      <w:r>
         <w:t xml:space="preserve">Паспорт серия и номер:   </w:t>
       </w:r>
       <w:r>
         <w:rPr>
-          <w:rFonts w:eastAsia="Calibri" w:cs="Times New Roman"/>
-          <w:sz w:val="24"/>
-          <w:szCs w:val="24"/>
+          <w:rFonts w:eastAsia="Calibri"/>
+        </w:rPr>
+        <w:t>{</w:t>
+      </w:r>
+      <w:r>
+        <w:rPr>
+          <w:rFonts w:eastAsia="Calibri"/>
           <w:lang w:val="en-US"/>
         </w:rPr>
-        <w:t>{passport}</w:t>
+        <w:t>passport</w:t>
+      </w:r>
+      <w:r>
+        <w:rPr>
+          <w:rFonts w:eastAsia="Calibri"/>
+        </w:rPr>
+        <w:t>}</w:t>
       </w:r>
     </w:p>
     <w:p>
       <w:pPr>
         <w:pStyle w:val="BodyText"/>
-        <w:spacing w:before="79" w:after="0"/>
-        <w:ind w:start="0"/>
-        <w:rPr/>
-      </w:pPr>
-      <w:r>
-        <w:rPr/>
-      </w:r>
+        <w:spacing w:before="79"/>
+        <w:ind w:left="0"/>
+      </w:pPr>
     </w:p>
     <w:p>
       <w:pPr>
         <w:pStyle w:val="BodyText"/>
-        <w:ind w:start="252"/>
+        <w:ind w:left="252"/>
         <w:rPr>
           <w:rFonts w:ascii="Arial" w:hAnsi="Arial"/>
-        </w:rPr>
-      </w:pPr>
-      <w:r>
-        <w:rPr/>
+          <w:lang w:val="en-US"/>
+        </w:rPr>
+      </w:pPr>
+      <w:r>
         <w:t>Выдан</w:t>
       </w:r>
       <w:r>
         <w:rPr>
           <w:spacing w:val="1"/>
-        </w:rPr>
-        <w:t xml:space="preserve"> </w:t>
-      </w:r>
-      <w:r>
-        <w:rPr/>
+          <w:lang w:val="en-US"/>
+        </w:rPr>
+        <w:t xml:space="preserve"> </w:t>
+      </w:r>
+      <w:r>
         <w:t>когда</w:t>
       </w:r>
       <w:r>
         <w:rPr>
           <w:spacing w:val="1"/>
-        </w:rPr>
-        <w:t xml:space="preserve"> </w:t>
-      </w:r>
-      <w:r>
-        <w:rPr/>
+          <w:lang w:val="en-US"/>
+        </w:rPr>
+        <w:t xml:space="preserve"> </w:t>
+      </w:r>
+      <w:r>
         <w:t>и</w:t>
       </w:r>
       <w:r>
         <w:rPr>
           <w:spacing w:val="1"/>
-        </w:rPr>
-        <w:t xml:space="preserve"> </w:t>
-      </w:r>
-      <w:r>
-        <w:rPr/>
-        <w:t>кем:</w:t>
+          <w:lang w:val="en-US"/>
+        </w:rPr>
+        <w:t xml:space="preserve"> </w:t>
+      </w:r>
+      <w:r>
+        <w:t>кем</w:t>
+      </w:r>
+      <w:r>
+        <w:rPr>
+          <w:lang w:val="en-US"/>
+        </w:rPr>
+        <w:t>:</w:t>
       </w:r>
       <w:r>
         <w:rPr>
           <w:rFonts w:ascii="Arial" w:hAnsi="Arial"/>
+          <w:lang w:val="en-US"/>
         </w:rPr>
         <w:t xml:space="preserve">         </w:t>
       </w:r>
       <w:r>
         <w:rPr>
-          <w:rFonts w:eastAsia="Calibri" w:cs="Times New Roman"/>
-          <w:sz w:val="24"/>
-          <w:szCs w:val="24"/>
+          <w:rFonts w:eastAsia="Calibri"/>
           <w:lang w:val="en-US"/>
         </w:rPr>
         <w:t>{passport_issue_date} {passport_issued_by}</w:t>
@@ -528,28 +552,39 @@
     <w:p>
       <w:pPr>
         <w:pStyle w:val="BodyText"/>
-        <w:spacing w:before="197" w:after="0"/>
-        <w:ind w:start="252"/>
-        <w:rPr/>
-      </w:pPr>
-      <w:r>
-        <w:rPr/>
-        <w:t xml:space="preserve">Код подразделения:         </w:t>
-      </w:r>
-      <w:r>
-        <w:rPr>
-          <w:rFonts w:eastAsia="Calibri" w:cs="Times New Roman"/>
-          <w:sz w:val="24"/>
-          <w:szCs w:val="24"/>
+        <w:spacing w:before="197"/>
+        <w:ind w:left="252"/>
+        <w:rPr>
           <w:lang w:val="en-US"/>
         </w:rPr>
+      </w:pPr>
+      <w:r>
+        <w:t>Код</w:t>
+      </w:r>
+      <w:r>
+        <w:rPr>
+          <w:lang w:val="en-US"/>
+        </w:rPr>
+        <w:t xml:space="preserve"> </w:t>
+      </w:r>
+      <w:r>
+        <w:t>подразделения</w:t>
+      </w:r>
+      <w:r>
+        <w:rPr>
+          <w:lang w:val="en-US"/>
+        </w:rPr>
+        <w:t xml:space="preserve">:         </w:t>
+      </w:r>
+      <w:r>
+        <w:rPr>
+          <w:rFonts w:eastAsia="Calibri"/>
+          <w:lang w:val="en-US"/>
+        </w:rPr>
         <w:t>{</w:t>
       </w:r>
       <w:r>
         <w:rPr>
-          <w:rFonts w:eastAsia="Times New Roman" w:cs="Times New Roman"/>
-          <w:sz w:val="24"/>
-          <w:szCs w:val="24"/>
           <w:lang w:val="en-US"/>
         </w:rPr>
         <w:t>passport_division_code}</w:t>
@@ -558,51 +593,65 @@
     <w:p>
       <w:pPr>
         <w:pStyle w:val="BodyText"/>
-        <w:ind w:start="0"/>
-        <w:rPr/>
-      </w:pPr>
-      <w:r>
-        <w:rPr/>
-      </w:r>
+        <w:ind w:left="0"/>
+        <w:rPr>
+          <w:lang w:val="en-US"/>
+        </w:rPr>
+      </w:pPr>
     </w:p>
     <w:p>
       <w:pPr>
         <w:pStyle w:val="BodyText"/>
-        <w:ind w:start="252"/>
-        <w:rPr/>
-      </w:pPr>
-      <w:r>
-        <w:rPr/>
+        <w:ind w:left="252"/>
+      </w:pPr>
+      <w:r>
         <w:t xml:space="preserve">Зарегистрирован:             </w:t>
       </w:r>
       <w:r>
         <w:rPr>
-          <w:rFonts w:eastAsia="Calibri" w:cs="Times New Roman"/>
-          <w:sz w:val="24"/>
-          <w:szCs w:val="24"/>
+          <w:rFonts w:eastAsia="Calibri"/>
+        </w:rPr>
+        <w:t>{</w:t>
+      </w:r>
+      <w:r>
+        <w:rPr>
+          <w:rFonts w:eastAsia="Calibri"/>
           <w:lang w:val="en-US"/>
         </w:rPr>
-        <w:t>{registration_address}</w:t>
-      </w:r>
-      <w:r>
-        <w:rPr/>
+        <w:t>registration</w:t>
+      </w:r>
+      <w:r>
+        <w:rPr>
+          <w:rFonts w:eastAsia="Calibri"/>
+        </w:rPr>
+        <w:t>_</w:t>
+      </w:r>
+      <w:r>
+        <w:rPr>
+          <w:rFonts w:eastAsia="Calibri"/>
+          <w:lang w:val="en-US"/>
+        </w:rPr>
+        <w:t>address</w:t>
+      </w:r>
+      <w:r>
+        <w:rPr>
+          <w:rFonts w:eastAsia="Calibri"/>
+        </w:rPr>
+        <w:t>}</w:t>
+      </w:r>
+      <w:r>
         <w:t xml:space="preserve"> </w:t>
       </w:r>
     </w:p>
     <w:p>
       <w:pPr>
         <w:pStyle w:val="BodyText"/>
-        <w:ind w:start="252"/>
-        <w:rPr/>
-      </w:pPr>
-      <w:r>
-        <w:rPr/>
-      </w:r>
-    </w:p>
-    <w:p>
-      <w:pPr>
-        <w:pStyle w:val="Normal"/>
-        <w:ind w:start="145"/>
+        <w:ind w:left="252"/>
+      </w:pPr>
+    </w:p>
+    <w:p>
+      <w:pPr>
+        <w:ind w:left="145"/>
         <w:rPr>
           <w:b/>
           <w:sz w:val="24"/>
@@ -742,16 +791,11 @@
     <w:p>
       <w:pPr>
         <w:pStyle w:val="BodyText"/>
-        <w:ind w:start="0"/>
+        <w:ind w:left="0"/>
         <w:rPr>
           <w:b/>
         </w:rPr>
       </w:pPr>
-      <w:r>
-        <w:rPr>
-          <w:b/>
-        </w:rPr>
-      </w:r>
     </w:p>
     <w:p>
       <w:pPr>
@@ -761,14 +805,11 @@
           <w:numId w:val="1"/>
         </w:numPr>
         <w:tabs>
-          <w:tab w:val="clear" w:pos="720"/>
-          <w:tab w:val="left" w:pos="853" w:leader="none"/>
+          <w:tab w:val="left" w:pos="853"/>
         </w:tabs>
         <w:jc w:val="center"/>
-        <w:rPr/>
-      </w:pPr>
-      <w:r>
-        <w:rPr/>
+      </w:pPr>
+      <w:r>
         <w:t>ПРЕДМЕТ</w:t>
       </w:r>
       <w:r>
@@ -787,16 +828,11 @@
     <w:p>
       <w:pPr>
         <w:pStyle w:val="BodyText"/>
-        <w:ind w:start="0"/>
+        <w:ind w:left="0"/>
         <w:rPr>
           <w:b/>
         </w:rPr>
       </w:pPr>
-      <w:r>
-        <w:rPr>
-          <w:b/>
-        </w:rPr>
-      </w:r>
     </w:p>
     <w:p>
       <w:pPr>
@@ -806,10 +842,9 @@
           <w:numId w:val="1"/>
         </w:numPr>
         <w:tabs>
-          <w:tab w:val="clear" w:pos="720"/>
-          <w:tab w:val="left" w:pos="853" w:leader="none"/>
-        </w:tabs>
-        <w:ind w:hanging="0" w:start="145" w:end="140"/>
+          <w:tab w:val="left" w:pos="853"/>
+        </w:tabs>
+        <w:ind w:right="140" w:firstLine="0"/>
         <w:rPr>
           <w:sz w:val="24"/>
         </w:rPr>
@@ -837,12 +872,8 @@
     <w:p>
       <w:pPr>
         <w:pStyle w:val="BodyText"/>
-        <w:ind w:start="0"/>
-        <w:rPr/>
-      </w:pPr>
-      <w:r>
-        <w:rPr/>
-      </w:r>
+        <w:ind w:left="0"/>
+      </w:pPr>
     </w:p>
     <w:p>
       <w:pPr>
@@ -852,11 +883,10 @@
           <w:numId w:val="1"/>
         </w:numPr>
         <w:tabs>
-          <w:tab w:val="clear" w:pos="720"/>
-          <w:tab w:val="left" w:pos="853" w:leader="none"/>
-        </w:tabs>
-        <w:spacing w:before="1" w:after="0"/>
-        <w:ind w:hanging="0" w:start="145" w:end="146"/>
+          <w:tab w:val="left" w:pos="853"/>
+        </w:tabs>
+        <w:spacing w:before="1"/>
+        <w:ind w:right="146" w:firstLine="0"/>
         <w:rPr>
           <w:sz w:val="24"/>
         </w:rPr>
@@ -988,29 +1018,21 @@
     <w:p>
       <w:pPr>
         <w:pStyle w:val="BodyText"/>
-        <w:spacing w:before="18" w:after="0"/>
-        <w:ind w:start="0"/>
-        <w:rPr/>
-      </w:pPr>
-      <w:r>
-        <w:rPr/>
-      </w:r>
+        <w:spacing w:before="18"/>
+        <w:ind w:left="0"/>
+      </w:pPr>
     </w:p>
     <w:p>
       <w:pPr>
         <w:pStyle w:val="BodyText"/>
-        <w:ind w:start="972"/>
-        <w:rPr/>
-      </w:pPr>
-      <w:r>
-        <w:rPr/>
+        <w:ind w:left="972"/>
+      </w:pPr>
+      <w:r>
         <w:t xml:space="preserve">Корпус: </w:t>
       </w:r>
       <w:r>
         <w:rPr>
-          <w:rFonts w:eastAsia="Calibri" w:cs="Times New Roman"/>
-          <w:sz w:val="24"/>
-          <w:szCs w:val="24"/>
+          <w:rFonts w:eastAsia="Calibri"/>
         </w:rPr>
         <w:t>{building}</w:t>
       </w:r>
@@ -1018,19 +1040,14 @@
     <w:p>
       <w:pPr>
         <w:pStyle w:val="BodyText"/>
-        <w:spacing w:before="16" w:after="0"/>
-        <w:ind w:start="0"/>
-        <w:rPr/>
-      </w:pPr>
-      <w:r>
-        <w:rPr/>
-      </w:r>
+        <w:spacing w:before="16"/>
+        <w:ind w:left="0"/>
+      </w:pPr>
     </w:p>
     <w:p>
       <w:pPr>
         <w:pStyle w:val="BodyText"/>
-        <w:ind w:start="972"/>
-        <w:rPr/>
+        <w:ind w:left="972"/>
       </w:pPr>
       <w:r>
         <w:rPr>
@@ -1066,10 +1083,8 @@
       </w:r>
       <w:r>
         <w:rPr>
-          <w:rFonts w:eastAsia="Calibri" w:cs="Times New Roman"/>
+          <w:rFonts w:eastAsia="Calibri"/>
           <w:w w:val="105"/>
-          <w:sz w:val="24"/>
-          <w:szCs w:val="24"/>
         </w:rPr>
         <w:t>{construction_number}</w:t>
       </w:r>
@@ -1077,19 +1092,15 @@
     <w:p>
       <w:pPr>
         <w:pStyle w:val="BodyText"/>
-        <w:spacing w:before="260" w:after="0"/>
-        <w:ind w:start="972"/>
-        <w:rPr/>
-      </w:pPr>
-      <w:r>
-        <w:rPr/>
+        <w:spacing w:before="260"/>
+        <w:ind w:left="972"/>
+      </w:pPr>
+      <w:r>
         <w:t xml:space="preserve">Этаж: </w:t>
       </w:r>
       <w:r>
         <w:rPr>
-          <w:rFonts w:eastAsia="Calibri" w:cs="Times New Roman"/>
-          <w:sz w:val="24"/>
-          <w:szCs w:val="24"/>
+          <w:rFonts w:eastAsia="Calibri"/>
         </w:rPr>
         <w:t>{floor}</w:t>
       </w:r>
@@ -1097,28 +1108,20 @@
     <w:p>
       <w:pPr>
         <w:pStyle w:val="BodyText"/>
-        <w:ind w:start="972"/>
-        <w:rPr/>
-      </w:pPr>
-      <w:r>
-        <w:rPr/>
-      </w:r>
+        <w:ind w:left="972"/>
+      </w:pPr>
     </w:p>
     <w:p>
       <w:pPr>
         <w:pStyle w:val="BodyText"/>
-        <w:ind w:start="972"/>
-        <w:rPr/>
-      </w:pPr>
-      <w:r>
-        <w:rPr/>
+        <w:ind w:left="972"/>
+      </w:pPr>
+      <w:r>
         <w:t xml:space="preserve">Количество комнат: </w:t>
       </w:r>
       <w:r>
         <w:rPr>
-          <w:rFonts w:eastAsia="Calibri" w:cs="Times New Roman"/>
-          <w:sz w:val="24"/>
-          <w:szCs w:val="24"/>
+          <w:rFonts w:eastAsia="Calibri"/>
         </w:rPr>
         <w:t>{rooms}</w:t>
       </w:r>
@@ -1126,52 +1129,37 @@
     <w:p>
       <w:pPr>
         <w:pStyle w:val="BodyText"/>
-        <w:ind w:start="972"/>
-        <w:rPr/>
-      </w:pPr>
-      <w:r>
-        <w:rPr/>
-      </w:r>
-    </w:p>
-    <w:p>
-      <w:pPr>
+        <w:ind w:left="972"/>
+      </w:pPr>
+    </w:p>
+    <w:p>
+      <w:pPr>
+        <w:pStyle w:val="BodyText"/>
+        <w:ind w:left="972"/>
         <w:sectPr>
-          <w:type w:val="nextPage"/>
           <w:pgSz w:w="11906" w:h="16838"/>
-          <w:pgMar w:left="1559" w:right="708" w:gutter="0" w:header="0" w:top="1380" w:footer="0" w:bottom="280"/>
-          <w:pgNumType w:fmt="decimal"/>
-          <w:formProt w:val="false"/>
-          <w:textDirection w:val="lrTb"/>
-          <w:docGrid w:type="default" w:linePitch="100" w:charSpace="0"/>
+          <w:pgMar w:top="1380" w:right="708" w:bottom="280" w:left="1559" w:header="0" w:footer="0" w:gutter="0"/>
+          <w:cols w:space="720"/>
+          <w:formProt w:val="0"/>
+          <w:docGrid w:linePitch="100"/>
         </w:sectPr>
+      </w:pPr>
+      <w:r>
+        <w:t xml:space="preserve">Общая проектная площадь, кв.м.: </w:t>
+      </w:r>
+      <w:r>
+        <w:rPr>
+          <w:rFonts w:eastAsia="Calibri"/>
+        </w:rPr>
+        <w:t>{area}</w:t>
+      </w:r>
+    </w:p>
+    <w:p>
+      <w:pPr>
         <w:pStyle w:val="BodyText"/>
-        <w:spacing w:before="0" w:after="0"/>
-        <w:ind w:start="972"/>
-        <w:rPr/>
-      </w:pPr>
-      <w:r>
-        <w:rPr/>
-        <w:t xml:space="preserve">Общая проектная площадь, кв.м.: </w:t>
-      </w:r>
-      <w:r>
-        <w:rPr>
-          <w:rFonts w:eastAsia="Calibri" w:cs="Times New Roman"/>
-          <w:sz w:val="24"/>
-          <w:szCs w:val="24"/>
-        </w:rPr>
-        <w:t>{area}</w:t>
-      </w:r>
-    </w:p>
-    <w:p>
-      <w:pPr>
-        <w:pStyle w:val="BodyText"/>
-        <w:spacing w:before="79" w:after="0"/>
-        <w:ind w:start="0"/>
-        <w:rPr/>
-      </w:pPr>
-      <w:r>
-        <w:rPr/>
-      </w:r>
+        <w:spacing w:before="79"/>
+        <w:ind w:left="0"/>
+      </w:pPr>
     </w:p>
     <w:p>
       <w:pPr>
@@ -1181,11 +1169,10 @@
           <w:numId w:val="1"/>
         </w:numPr>
         <w:tabs>
-          <w:tab w:val="clear" w:pos="720"/>
-          <w:tab w:val="left" w:pos="853" w:leader="none"/>
-        </w:tabs>
-        <w:spacing w:before="1" w:after="0"/>
-        <w:ind w:hanging="0" w:start="145" w:end="138"/>
+          <w:tab w:val="left" w:pos="853"/>
+        </w:tabs>
+        <w:spacing w:before="1"/>
+        <w:ind w:right="138" w:firstLine="0"/>
         <w:rPr>
           <w:sz w:val="24"/>
         </w:rPr>
@@ -1341,16 +1328,40 @@
       </w:r>
       <w:r>
         <w:rPr>
+          <w:rFonts w:hint="cs"/>
           <w:b/>
-          <w:sz w:val="24"/>
-        </w:rPr>
-        <w:t xml:space="preserve">Разрешение на строительство </w:t>
-      </w:r>
-      <w:r>
-        <w:rPr>
-          <w:sz w:val="24"/>
-        </w:rPr>
-        <w:t>от 28.11.2022 № 05RU05304000-20-2022, выдано Отделом архитектуры и строительства г. Избербаш РД.</w:t>
+          <w:bCs/>
+          <w:sz w:val="24"/>
+        </w:rPr>
+        <w:t>Разрешение на строительство</w:t>
+      </w:r>
+      <w:r>
+        <w:rPr>
+          <w:rFonts w:hint="cs"/>
+          <w:sz w:val="24"/>
+        </w:rPr>
+        <w:t xml:space="preserve"> от 16.10.2025 № 05</w:t>
+      </w:r>
+      <w:r>
+        <w:rPr>
+          <w:rFonts w:hint="cs"/>
+          <w:sz w:val="24"/>
+          <w:lang w:val="en-US"/>
+        </w:rPr>
+        <w:t>RU</w:t>
+      </w:r>
+      <w:r>
+        <w:rPr>
+          <w:rFonts w:hint="cs"/>
+          <w:sz w:val="24"/>
+        </w:rPr>
+        <w:t>05304000-19-2025, выдано Отделом архитектуры</w:t>
+      </w:r>
+      <w:r>
+        <w:rPr>
+          <w:sz w:val="24"/>
+        </w:rPr>
+        <w:t xml:space="preserve"> и строительства г. Избербаш РД.</w:t>
       </w:r>
     </w:p>
     <w:p>
@@ -1361,10 +1372,9 @@
           <w:numId w:val="1"/>
         </w:numPr>
         <w:tabs>
-          <w:tab w:val="clear" w:pos="720"/>
-          <w:tab w:val="left" w:pos="853" w:leader="none"/>
-        </w:tabs>
-        <w:ind w:hanging="0" w:start="145" w:end="142"/>
+          <w:tab w:val="left" w:pos="853"/>
+        </w:tabs>
+        <w:ind w:right="142" w:firstLine="0"/>
         <w:rPr>
           <w:sz w:val="24"/>
         </w:rPr>
@@ -1379,22 +1389,14 @@
     <w:p>
       <w:pPr>
         <w:pStyle w:val="BodyText"/>
-        <w:ind w:start="0"/>
-        <w:rPr/>
-      </w:pPr>
-      <w:r>
-        <w:rPr/>
-      </w:r>
+        <w:ind w:left="0"/>
+      </w:pPr>
     </w:p>
     <w:p>
       <w:pPr>
         <w:pStyle w:val="BodyText"/>
-        <w:ind w:start="0"/>
-        <w:rPr/>
-      </w:pPr>
-      <w:r>
-        <w:rPr/>
-      </w:r>
+        <w:ind w:left="0"/>
+      </w:pPr>
     </w:p>
     <w:p>
       <w:pPr>
@@ -1404,14 +1406,11 @@
           <w:numId w:val="1"/>
         </w:numPr>
         <w:tabs>
-          <w:tab w:val="clear" w:pos="720"/>
-          <w:tab w:val="left" w:pos="853" w:leader="none"/>
+          <w:tab w:val="left" w:pos="853"/>
         </w:tabs>
         <w:jc w:val="center"/>
-        <w:rPr/>
-      </w:pPr>
-      <w:r>
-        <w:rPr/>
+      </w:pPr>
+      <w:r>
         <w:t>ЦЕНА</w:t>
       </w:r>
       <w:r>
@@ -1421,7 +1420,6 @@
         <w:t xml:space="preserve"> </w:t>
       </w:r>
       <w:r>
-        <w:rPr/>
         <w:t>ДОГОВОРА.</w:t>
       </w:r>
       <w:r>
@@ -1431,7 +1429,6 @@
         <w:t xml:space="preserve"> </w:t>
       </w:r>
       <w:r>
-        <w:rPr/>
         <w:t>ПОРЯДОК</w:t>
       </w:r>
       <w:r>
@@ -1450,16 +1447,11 @@
     <w:p>
       <w:pPr>
         <w:pStyle w:val="BodyText"/>
-        <w:ind w:start="0"/>
+        <w:ind w:left="0"/>
         <w:rPr>
           <w:b/>
         </w:rPr>
       </w:pPr>
-      <w:r>
-        <w:rPr>
-          <w:b/>
-        </w:rPr>
-      </w:r>
     </w:p>
     <w:p>
       <w:pPr>
@@ -1469,11 +1461,10 @@
           <w:numId w:val="1"/>
         </w:numPr>
         <w:tabs>
-          <w:tab w:val="clear" w:pos="720"/>
-          <w:tab w:val="left" w:pos="852" w:leader="none"/>
-        </w:tabs>
-        <w:spacing w:lineRule="exact" w:line="272"/>
-        <w:ind w:hanging="707" w:start="852"/>
+          <w:tab w:val="left" w:pos="852"/>
+        </w:tabs>
+        <w:spacing w:line="272" w:lineRule="exact"/>
+        <w:ind w:left="852" w:hanging="707"/>
         <w:rPr>
           <w:sz w:val="24"/>
         </w:rPr>
@@ -1495,12 +1486,10 @@
     <w:p>
       <w:pPr>
         <w:pStyle w:val="BodyText"/>
-        <w:spacing w:before="14" w:after="0"/>
-        <w:ind w:start="144" w:end="2034"/>
-        <w:rPr/>
-      </w:pPr>
-      <w:r>
-        <w:rPr/>
+        <w:spacing w:before="14"/>
+        <w:ind w:left="144" w:right="2034"/>
+      </w:pPr>
+      <w:r>
         <w:t>размере</w:t>
       </w:r>
       <w:r>
@@ -1510,19 +1499,15 @@
         <w:t xml:space="preserve"> </w:t>
       </w:r>
       <w:r>
-        <w:rPr/>
-        <w:t xml:space="preserve"> </w:t>
-      </w:r>
-      <w:r>
-        <w:rPr>
-          <w:rFonts w:eastAsia="Calibri" w:cs="Times New Roman"/>
-          <w:sz w:val="24"/>
-          <w:szCs w:val="24"/>
+        <w:t xml:space="preserve"> </w:t>
+      </w:r>
+      <w:r>
+        <w:rPr>
+          <w:rFonts w:eastAsia="Calibri"/>
         </w:rPr>
         <w:t>{price}</w:t>
       </w:r>
       <w:r>
-        <w:rPr/>
         <w:t xml:space="preserve"> рублей,</w:t>
       </w:r>
       <w:r>
@@ -1532,7 +1517,6 @@
         <w:t xml:space="preserve"> </w:t>
       </w:r>
       <w:r>
-        <w:rPr/>
         <w:t>исходя</w:t>
       </w:r>
       <w:r>
@@ -1542,7 +1526,6 @@
         <w:t xml:space="preserve"> </w:t>
       </w:r>
       <w:r>
-        <w:rPr/>
         <w:t>из</w:t>
       </w:r>
       <w:r>
@@ -1552,7 +1535,6 @@
         <w:t xml:space="preserve"> </w:t>
       </w:r>
       <w:r>
-        <w:rPr/>
         <w:t>стоимости</w:t>
       </w:r>
       <w:r>
@@ -1562,7 +1544,6 @@
         <w:t xml:space="preserve"> </w:t>
       </w:r>
       <w:r>
-        <w:rPr/>
         <w:t>одного</w:t>
       </w:r>
       <w:r>
@@ -1572,42 +1553,32 @@
         <w:t xml:space="preserve"> </w:t>
       </w:r>
       <w:r>
-        <w:rPr/>
         <w:t xml:space="preserve">квадратного метра в размере </w:t>
       </w:r>
       <w:r>
         <w:rPr>
-          <w:rFonts w:eastAsia="Calibri" w:cs="Times New Roman"/>
-          <w:sz w:val="24"/>
-          <w:szCs w:val="24"/>
+          <w:rFonts w:eastAsia="Calibri"/>
         </w:rPr>
         <w:t>{price_per_square}</w:t>
       </w:r>
       <w:r>
-        <w:rPr/>
         <w:t xml:space="preserve"> рублей.</w:t>
       </w:r>
     </w:p>
     <w:p>
       <w:pPr>
         <w:pStyle w:val="BodyText"/>
-        <w:spacing w:before="14" w:after="0"/>
-        <w:ind w:start="144" w:end="2034"/>
-        <w:rPr/>
-      </w:pPr>
-      <w:r>
-        <w:rPr/>
-      </w:r>
+        <w:spacing w:before="14"/>
+        <w:ind w:left="144" w:right="2034"/>
+      </w:pPr>
     </w:p>
     <w:p>
       <w:pPr>
         <w:pStyle w:val="BodyText"/>
-        <w:spacing w:before="14" w:after="0"/>
-        <w:ind w:start="144" w:end="2034"/>
-        <w:rPr/>
-      </w:pPr>
-      <w:r>
-        <w:rPr/>
+        <w:spacing w:before="14"/>
+        <w:ind w:left="144" w:right="2034"/>
+      </w:pPr>
+      <w:r>
         <w:t xml:space="preserve">2.2. Инвестор обязуется оплатить цену Договора в полном объеме в течение 3 </w:t>
       </w:r>
       <w:r>
@@ -1620,13 +1591,9 @@
     <w:p>
       <w:pPr>
         <w:pStyle w:val="BodyText"/>
-        <w:spacing w:before="168" w:after="0"/>
-        <w:ind w:start="0"/>
-        <w:rPr/>
-      </w:pPr>
-      <w:r>
-        <w:rPr/>
-      </w:r>
+        <w:spacing w:before="168"/>
+        <w:ind w:left="0"/>
+      </w:pPr>
     </w:p>
     <w:p>
       <w:pPr>
@@ -1636,14 +1603,11 @@
           <w:numId w:val="1"/>
         </w:numPr>
         <w:tabs>
-          <w:tab w:val="clear" w:pos="720"/>
-          <w:tab w:val="left" w:pos="853" w:leader="none"/>
+          <w:tab w:val="left" w:pos="853"/>
         </w:tabs>
         <w:jc w:val="center"/>
-        <w:rPr/>
-      </w:pPr>
-      <w:r>
-        <w:rPr/>
+      </w:pPr>
+      <w:r>
         <w:t>ПОРЯДОК</w:t>
       </w:r>
       <w:r>
@@ -1653,7 +1617,6 @@
         <w:t xml:space="preserve"> </w:t>
       </w:r>
       <w:r>
-        <w:rPr/>
         <w:t>ПЕРЕДАЧИ</w:t>
       </w:r>
       <w:r>
@@ -1672,16 +1635,11 @@
     <w:p>
       <w:pPr>
         <w:pStyle w:val="BodyText"/>
-        <w:ind w:start="0"/>
+        <w:ind w:left="0"/>
         <w:rPr>
           <w:b/>
         </w:rPr>
       </w:pPr>
-      <w:r>
-        <w:rPr>
-          <w:b/>
-        </w:rPr>
-      </w:r>
     </w:p>
     <w:p>
       <w:pPr>
@@ -1691,10 +1649,9 @@
           <w:numId w:val="1"/>
         </w:numPr>
         <w:tabs>
-          <w:tab w:val="clear" w:pos="720"/>
-          <w:tab w:val="left" w:pos="853" w:leader="none"/>
-        </w:tabs>
-        <w:ind w:hanging="0" w:start="145" w:end="149"/>
+          <w:tab w:val="left" w:pos="853"/>
+        </w:tabs>
+        <w:ind w:right="149" w:firstLine="0"/>
         <w:rPr>
           <w:sz w:val="24"/>
         </w:rPr>
@@ -1714,10 +1671,9 @@
           <w:numId w:val="1"/>
         </w:numPr>
         <w:tabs>
-          <w:tab w:val="clear" w:pos="720"/>
-          <w:tab w:val="left" w:pos="853" w:leader="none"/>
-        </w:tabs>
-        <w:ind w:hanging="0" w:start="145" w:end="151"/>
+          <w:tab w:val="left" w:pos="853"/>
+        </w:tabs>
+        <w:ind w:right="151" w:firstLine="0"/>
         <w:rPr>
           <w:sz w:val="24"/>
         </w:rPr>
@@ -1737,10 +1693,9 @@
           <w:numId w:val="1"/>
         </w:numPr>
         <w:tabs>
-          <w:tab w:val="clear" w:pos="720"/>
-          <w:tab w:val="left" w:pos="853" w:leader="none"/>
-        </w:tabs>
-        <w:ind w:hanging="708" w:start="853"/>
+          <w:tab w:val="left" w:pos="853"/>
+        </w:tabs>
+        <w:ind w:left="853"/>
         <w:rPr>
           <w:sz w:val="24"/>
         </w:rPr>
@@ -1884,10 +1839,9 @@
           <w:numId w:val="1"/>
         </w:numPr>
         <w:tabs>
-          <w:tab w:val="clear" w:pos="720"/>
-          <w:tab w:val="left" w:pos="853" w:leader="none"/>
-        </w:tabs>
-        <w:ind w:hanging="708" w:start="853"/>
+          <w:tab w:val="left" w:pos="853"/>
+        </w:tabs>
+        <w:ind w:left="853"/>
         <w:rPr>
           <w:sz w:val="24"/>
         </w:rPr>
@@ -2012,10 +1966,9 @@
           <w:numId w:val="1"/>
         </w:numPr>
         <w:tabs>
-          <w:tab w:val="clear" w:pos="720"/>
-          <w:tab w:val="left" w:pos="853" w:leader="none"/>
-        </w:tabs>
-        <w:ind w:hanging="0" w:start="145" w:end="142"/>
+          <w:tab w:val="left" w:pos="853"/>
+        </w:tabs>
+        <w:ind w:right="142" w:firstLine="0"/>
         <w:rPr>
           <w:sz w:val="24"/>
         </w:rPr>
@@ -2035,16 +1988,14 @@
           <w:numId w:val="1"/>
         </w:numPr>
         <w:tabs>
-          <w:tab w:val="clear" w:pos="720"/>
-          <w:tab w:val="left" w:pos="853" w:leader="none"/>
-        </w:tabs>
-        <w:ind w:hanging="0" w:start="145" w:end="142"/>
-        <w:rPr>
-          <w:sz w:val="24"/>
-        </w:rPr>
-      </w:pPr>
-      <w:r>
-        <w:rPr/>
+          <w:tab w:val="left" w:pos="853"/>
+        </w:tabs>
+        <w:ind w:right="142" w:firstLine="0"/>
+        <w:rPr>
+          <w:sz w:val="24"/>
+        </w:rPr>
+      </w:pPr>
+      <w:r>
         <w:t xml:space="preserve">Инвестор обязуется оплатить цену Договора в полном объеме в течение 3 </w:t>
       </w:r>
       <w:r>
@@ -2062,10 +2013,9 @@
           <w:numId w:val="1"/>
         </w:numPr>
         <w:tabs>
-          <w:tab w:val="clear" w:pos="720"/>
-          <w:tab w:val="left" w:pos="853" w:leader="none"/>
-        </w:tabs>
-        <w:ind w:hanging="0" w:start="145" w:end="150"/>
+          <w:tab w:val="left" w:pos="853"/>
+        </w:tabs>
+        <w:ind w:right="150" w:firstLine="0"/>
         <w:rPr>
           <w:sz w:val="24"/>
         </w:rPr>
@@ -2085,11 +2035,10 @@
           <w:numId w:val="1"/>
         </w:numPr>
         <w:tabs>
-          <w:tab w:val="clear" w:pos="720"/>
-          <w:tab w:val="left" w:pos="853" w:leader="none"/>
-        </w:tabs>
-        <w:spacing w:before="1" w:after="0"/>
-        <w:ind w:hanging="0" w:start="145" w:end="144"/>
+          <w:tab w:val="left" w:pos="853"/>
+        </w:tabs>
+        <w:spacing w:before="1"/>
+        <w:ind w:right="144" w:firstLine="0"/>
         <w:rPr>
           <w:sz w:val="24"/>
         </w:rPr>
@@ -2122,10 +2071,9 @@
           <w:numId w:val="1"/>
         </w:numPr>
         <w:tabs>
-          <w:tab w:val="clear" w:pos="720"/>
-          <w:tab w:val="left" w:pos="853" w:leader="none"/>
-        </w:tabs>
-        <w:ind w:hanging="0" w:start="145" w:end="146"/>
+          <w:tab w:val="left" w:pos="853"/>
+        </w:tabs>
+        <w:ind w:right="146" w:firstLine="0"/>
         <w:rPr>
           <w:sz w:val="24"/>
         </w:rPr>
@@ -2158,10 +2106,9 @@
           <w:numId w:val="1"/>
         </w:numPr>
         <w:tabs>
-          <w:tab w:val="clear" w:pos="720"/>
-          <w:tab w:val="left" w:pos="853" w:leader="none"/>
-        </w:tabs>
-        <w:ind w:hanging="0" w:start="145" w:end="141"/>
+          <w:tab w:val="left" w:pos="853"/>
+        </w:tabs>
+        <w:ind w:right="141" w:firstLine="0"/>
         <w:rPr>
           <w:sz w:val="24"/>
         </w:rPr>
@@ -2181,17 +2128,14 @@
           <w:numId w:val="1"/>
         </w:numPr>
         <w:tabs>
-          <w:tab w:val="clear" w:pos="720"/>
-          <w:tab w:val="left" w:pos="853" w:leader="none"/>
-        </w:tabs>
-        <w:spacing w:before="0" w:after="0"/>
-        <w:ind w:hanging="0" w:start="145" w:end="147"/>
-        <w:rPr>
-          <w:sz w:val="24"/>
-        </w:rPr>
-      </w:pPr>
-      <w:r>
-        <w:rPr/>
+          <w:tab w:val="left" w:pos="853"/>
+        </w:tabs>
+        <w:ind w:right="147" w:firstLine="0"/>
+        <w:rPr>
+          <w:sz w:val="24"/>
+        </w:rPr>
+      </w:pPr>
+      <w:r>
         <w:t>При уклонении Инвестора от принятия Помещения или при отказе Инвестора от принятия Помещения, Застройщик по истечении двух месяцев со дня, предусмотренного договором</w:t>
       </w:r>
       <w:r>
@@ -2201,7 +2145,6 @@
         <w:t xml:space="preserve"> </w:t>
       </w:r>
       <w:r>
-        <w:rPr/>
         <w:t>для</w:t>
       </w:r>
       <w:r>
@@ -2211,7 +2154,6 @@
         <w:t xml:space="preserve"> </w:t>
       </w:r>
       <w:r>
-        <w:rPr/>
         <w:t>передачи</w:t>
       </w:r>
       <w:r>
@@ -2221,7 +2163,6 @@
         <w:t xml:space="preserve"> </w:t>
       </w:r>
       <w:r>
-        <w:rPr/>
         <w:t>Помещения</w:t>
       </w:r>
       <w:r>
@@ -2231,7 +2172,6 @@
         <w:t xml:space="preserve"> </w:t>
       </w:r>
       <w:r>
-        <w:rPr/>
         <w:t>Инвестору,</w:t>
       </w:r>
       <w:r>
@@ -2241,7 +2181,6 @@
         <w:t xml:space="preserve"> </w:t>
       </w:r>
       <w:r>
-        <w:rPr/>
         <w:t>вправе</w:t>
       </w:r>
       <w:r>
@@ -2251,7 +2190,6 @@
         <w:t xml:space="preserve"> </w:t>
       </w:r>
       <w:r>
-        <w:rPr/>
         <w:t>составить</w:t>
       </w:r>
       <w:r>
@@ -2261,7 +2199,6 @@
         <w:t xml:space="preserve"> </w:t>
       </w:r>
       <w:r>
-        <w:rPr/>
         <w:t>односторонний</w:t>
       </w:r>
       <w:r>
@@ -2271,7 +2208,6 @@
         <w:t xml:space="preserve"> </w:t>
       </w:r>
       <w:r>
-        <w:rPr/>
         <w:t>акт</w:t>
       </w:r>
       <w:r>
@@ -2281,8 +2217,11 @@
         <w:t xml:space="preserve"> </w:t>
       </w:r>
       <w:r>
-        <w:rPr/>
-        <w:t>опередаче Помещения. При этом риск случайной гибели Помещения и бремя содержания (включая оплату коммунальных услуг и иных эксплуатационных расходов) признается перешедшим к Инвестору со дня составления Застройщиком одностороннего акта.</w:t>
+        <w:t xml:space="preserve">опередаче Помещения. При этом риск случайной гибели Помещения и бремя содержания (включая оплату коммунальных услуг и иных эксплуатационных расходов) признается перешедшим к Инвестору со дня составления </w:t>
+      </w:r>
+      <w:r>
+        <w:lastRenderedPageBreak/>
+        <w:t>Застройщиком одностороннего акта.</w:t>
       </w:r>
     </w:p>
     <w:p>
@@ -2293,10 +2232,9 @@
           <w:numId w:val="1"/>
         </w:numPr>
         <w:tabs>
-          <w:tab w:val="clear" w:pos="720"/>
-          <w:tab w:val="left" w:pos="853" w:leader="none"/>
-        </w:tabs>
-        <w:ind w:hanging="0" w:start="145" w:end="147"/>
+          <w:tab w:val="left" w:pos="853"/>
+        </w:tabs>
+        <w:ind w:right="147" w:firstLine="0"/>
         <w:rPr>
           <w:sz w:val="24"/>
         </w:rPr>
@@ -2459,10 +2397,9 @@
           <w:numId w:val="1"/>
         </w:numPr>
         <w:tabs>
-          <w:tab w:val="clear" w:pos="720"/>
-          <w:tab w:val="left" w:pos="853" w:leader="none"/>
-        </w:tabs>
-        <w:ind w:hanging="0" w:start="145" w:end="146"/>
+          <w:tab w:val="left" w:pos="853"/>
+        </w:tabs>
+        <w:ind w:right="146" w:firstLine="0"/>
         <w:rPr>
           <w:sz w:val="24"/>
         </w:rPr>
@@ -2489,11 +2426,10 @@
           <w:numId w:val="1"/>
         </w:numPr>
         <w:tabs>
-          <w:tab w:val="clear" w:pos="720"/>
-          <w:tab w:val="left" w:pos="853" w:leader="none"/>
-        </w:tabs>
-        <w:spacing w:lineRule="auto" w:line="259"/>
-        <w:ind w:hanging="0" w:start="145" w:end="145"/>
+          <w:tab w:val="left" w:pos="853"/>
+        </w:tabs>
+        <w:spacing w:line="259" w:lineRule="auto"/>
+        <w:ind w:right="145" w:firstLine="0"/>
         <w:rPr>
           <w:sz w:val="24"/>
         </w:rPr>
@@ -2515,23 +2451,15 @@
     <w:p>
       <w:pPr>
         <w:pStyle w:val="BodyText"/>
-        <w:ind w:start="0"/>
-        <w:rPr/>
-      </w:pPr>
-      <w:r>
-        <w:rPr/>
-      </w:r>
+        <w:ind w:left="0"/>
+      </w:pPr>
     </w:p>
     <w:p>
       <w:pPr>
         <w:pStyle w:val="BodyText"/>
-        <w:spacing w:before="159" w:after="0"/>
-        <w:ind w:start="0"/>
-        <w:rPr/>
-      </w:pPr>
-      <w:r>
-        <w:rPr/>
-      </w:r>
+        <w:spacing w:before="159"/>
+        <w:ind w:left="0"/>
+      </w:pPr>
     </w:p>
     <w:p>
       <w:pPr>
@@ -2541,15 +2469,12 @@
           <w:numId w:val="1"/>
         </w:numPr>
         <w:tabs>
-          <w:tab w:val="clear" w:pos="720"/>
-          <w:tab w:val="left" w:pos="853" w:leader="none"/>
-        </w:tabs>
-        <w:spacing w:before="1" w:after="0"/>
+          <w:tab w:val="left" w:pos="853"/>
+        </w:tabs>
+        <w:spacing w:before="1"/>
         <w:jc w:val="center"/>
-        <w:rPr/>
-      </w:pPr>
-      <w:r>
-        <w:rPr/>
+      </w:pPr>
+      <w:r>
         <w:t>ОБЯЗАТЕЛЬСТВА</w:t>
       </w:r>
       <w:r>
@@ -2573,16 +2498,13 @@
           <w:numId w:val="1"/>
         </w:numPr>
         <w:tabs>
-          <w:tab w:val="clear" w:pos="720"/>
-          <w:tab w:val="left" w:pos="853" w:leader="none"/>
-        </w:tabs>
-        <w:spacing w:before="276" w:after="0"/>
-        <w:ind w:hanging="708" w:start="853"/>
+          <w:tab w:val="left" w:pos="853"/>
+        </w:tabs>
+        <w:spacing w:before="276"/>
+        <w:ind w:left="853"/>
         <w:jc w:val="both"/>
-        <w:rPr/>
-      </w:pPr>
-      <w:r>
-        <w:rPr/>
+      </w:pPr>
+      <w:r>
         <w:t>Застройщик</w:t>
       </w:r>
       <w:r>
@@ -2606,8 +2528,7 @@
           <w:numId w:val="1"/>
         </w:numPr>
         <w:tabs>
-          <w:tab w:val="clear" w:pos="720"/>
-          <w:tab w:val="left" w:pos="745" w:leader="none"/>
+          <w:tab w:val="left" w:pos="745"/>
         </w:tabs>
         <w:rPr>
           <w:sz w:val="24"/>
@@ -2752,10 +2673,9 @@
           <w:numId w:val="1"/>
         </w:numPr>
         <w:tabs>
-          <w:tab w:val="clear" w:pos="720"/>
-          <w:tab w:val="left" w:pos="745" w:leader="none"/>
-        </w:tabs>
-        <w:ind w:hanging="0" w:start="145" w:end="147"/>
+          <w:tab w:val="left" w:pos="745"/>
+        </w:tabs>
+        <w:ind w:left="145" w:right="147" w:firstLine="0"/>
         <w:rPr>
           <w:sz w:val="24"/>
         </w:rPr>
@@ -2775,10 +2695,9 @@
           <w:numId w:val="1"/>
         </w:numPr>
         <w:tabs>
-          <w:tab w:val="clear" w:pos="720"/>
-          <w:tab w:val="left" w:pos="745" w:leader="none"/>
-        </w:tabs>
-        <w:ind w:hanging="0" w:start="145" w:end="151"/>
+          <w:tab w:val="left" w:pos="745"/>
+        </w:tabs>
+        <w:ind w:left="145" w:right="151" w:firstLine="0"/>
         <w:rPr>
           <w:sz w:val="24"/>
         </w:rPr>
@@ -2798,10 +2717,9 @@
           <w:numId w:val="1"/>
         </w:numPr>
         <w:tabs>
-          <w:tab w:val="clear" w:pos="720"/>
-          <w:tab w:val="left" w:pos="745" w:leader="none"/>
-        </w:tabs>
-        <w:ind w:hanging="0" w:start="145" w:end="153"/>
+          <w:tab w:val="left" w:pos="745"/>
+        </w:tabs>
+        <w:ind w:left="145" w:right="153" w:firstLine="0"/>
         <w:rPr>
           <w:sz w:val="24"/>
         </w:rPr>
@@ -2925,10 +2843,9 @@
           <w:numId w:val="1"/>
         </w:numPr>
         <w:tabs>
-          <w:tab w:val="clear" w:pos="720"/>
-          <w:tab w:val="left" w:pos="745" w:leader="none"/>
-        </w:tabs>
-        <w:ind w:hanging="0" w:start="145" w:end="143"/>
+          <w:tab w:val="left" w:pos="745"/>
+        </w:tabs>
+        <w:ind w:left="145" w:right="143" w:firstLine="0"/>
         <w:rPr>
           <w:sz w:val="24"/>
         </w:rPr>
@@ -2948,10 +2865,9 @@
           <w:numId w:val="1"/>
         </w:numPr>
         <w:tabs>
-          <w:tab w:val="clear" w:pos="720"/>
-          <w:tab w:val="left" w:pos="745" w:leader="none"/>
-        </w:tabs>
-        <w:ind w:hanging="0" w:start="145" w:end="152"/>
+          <w:tab w:val="left" w:pos="745"/>
+        </w:tabs>
+        <w:ind w:left="145" w:right="152" w:firstLine="0"/>
         <w:rPr>
           <w:sz w:val="24"/>
         </w:rPr>
@@ -3062,10 +2978,9 @@
           <w:numId w:val="1"/>
         </w:numPr>
         <w:tabs>
-          <w:tab w:val="clear" w:pos="720"/>
-          <w:tab w:val="left" w:pos="745" w:leader="none"/>
-        </w:tabs>
-        <w:ind w:hanging="0" w:start="145" w:end="147"/>
+          <w:tab w:val="left" w:pos="745"/>
+        </w:tabs>
+        <w:ind w:left="145" w:right="147" w:firstLine="0"/>
         <w:rPr>
           <w:sz w:val="24"/>
         </w:rPr>
@@ -3080,12 +2995,8 @@
     <w:p>
       <w:pPr>
         <w:pStyle w:val="BodyText"/>
-        <w:ind w:start="0"/>
-        <w:rPr/>
-      </w:pPr>
-      <w:r>
-        <w:rPr/>
-      </w:r>
+        <w:ind w:left="0"/>
+      </w:pPr>
     </w:p>
     <w:p>
       <w:pPr>
@@ -3095,14 +3006,11 @@
           <w:numId w:val="1"/>
         </w:numPr>
         <w:tabs>
-          <w:tab w:val="clear" w:pos="720"/>
-          <w:tab w:val="left" w:pos="852" w:leader="none"/>
-        </w:tabs>
-        <w:ind w:hanging="707" w:start="852"/>
-        <w:rPr/>
-      </w:pPr>
-      <w:r>
-        <w:rPr/>
+          <w:tab w:val="left" w:pos="852"/>
+        </w:tabs>
+        <w:ind w:left="852" w:hanging="707"/>
+      </w:pPr>
+      <w:r>
         <w:t>Инвестор</w:t>
       </w:r>
       <w:r>
@@ -3126,8 +3034,7 @@
           <w:numId w:val="1"/>
         </w:numPr>
         <w:tabs>
-          <w:tab w:val="clear" w:pos="720"/>
-          <w:tab w:val="left" w:pos="745" w:leader="none"/>
+          <w:tab w:val="left" w:pos="745"/>
         </w:tabs>
         <w:rPr>
           <w:sz w:val="24"/>
@@ -3253,10 +3160,9 @@
           <w:numId w:val="1"/>
         </w:numPr>
         <w:tabs>
-          <w:tab w:val="clear" w:pos="720"/>
-          <w:tab w:val="left" w:pos="745" w:leader="none"/>
-        </w:tabs>
-        <w:ind w:hanging="0" w:start="145" w:end="149"/>
+          <w:tab w:val="left" w:pos="745"/>
+        </w:tabs>
+        <w:ind w:left="145" w:right="149" w:firstLine="0"/>
         <w:rPr>
           <w:sz w:val="24"/>
         </w:rPr>
@@ -3413,33 +3319,31 @@
     </w:p>
     <w:p>
       <w:pPr>
-        <w:sectPr>
-          <w:headerReference w:type="even" r:id="rId2"/>
-          <w:headerReference w:type="default" r:id="rId3"/>
-          <w:headerReference w:type="first" r:id="rId4"/>
-          <w:type w:val="nextPage"/>
-          <w:pgSz w:w="11906" w:h="16838"/>
-          <w:pgMar w:left="1559" w:right="708" w:gutter="0" w:header="757" w:top="1160" w:footer="0" w:bottom="280"/>
-          <w:pgNumType w:start="2" w:fmt="decimal"/>
-          <w:formProt w:val="false"/>
-          <w:textDirection w:val="lrTb"/>
-          <w:docGrid w:type="default" w:linePitch="100" w:charSpace="0"/>
-        </w:sectPr>
         <w:pStyle w:val="ListParagraph"/>
         <w:numPr>
           <w:ilvl w:val="2"/>
           <w:numId w:val="1"/>
         </w:numPr>
         <w:tabs>
-          <w:tab w:val="clear" w:pos="720"/>
-          <w:tab w:val="left" w:pos="186" w:leader="none"/>
-          <w:tab w:val="left" w:pos="777" w:leader="none"/>
-        </w:tabs>
-        <w:spacing w:lineRule="auto" w:line="247" w:before="5" w:after="0"/>
-        <w:ind w:hanging="9" w:start="186" w:end="619"/>
-        <w:rPr>
-          <w:sz w:val="24"/>
-        </w:rPr>
+          <w:tab w:val="left" w:pos="186"/>
+          <w:tab w:val="left" w:pos="777"/>
+        </w:tabs>
+        <w:spacing w:before="5" w:line="247" w:lineRule="auto"/>
+        <w:ind w:left="186" w:right="619" w:hanging="9"/>
+        <w:rPr>
+          <w:sz w:val="24"/>
+        </w:rPr>
+        <w:sectPr>
+          <w:headerReference w:type="even" r:id="rId7"/>
+          <w:headerReference w:type="default" r:id="rId8"/>
+          <w:headerReference w:type="first" r:id="rId9"/>
+          <w:pgSz w:w="11906" w:h="16838"/>
+          <w:pgMar w:top="1160" w:right="708" w:bottom="280" w:left="1559" w:header="757" w:footer="0" w:gutter="0"/>
+          <w:pgNumType w:start="2"/>
+          <w:cols w:space="720"/>
+          <w:formProt w:val="0"/>
+          <w:docGrid w:linePitch="100"/>
+        </w:sectPr>
       </w:pPr>
       <w:r>
         <w:rPr>
@@ -3555,13 +3459,12 @@
     <w:p>
       <w:pPr>
         <w:pStyle w:val="BodyText"/>
-        <w:spacing w:before="80" w:after="0"/>
-        <w:ind w:start="145" w:end="147"/>
+        <w:spacing w:before="80"/>
+        <w:ind w:right="147"/>
         <w:jc w:val="both"/>
-        <w:rPr/>
-      </w:pPr>
-      <w:r>
-        <w:rPr/>
+      </w:pPr>
+      <w:r>
+        <w:lastRenderedPageBreak/>
         <w:t>Инвестор не вправе производить перепланировку, переоборудование Помещения, остекление лоджий и балконов, прокладку любых дополнительных сетей и</w:t>
       </w:r>
       <w:r>
@@ -3571,7 +3474,6 @@
         <w:t xml:space="preserve"> </w:t>
       </w:r>
       <w:r>
-        <w:rPr/>
         <w:t>коммуникаций, возводить внутренние перегородки, проемы в несущих стенах, изменять проектное положение сантехнических разводов и стояков, газового оборудования, схемы электроразводки, без предварительного письменного согласования с Застройщиком;</w:t>
       </w:r>
     </w:p>
@@ -3583,10 +3485,9 @@
           <w:numId w:val="1"/>
         </w:numPr>
         <w:tabs>
-          <w:tab w:val="clear" w:pos="720"/>
-          <w:tab w:val="left" w:pos="745" w:leader="none"/>
-        </w:tabs>
-        <w:ind w:hanging="0" w:start="145" w:end="141"/>
+          <w:tab w:val="left" w:pos="745"/>
+        </w:tabs>
+        <w:ind w:left="145" w:right="141" w:firstLine="0"/>
         <w:rPr>
           <w:sz w:val="24"/>
         </w:rPr>
@@ -3606,20 +3507,19 @@
           <w:numId w:val="1"/>
         </w:numPr>
         <w:tabs>
-          <w:tab w:val="clear" w:pos="720"/>
-          <w:tab w:val="left" w:pos="852" w:leader="none"/>
-        </w:tabs>
-        <w:spacing w:lineRule="exact" w:line="326" w:before="236" w:after="0"/>
-        <w:ind w:hanging="707" w:start="852"/>
+          <w:tab w:val="left" w:pos="852"/>
+        </w:tabs>
+        <w:spacing w:before="236" w:line="326" w:lineRule="exact"/>
+        <w:ind w:left="852" w:hanging="707"/>
         <w:rPr>
           <w:rFonts w:ascii="Arial Black" w:hAnsi="Arial Black"/>
-          <w:b w:val="false"/>
+          <w:b w:val="0"/>
         </w:rPr>
       </w:pPr>
       <w:r>
         <w:rPr>
           <w:rFonts w:ascii="Arial Black" w:hAnsi="Arial Black"/>
-          <w:b w:val="false"/>
+          <w:b w:val="0"/>
           <w:spacing w:val="-8"/>
         </w:rPr>
         <w:t>Застройщик</w:t>
@@ -3627,7 +3527,7 @@
       <w:r>
         <w:rPr>
           <w:rFonts w:ascii="Arial Black" w:hAnsi="Arial Black"/>
-          <w:b w:val="false"/>
+          <w:b w:val="0"/>
           <w:spacing w:val="-5"/>
         </w:rPr>
         <w:t xml:space="preserve"> </w:t>
@@ -3635,7 +3535,7 @@
       <w:r>
         <w:rPr>
           <w:rFonts w:ascii="Arial Black" w:hAnsi="Arial Black"/>
-          <w:b w:val="false"/>
+          <w:b w:val="0"/>
           <w:spacing w:val="-2"/>
         </w:rPr>
         <w:t>вправе:</w:t>
@@ -3649,10 +3549,9 @@
           <w:numId w:val="1"/>
         </w:numPr>
         <w:tabs>
-          <w:tab w:val="clear" w:pos="720"/>
-          <w:tab w:val="left" w:pos="745" w:leader="none"/>
-        </w:tabs>
-        <w:ind w:hanging="0" w:start="145" w:end="148"/>
+          <w:tab w:val="left" w:pos="745"/>
+        </w:tabs>
+        <w:ind w:left="145" w:right="148" w:firstLine="0"/>
         <w:rPr>
           <w:sz w:val="24"/>
         </w:rPr>
@@ -3798,8 +3697,7 @@
           <w:numId w:val="1"/>
         </w:numPr>
         <w:tabs>
-          <w:tab w:val="clear" w:pos="720"/>
-          <w:tab w:val="left" w:pos="745" w:leader="none"/>
+          <w:tab w:val="left" w:pos="745"/>
         </w:tabs>
         <w:rPr>
           <w:sz w:val="24"/>
@@ -3912,8 +3810,7 @@
           <w:numId w:val="1"/>
         </w:numPr>
         <w:tabs>
-          <w:tab w:val="clear" w:pos="720"/>
-          <w:tab w:val="left" w:pos="745" w:leader="none"/>
+          <w:tab w:val="left" w:pos="745"/>
         </w:tabs>
         <w:rPr>
           <w:sz w:val="24"/>
@@ -4039,8 +3936,7 @@
           <w:numId w:val="1"/>
         </w:numPr>
         <w:tabs>
-          <w:tab w:val="clear" w:pos="720"/>
-          <w:tab w:val="left" w:pos="745" w:leader="none"/>
+          <w:tab w:val="left" w:pos="745"/>
         </w:tabs>
         <w:rPr>
           <w:sz w:val="24"/>
@@ -4114,15 +4010,12 @@
           <w:numId w:val="1"/>
         </w:numPr>
         <w:tabs>
-          <w:tab w:val="clear" w:pos="720"/>
-          <w:tab w:val="left" w:pos="852" w:leader="none"/>
-        </w:tabs>
-        <w:spacing w:before="266" w:after="0"/>
-        <w:ind w:hanging="707" w:start="852"/>
-        <w:rPr/>
-      </w:pPr>
-      <w:r>
-        <w:rPr/>
+          <w:tab w:val="left" w:pos="852"/>
+        </w:tabs>
+        <w:spacing w:before="266"/>
+        <w:ind w:left="852" w:hanging="707"/>
+      </w:pPr>
+      <w:r>
         <w:t>Инвестор</w:t>
       </w:r>
       <w:r>
@@ -4146,10 +4039,9 @@
           <w:numId w:val="1"/>
         </w:numPr>
         <w:tabs>
-          <w:tab w:val="clear" w:pos="720"/>
-          <w:tab w:val="left" w:pos="745" w:leader="none"/>
-        </w:tabs>
-        <w:ind w:hanging="0" w:start="145" w:end="146"/>
+          <w:tab w:val="left" w:pos="745"/>
+        </w:tabs>
+        <w:ind w:left="145" w:right="146" w:firstLine="0"/>
         <w:rPr>
           <w:sz w:val="24"/>
         </w:rPr>
@@ -4260,18 +4152,17 @@
           <w:numId w:val="1"/>
         </w:numPr>
         <w:tabs>
-          <w:tab w:val="clear" w:pos="720"/>
-          <w:tab w:val="left" w:pos="745" w:leader="none"/>
-          <w:tab w:val="left" w:pos="2022" w:leader="none"/>
-          <w:tab w:val="left" w:pos="3399" w:leader="none"/>
-          <w:tab w:val="left" w:pos="4102" w:leader="none"/>
-          <w:tab w:val="left" w:pos="4659" w:leader="none"/>
-          <w:tab w:val="left" w:pos="6366" w:leader="none"/>
-          <w:tab w:val="left" w:pos="7605" w:leader="none"/>
-          <w:tab w:val="left" w:pos="7925" w:leader="none"/>
-          <w:tab w:val="left" w:pos="9382" w:leader="none"/>
-        </w:tabs>
-        <w:ind w:hanging="0" w:start="145" w:end="147"/>
+          <w:tab w:val="left" w:pos="745"/>
+          <w:tab w:val="left" w:pos="2022"/>
+          <w:tab w:val="left" w:pos="3399"/>
+          <w:tab w:val="left" w:pos="4102"/>
+          <w:tab w:val="left" w:pos="4659"/>
+          <w:tab w:val="left" w:pos="6366"/>
+          <w:tab w:val="left" w:pos="7605"/>
+          <w:tab w:val="left" w:pos="7925"/>
+          <w:tab w:val="left" w:pos="9382"/>
+        </w:tabs>
+        <w:ind w:left="145" w:right="147" w:firstLine="0"/>
         <w:rPr>
           <w:sz w:val="24"/>
         </w:rPr>
@@ -4402,10 +4293,9 @@
           <w:numId w:val="1"/>
         </w:numPr>
         <w:tabs>
-          <w:tab w:val="clear" w:pos="720"/>
-          <w:tab w:val="left" w:pos="745" w:leader="none"/>
-        </w:tabs>
-        <w:ind w:hanging="0" w:start="145" w:end="146"/>
+          <w:tab w:val="left" w:pos="745"/>
+        </w:tabs>
+        <w:ind w:left="145" w:right="146" w:firstLine="0"/>
         <w:rPr>
           <w:sz w:val="24"/>
         </w:rPr>
@@ -4420,22 +4310,14 @@
     <w:p>
       <w:pPr>
         <w:pStyle w:val="BodyText"/>
-        <w:ind w:start="0"/>
-        <w:rPr/>
-      </w:pPr>
-      <w:r>
-        <w:rPr/>
-      </w:r>
+        <w:ind w:left="0"/>
+      </w:pPr>
     </w:p>
     <w:p>
       <w:pPr>
         <w:pStyle w:val="BodyText"/>
-        <w:ind w:start="0"/>
-        <w:rPr/>
-      </w:pPr>
-      <w:r>
-        <w:rPr/>
-      </w:r>
+        <w:ind w:left="0"/>
+      </w:pPr>
     </w:p>
     <w:p>
       <w:pPr>
@@ -4445,15 +4327,12 @@
           <w:numId w:val="1"/>
         </w:numPr>
         <w:tabs>
-          <w:tab w:val="clear" w:pos="720"/>
-          <w:tab w:val="left" w:pos="852" w:leader="none"/>
-        </w:tabs>
-        <w:ind w:hanging="707" w:start="852"/>
+          <w:tab w:val="left" w:pos="852"/>
+        </w:tabs>
+        <w:ind w:left="852" w:hanging="707"/>
         <w:jc w:val="center"/>
-        <w:rPr/>
-      </w:pPr>
-      <w:r>
-        <w:rPr/>
+      </w:pPr>
+      <w:r>
         <w:t>ГАРАНТИЯ</w:t>
       </w:r>
       <w:r>
@@ -4463,7 +4342,6 @@
         <w:t xml:space="preserve"> </w:t>
       </w:r>
       <w:r>
-        <w:rPr/>
         <w:t>КАЧЕСТВА</w:t>
       </w:r>
       <w:r>
@@ -4473,7 +4351,6 @@
         <w:t xml:space="preserve"> </w:t>
       </w:r>
       <w:r>
-        <w:rPr/>
         <w:t>И</w:t>
       </w:r>
       <w:r>
@@ -4483,7 +4360,6 @@
         <w:t xml:space="preserve"> </w:t>
       </w:r>
       <w:r>
-        <w:rPr/>
         <w:t>ОТВЕТСТВЕННОСТЬ</w:t>
       </w:r>
       <w:r>
@@ -4507,10 +4383,9 @@
           <w:numId w:val="1"/>
         </w:numPr>
         <w:tabs>
-          <w:tab w:val="clear" w:pos="720"/>
-          <w:tab w:val="left" w:pos="852" w:leader="none"/>
-        </w:tabs>
-        <w:ind w:hanging="0" w:start="145" w:end="142"/>
+          <w:tab w:val="left" w:pos="852"/>
+        </w:tabs>
+        <w:ind w:right="142" w:firstLine="0"/>
         <w:rPr>
           <w:sz w:val="24"/>
         </w:rPr>
@@ -4641,10 +4516,9 @@
           <w:numId w:val="1"/>
         </w:numPr>
         <w:tabs>
-          <w:tab w:val="clear" w:pos="720"/>
-          <w:tab w:val="left" w:pos="852" w:leader="none"/>
-        </w:tabs>
-        <w:ind w:hanging="0" w:start="145" w:end="151"/>
+          <w:tab w:val="left" w:pos="852"/>
+        </w:tabs>
+        <w:ind w:right="151" w:firstLine="0"/>
         <w:rPr>
           <w:sz w:val="24"/>
         </w:rPr>
@@ -4768,10 +4642,9 @@
           <w:numId w:val="1"/>
         </w:numPr>
         <w:tabs>
-          <w:tab w:val="clear" w:pos="720"/>
-          <w:tab w:val="left" w:pos="852" w:leader="none"/>
-        </w:tabs>
-        <w:ind w:hanging="0" w:start="145" w:end="144"/>
+          <w:tab w:val="left" w:pos="852"/>
+        </w:tabs>
+        <w:ind w:right="144" w:firstLine="0"/>
         <w:rPr>
           <w:sz w:val="24"/>
         </w:rPr>
@@ -4791,11 +4664,10 @@
           <w:numId w:val="1"/>
         </w:numPr>
         <w:tabs>
-          <w:tab w:val="clear" w:pos="720"/>
-          <w:tab w:val="left" w:pos="852" w:leader="none"/>
-        </w:tabs>
-        <w:spacing w:lineRule="auto" w:line="259"/>
-        <w:ind w:hanging="0" w:start="145" w:end="161"/>
+          <w:tab w:val="left" w:pos="852"/>
+        </w:tabs>
+        <w:spacing w:line="259" w:lineRule="auto"/>
+        <w:ind w:right="161" w:firstLine="0"/>
         <w:rPr>
           <w:sz w:val="24"/>
         </w:rPr>
@@ -4906,10 +4778,9 @@
           <w:numId w:val="1"/>
         </w:numPr>
         <w:tabs>
-          <w:tab w:val="clear" w:pos="720"/>
-          <w:tab w:val="left" w:pos="853" w:leader="none"/>
-        </w:tabs>
-        <w:ind w:hanging="0" w:start="145" w:end="148"/>
+          <w:tab w:val="left" w:pos="853"/>
+        </w:tabs>
+        <w:ind w:right="148" w:firstLine="0"/>
         <w:rPr>
           <w:sz w:val="24"/>
         </w:rPr>
@@ -4968,10 +4839,9 @@
           <w:numId w:val="1"/>
         </w:numPr>
         <w:tabs>
-          <w:tab w:val="clear" w:pos="720"/>
-          <w:tab w:val="left" w:pos="853" w:leader="none"/>
-        </w:tabs>
-        <w:ind w:hanging="0" w:start="145" w:end="146"/>
+          <w:tab w:val="left" w:pos="853"/>
+        </w:tabs>
+        <w:ind w:right="146" w:firstLine="0"/>
         <w:rPr>
           <w:sz w:val="24"/>
         </w:rPr>
@@ -4998,10 +4868,9 @@
           <w:numId w:val="1"/>
         </w:numPr>
         <w:tabs>
-          <w:tab w:val="clear" w:pos="720"/>
-          <w:tab w:val="left" w:pos="853" w:leader="none"/>
-        </w:tabs>
-        <w:ind w:hanging="0" w:start="145" w:end="155"/>
+          <w:tab w:val="left" w:pos="853"/>
+        </w:tabs>
+        <w:ind w:right="155" w:firstLine="0"/>
         <w:rPr>
           <w:sz w:val="24"/>
         </w:rPr>
@@ -5021,10 +4890,9 @@
           <w:numId w:val="1"/>
         </w:numPr>
         <w:tabs>
-          <w:tab w:val="clear" w:pos="720"/>
-          <w:tab w:val="left" w:pos="853" w:leader="none"/>
-        </w:tabs>
-        <w:ind w:hanging="0" w:start="145" w:end="144"/>
+          <w:tab w:val="left" w:pos="853"/>
+        </w:tabs>
+        <w:ind w:right="144" w:firstLine="0"/>
         <w:rPr>
           <w:sz w:val="24"/>
         </w:rPr>
@@ -5044,10 +4912,9 @@
           <w:numId w:val="1"/>
         </w:numPr>
         <w:tabs>
-          <w:tab w:val="clear" w:pos="720"/>
-          <w:tab w:val="left" w:pos="853" w:leader="none"/>
-        </w:tabs>
-        <w:ind w:hanging="708" w:start="853"/>
+          <w:tab w:val="left" w:pos="853"/>
+        </w:tabs>
+        <w:ind w:left="853"/>
         <w:rPr>
           <w:sz w:val="24"/>
         </w:rPr>
@@ -5165,10 +5032,9 @@
           <w:numId w:val="1"/>
         </w:numPr>
         <w:tabs>
-          <w:tab w:val="clear" w:pos="720"/>
-          <w:tab w:val="left" w:pos="853" w:leader="none"/>
-        </w:tabs>
-        <w:ind w:hanging="0" w:start="145" w:end="150"/>
+          <w:tab w:val="left" w:pos="853"/>
+        </w:tabs>
+        <w:ind w:right="150" w:firstLine="0"/>
         <w:rPr>
           <w:sz w:val="24"/>
         </w:rPr>
@@ -5182,32 +5048,28 @@
     </w:p>
     <w:p>
       <w:pPr>
-        <w:sectPr>
-          <w:headerReference w:type="even" r:id="rId5"/>
-          <w:headerReference w:type="default" r:id="rId6"/>
-          <w:headerReference w:type="first" r:id="rId7"/>
-          <w:type w:val="nextPage"/>
-          <w:pgSz w:w="11906" w:h="16838"/>
-          <w:pgMar w:left="1559" w:right="708" w:gutter="0" w:header="757" w:top="1160" w:footer="0" w:bottom="280"/>
-          <w:pgNumType w:fmt="decimal"/>
-          <w:formProt w:val="false"/>
-          <w:textDirection w:val="lrTb"/>
-          <w:docGrid w:type="default" w:linePitch="100" w:charSpace="0"/>
-        </w:sectPr>
         <w:pStyle w:val="ListParagraph"/>
         <w:numPr>
           <w:ilvl w:val="1"/>
           <w:numId w:val="1"/>
         </w:numPr>
         <w:tabs>
-          <w:tab w:val="clear" w:pos="720"/>
-          <w:tab w:val="left" w:pos="853" w:leader="none"/>
-        </w:tabs>
-        <w:spacing w:before="0" w:after="0"/>
-        <w:ind w:hanging="0" w:start="145" w:end="151"/>
-        <w:rPr>
-          <w:sz w:val="24"/>
-        </w:rPr>
+          <w:tab w:val="left" w:pos="853"/>
+        </w:tabs>
+        <w:ind w:right="151" w:firstLine="0"/>
+        <w:rPr>
+          <w:sz w:val="24"/>
+        </w:rPr>
+        <w:sectPr>
+          <w:headerReference w:type="even" r:id="rId10"/>
+          <w:headerReference w:type="default" r:id="rId11"/>
+          <w:headerReference w:type="first" r:id="rId12"/>
+          <w:pgSz w:w="11906" w:h="16838"/>
+          <w:pgMar w:top="1160" w:right="708" w:bottom="280" w:left="1559" w:header="757" w:footer="0" w:gutter="0"/>
+          <w:cols w:space="720"/>
+          <w:formProt w:val="0"/>
+          <w:docGrid w:linePitch="100"/>
+        </w:sectPr>
       </w:pPr>
       <w:r>
         <w:rPr>
@@ -5231,19 +5093,19 @@
           <w:numId w:val="1"/>
         </w:numPr>
         <w:tabs>
-          <w:tab w:val="clear" w:pos="720"/>
-          <w:tab w:val="left" w:pos="853" w:leader="none"/>
-        </w:tabs>
-        <w:spacing w:before="80" w:after="0"/>
-        <w:ind w:hanging="0" w:start="145" w:end="151"/>
-        <w:rPr>
-          <w:sz w:val="24"/>
-        </w:rPr>
-      </w:pPr>
-      <w:r>
-        <w:rPr>
-          <w:sz w:val="24"/>
-        </w:rPr>
+          <w:tab w:val="left" w:pos="853"/>
+        </w:tabs>
+        <w:spacing w:before="80"/>
+        <w:ind w:right="151" w:firstLine="0"/>
+        <w:rPr>
+          <w:sz w:val="24"/>
+        </w:rPr>
+      </w:pPr>
+      <w:r>
+        <w:rPr>
+          <w:sz w:val="24"/>
+        </w:rPr>
+        <w:lastRenderedPageBreak/>
         <w:t>Споры, вытекающие из настоящего договора, подлежат рассмотрению в порядке, предусмотренном действующим законодательством РФ.</w:t>
       </w:r>
     </w:p>
@@ -5254,30 +5116,18 @@
           <w:sz w:val="24"/>
         </w:rPr>
       </w:pPr>
-      <w:r>
-        <w:rPr>
-          <w:sz w:val="24"/>
-        </w:rPr>
-      </w:r>
-    </w:p>
-    <w:p>
-      <w:pPr>
-        <w:pStyle w:val="Normal"/>
-        <w:tabs>
-          <w:tab w:val="clear" w:pos="720"/>
-          <w:tab w:val="left" w:pos="853" w:leader="none"/>
-        </w:tabs>
-        <w:spacing w:before="80" w:after="0"/>
-        <w:ind w:start="-563" w:end="151"/>
-        <w:rPr>
-          <w:sz w:val="24"/>
-        </w:rPr>
-      </w:pPr>
-      <w:r>
-        <w:rPr>
-          <w:sz w:val="24"/>
-        </w:rPr>
-      </w:r>
+    </w:p>
+    <w:p>
+      <w:pPr>
+        <w:tabs>
+          <w:tab w:val="left" w:pos="853"/>
+        </w:tabs>
+        <w:spacing w:before="80"/>
+        <w:ind w:left="-563" w:right="151"/>
+        <w:rPr>
+          <w:sz w:val="24"/>
+        </w:rPr>
+      </w:pPr>
     </w:p>
     <w:p>
       <w:pPr>
@@ -5287,14 +5137,11 @@
           <w:numId w:val="1"/>
         </w:numPr>
         <w:tabs>
-          <w:tab w:val="clear" w:pos="720"/>
-          <w:tab w:val="left" w:pos="853" w:leader="none"/>
+          <w:tab w:val="left" w:pos="853"/>
         </w:tabs>
         <w:jc w:val="center"/>
-        <w:rPr/>
-      </w:pPr>
-      <w:r>
-        <w:rPr/>
+      </w:pPr>
+      <w:r>
         <w:t>ЗАКЛЮЧИТЕЛЬНЫЕ</w:t>
       </w:r>
       <w:r>
@@ -5318,11 +5165,10 @@
           <w:numId w:val="1"/>
         </w:numPr>
         <w:tabs>
-          <w:tab w:val="clear" w:pos="720"/>
-          <w:tab w:val="left" w:pos="853" w:leader="none"/>
-        </w:tabs>
-        <w:spacing w:before="276" w:after="0"/>
-        <w:ind w:hanging="0" w:start="145" w:end="145"/>
+          <w:tab w:val="left" w:pos="853"/>
+        </w:tabs>
+        <w:spacing w:before="276"/>
+        <w:ind w:right="145" w:firstLine="0"/>
         <w:rPr>
           <w:sz w:val="24"/>
         </w:rPr>
@@ -5342,10 +5188,9 @@
           <w:numId w:val="1"/>
         </w:numPr>
         <w:tabs>
-          <w:tab w:val="clear" w:pos="720"/>
-          <w:tab w:val="left" w:pos="853" w:leader="none"/>
-        </w:tabs>
-        <w:ind w:hanging="0" w:start="145" w:end="145"/>
+          <w:tab w:val="left" w:pos="853"/>
+        </w:tabs>
+        <w:ind w:right="145" w:firstLine="0"/>
         <w:rPr>
           <w:sz w:val="24"/>
         </w:rPr>
@@ -5365,10 +5210,9 @@
           <w:numId w:val="1"/>
         </w:numPr>
         <w:tabs>
-          <w:tab w:val="clear" w:pos="720"/>
-          <w:tab w:val="left" w:pos="853" w:leader="none"/>
-        </w:tabs>
-        <w:ind w:hanging="0" w:start="145" w:end="145"/>
+          <w:tab w:val="left" w:pos="853"/>
+        </w:tabs>
+        <w:ind w:right="145" w:firstLine="0"/>
         <w:rPr>
           <w:sz w:val="24"/>
         </w:rPr>
@@ -5388,10 +5232,9 @@
           <w:numId w:val="1"/>
         </w:numPr>
         <w:tabs>
-          <w:tab w:val="clear" w:pos="720"/>
-          <w:tab w:val="left" w:pos="853" w:leader="none"/>
-        </w:tabs>
-        <w:ind w:hanging="0" w:start="145" w:end="145"/>
+          <w:tab w:val="left" w:pos="853"/>
+        </w:tabs>
+        <w:ind w:right="145" w:firstLine="0"/>
         <w:rPr>
           <w:sz w:val="24"/>
         </w:rPr>
@@ -5411,10 +5254,9 @@
           <w:numId w:val="1"/>
         </w:numPr>
         <w:tabs>
-          <w:tab w:val="clear" w:pos="720"/>
-          <w:tab w:val="left" w:pos="853" w:leader="none"/>
-        </w:tabs>
-        <w:ind w:hanging="0" w:start="145" w:end="147"/>
+          <w:tab w:val="left" w:pos="853"/>
+        </w:tabs>
+        <w:ind w:right="147" w:firstLine="0"/>
         <w:rPr>
           <w:sz w:val="24"/>
         </w:rPr>
@@ -5434,11 +5276,10 @@
           <w:numId w:val="1"/>
         </w:numPr>
         <w:tabs>
-          <w:tab w:val="clear" w:pos="720"/>
-          <w:tab w:val="left" w:pos="853" w:leader="none"/>
-        </w:tabs>
-        <w:spacing w:lineRule="auto" w:line="259"/>
-        <w:ind w:hanging="0" w:start="145" w:end="147"/>
+          <w:tab w:val="left" w:pos="853"/>
+        </w:tabs>
+        <w:spacing w:line="259" w:lineRule="auto"/>
+        <w:ind w:right="147" w:firstLine="0"/>
         <w:rPr>
           <w:sz w:val="24"/>
         </w:rPr>
@@ -5453,22 +5294,14 @@
     <w:p>
       <w:pPr>
         <w:pStyle w:val="BodyText"/>
-        <w:ind w:start="0"/>
-        <w:rPr/>
-      </w:pPr>
-      <w:r>
-        <w:rPr/>
-      </w:r>
+        <w:ind w:left="0"/>
+      </w:pPr>
     </w:p>
     <w:p>
       <w:pPr>
         <w:pStyle w:val="BodyText"/>
-        <w:ind w:start="0"/>
-        <w:rPr/>
-      </w:pPr>
-      <w:r>
-        <w:rPr/>
-      </w:r>
+        <w:ind w:left="0"/>
+      </w:pPr>
     </w:p>
     <w:p>
       <w:pPr>
@@ -5478,8 +5311,7 @@
           <w:numId w:val="1"/>
         </w:numPr>
         <w:tabs>
-          <w:tab w:val="clear" w:pos="720"/>
-          <w:tab w:val="left" w:pos="853" w:leader="none"/>
+          <w:tab w:val="left" w:pos="853"/>
         </w:tabs>
         <w:jc w:val="center"/>
         <w:rPr>
@@ -5544,34 +5376,25 @@
     <w:p>
       <w:pPr>
         <w:pStyle w:val="BodyText"/>
-        <w:spacing w:before="46" w:after="0"/>
-        <w:ind w:start="0"/>
+        <w:spacing w:before="46"/>
+        <w:ind w:left="0"/>
         <w:rPr>
           <w:b/>
           <w:sz w:val="20"/>
         </w:rPr>
       </w:pPr>
-      <w:r>
-        <w:rPr>
-          <w:b/>
-          <w:sz w:val="20"/>
-        </w:rPr>
-      </w:r>
     </w:p>
     <w:tbl>
       <w:tblPr>
-        <w:tblStyle w:val="TableNormal"/>
+        <w:tblStyle w:val="TableNormal1"/>
         <w:tblW w:w="9344" w:type="dxa"/>
-        <w:jc w:val="start"/>
         <w:tblInd w:w="148" w:type="dxa"/>
         <w:tblLayout w:type="fixed"/>
         <w:tblCellMar>
-          <w:top w:w="0" w:type="dxa"/>
-          <w:start w:w="5" w:type="dxa"/>
-          <w:bottom w:w="0" w:type="dxa"/>
-          <w:end w:w="5" w:type="dxa"/>
+          <w:left w:w="5" w:type="dxa"/>
+          <w:right w:w="5" w:type="dxa"/>
         </w:tblCellMar>
-        <w:tblLook w:val="01e0" w:noVBand="0" w:noHBand="0" w:lastColumn="1" w:firstColumn="1" w:lastRow="1" w:firstRow="1"/>
+        <w:tblLook w:val="01E0" w:firstRow="1" w:lastRow="1" w:firstColumn="1" w:lastColumn="1" w:noHBand="0" w:noVBand="0"/>
       </w:tblPr>
       <w:tblGrid>
         <w:gridCol w:w="4672"/>
@@ -5579,25 +5402,21 @@
       </w:tblGrid>
       <w:tr>
         <w:trPr>
-          <w:trHeight w:val="5244" w:hRule="atLeast"/>
+          <w:trHeight w:val="5244"/>
         </w:trPr>
         <w:tc>
           <w:tcPr>
             <w:tcW w:w="4672" w:type="dxa"/>
             <w:tcBorders>
               <w:top w:val="single" w:sz="4" w:space="0" w:color="000000"/>
-              <w:start w:val="single" w:sz="4" w:space="0" w:color="000000"/>
+              <w:left w:val="single" w:sz="4" w:space="0" w:color="000000"/>
               <w:bottom w:val="single" w:sz="4" w:space="0" w:color="000000"/>
-              <w:end w:val="single" w:sz="4" w:space="0" w:color="000000"/>
+              <w:right w:val="single" w:sz="4" w:space="0" w:color="000000"/>
             </w:tcBorders>
           </w:tcPr>
           <w:p>
             <w:pPr>
               <w:pStyle w:val="TableParagraph"/>
-              <w:widowControl w:val="false"/>
-              <w:suppressAutoHyphens w:val="true"/>
-              <w:spacing w:before="0" w:after="0"/>
-              <w:jc w:val="start"/>
               <w:rPr>
                 <w:b/>
                 <w:sz w:val="24"/>
@@ -5607,10 +5426,7 @@
               <w:rPr>
                 <w:b/>
                 <w:spacing w:val="-2"/>
-                <w:kern w:val="0"/>
                 <w:sz w:val="24"/>
-                <w:szCs w:val="22"/>
-                <w:lang w:eastAsia="en-US" w:bidi="ar-SA"/>
               </w:rPr>
               <w:t>ЗАСТРОЙЩИК</w:t>
             </w:r>
@@ -5618,66 +5434,6 @@
           <w:p>
             <w:pPr>
               <w:pStyle w:val="TableParagraph"/>
-              <w:widowControl w:val="false"/>
-              <w:suppressAutoHyphens w:val="true"/>
-              <w:spacing w:before="0" w:after="0"/>
-              <w:jc w:val="start"/>
-              <w:rPr>
-                <w:b/>
-                <w:sz w:val="24"/>
-              </w:rPr>
-            </w:pPr>
-            <w:r>
-              <w:rPr>
-                <w:b/>
-                <w:kern w:val="0"/>
-                <w:sz w:val="24"/>
-                <w:szCs w:val="22"/>
-                <w:lang w:eastAsia="en-US" w:bidi="ar-SA"/>
-              </w:rPr>
-              <w:t>ООО</w:t>
-            </w:r>
-            <w:r>
-              <w:rPr>
-                <w:b/>
-                <w:spacing w:val="-2"/>
-                <w:kern w:val="0"/>
-                <w:sz w:val="24"/>
-                <w:szCs w:val="22"/>
-                <w:lang w:eastAsia="en-US" w:bidi="ar-SA"/>
-              </w:rPr>
-              <w:t xml:space="preserve"> </w:t>
-            </w:r>
-            <w:r>
-              <w:rPr>
-                <w:b/>
-                <w:kern w:val="0"/>
-                <w:sz w:val="24"/>
-                <w:szCs w:val="22"/>
-                <w:lang w:eastAsia="en-US" w:bidi="ar-SA"/>
-              </w:rPr>
-              <w:t>«ИСХА КОНЦЕПТ</w:t>
-            </w:r>
-            <w:r>
-              <w:rPr>
-                <w:b/>
-                <w:spacing w:val="-2"/>
-                <w:kern w:val="0"/>
-                <w:sz w:val="24"/>
-                <w:szCs w:val="22"/>
-                <w:lang w:eastAsia="en-US" w:bidi="ar-SA"/>
-              </w:rPr>
-              <w:t>»</w:t>
-            </w:r>
-          </w:p>
-          <w:p>
-            <w:pPr>
-              <w:pStyle w:val="TableParagraph"/>
-              <w:widowControl w:val="false"/>
-              <w:suppressAutoHyphens w:val="true"/>
-              <w:spacing w:before="0" w:after="0"/>
-              <w:ind w:start="0"/>
-              <w:jc w:val="start"/>
               <w:rPr>
                 <w:b/>
                 <w:sz w:val="24"/>
@@ -5688,45 +5444,66 @@
                 <w:b/>
                 <w:sz w:val="24"/>
               </w:rPr>
+              <w:t>ООО</w:t>
+            </w:r>
+            <w:r>
+              <w:rPr>
+                <w:b/>
+                <w:spacing w:val="-2"/>
+                <w:sz w:val="24"/>
+              </w:rPr>
+              <w:t xml:space="preserve"> </w:t>
+            </w:r>
+            <w:r>
+              <w:rPr>
+                <w:b/>
+                <w:sz w:val="24"/>
+              </w:rPr>
+              <w:t>«ИСХА КОНЦЕПТ</w:t>
+            </w:r>
+            <w:r>
+              <w:rPr>
+                <w:b/>
+                <w:spacing w:val="-2"/>
+                <w:sz w:val="24"/>
+              </w:rPr>
+              <w:t>»</w:t>
             </w:r>
           </w:p>
           <w:p>
             <w:pPr>
               <w:pStyle w:val="TableParagraph"/>
-              <w:widowControl w:val="false"/>
-              <w:suppressAutoHyphens w:val="true"/>
-              <w:spacing w:before="0" w:after="0"/>
-              <w:jc w:val="start"/>
+              <w:ind w:left="0"/>
+              <w:rPr>
+                <w:b/>
+                <w:sz w:val="24"/>
+              </w:rPr>
+            </w:pPr>
+          </w:p>
+          <w:p>
+            <w:pPr>
+              <w:pStyle w:val="TableParagraph"/>
               <w:rPr>
                 <w:sz w:val="24"/>
               </w:rPr>
             </w:pPr>
             <w:r>
               <w:rPr>
-                <w:kern w:val="0"/>
                 <w:sz w:val="24"/>
-                <w:szCs w:val="22"/>
-                <w:lang w:eastAsia="en-US" w:bidi="ar-SA"/>
               </w:rPr>
               <w:t>ОГРН</w:t>
             </w:r>
             <w:r>
               <w:rPr>
                 <w:spacing w:val="-3"/>
-                <w:kern w:val="0"/>
                 <w:sz w:val="24"/>
-                <w:szCs w:val="22"/>
-                <w:lang w:eastAsia="en-US" w:bidi="ar-SA"/>
               </w:rPr>
               <w:t xml:space="preserve"> </w:t>
             </w:r>
             <w:r>
               <w:rPr>
                 <w:spacing w:val="-2"/>
-                <w:kern w:val="0"/>
                 <w:sz w:val="24"/>
-                <w:szCs w:val="22"/>
-                <w:lang w:eastAsia="en-US" w:bidi="ar-SA"/>
               </w:rPr>
               <w:t>1250500015644</w:t>
             </w:r>
@@ -5734,30 +5511,20 @@
           <w:p>
             <w:pPr>
               <w:pStyle w:val="TableParagraph"/>
-              <w:widowControl w:val="false"/>
-              <w:suppressAutoHyphens w:val="true"/>
-              <w:spacing w:before="0" w:after="0"/>
-              <w:jc w:val="start"/>
               <w:rPr>
                 <w:sz w:val="24"/>
               </w:rPr>
             </w:pPr>
             <w:r>
               <w:rPr>
-                <w:kern w:val="0"/>
                 <w:sz w:val="24"/>
-                <w:szCs w:val="22"/>
-                <w:lang w:eastAsia="en-US" w:bidi="ar-SA"/>
               </w:rPr>
               <w:t>ИНН</w:t>
             </w:r>
             <w:r>
               <w:rPr>
                 <w:spacing w:val="-2"/>
-                <w:kern w:val="0"/>
                 <w:sz w:val="24"/>
-                <w:szCs w:val="22"/>
-                <w:lang w:eastAsia="en-US" w:bidi="ar-SA"/>
               </w:rPr>
               <w:t xml:space="preserve"> 0500040900</w:t>
             </w:r>
@@ -5765,52 +5532,34 @@
           <w:p>
             <w:pPr>
               <w:pStyle w:val="TableParagraph"/>
-              <w:widowControl w:val="false"/>
-              <w:suppressAutoHyphens w:val="true"/>
-              <w:spacing w:before="0" w:after="0"/>
-              <w:jc w:val="start"/>
               <w:rPr>
                 <w:sz w:val="24"/>
               </w:rPr>
             </w:pPr>
             <w:r>
               <w:rPr>
-                <w:kern w:val="0"/>
                 <w:sz w:val="24"/>
-                <w:szCs w:val="22"/>
-                <w:lang w:eastAsia="en-US" w:bidi="ar-SA"/>
               </w:rPr>
               <w:t>КПП</w:t>
             </w:r>
             <w:r>
               <w:rPr>
                 <w:spacing w:val="-3"/>
-                <w:kern w:val="0"/>
                 <w:sz w:val="24"/>
-                <w:szCs w:val="22"/>
-                <w:lang w:eastAsia="en-US" w:bidi="ar-SA"/>
               </w:rPr>
               <w:t xml:space="preserve"> </w:t>
             </w:r>
             <w:r>
               <w:rPr>
                 <w:spacing w:val="-2"/>
-                <w:kern w:val="0"/>
                 <w:sz w:val="24"/>
-                <w:szCs w:val="22"/>
-                <w:lang w:eastAsia="en-US" w:bidi="ar-SA"/>
               </w:rPr>
               <w:t>050001001</w:t>
             </w:r>
           </w:p>
           <w:p>
             <w:pPr>
-              <w:pStyle w:val="Normal"/>
-              <w:widowControl w:val="false"/>
-              <w:suppressAutoHyphens w:val="true"/>
-              <w:spacing w:before="0" w:after="0"/>
-              <w:ind w:start="57"/>
-              <w:jc w:val="start"/>
+              <w:ind w:left="57"/>
               <w:rPr>
                 <w:sz w:val="26"/>
                 <w:szCs w:val="26"/>
@@ -5818,19 +5567,14 @@
             </w:pPr>
             <w:r>
               <w:rPr>
-                <w:kern w:val="0"/>
                 <w:sz w:val="24"/>
-                <w:szCs w:val="22"/>
-                <w:lang w:eastAsia="en-US" w:bidi="ar-SA"/>
               </w:rPr>
               <w:t xml:space="preserve">Юридический адрес: </w:t>
             </w:r>
             <w:r>
               <w:rPr>
-                <w:kern w:val="0"/>
                 <w:sz w:val="26"/>
                 <w:szCs w:val="26"/>
-                <w:lang w:eastAsia="en-US" w:bidi="ar-SA"/>
               </w:rPr>
               <w:t>367026, Республика Дагестан, г. Махачкала, ул. Мурсалова, д.9-А</w:t>
             </w:r>
@@ -5838,10 +5582,6 @@
           <w:p>
             <w:pPr>
               <w:pStyle w:val="TableParagraph"/>
-              <w:widowControl w:val="false"/>
-              <w:suppressAutoHyphens w:val="true"/>
-              <w:spacing w:before="0" w:after="0"/>
-              <w:jc w:val="start"/>
               <w:rPr>
                 <w:sz w:val="24"/>
               </w:rPr>
@@ -5849,19 +5589,14 @@
             <w:r>
               <w:rPr>
                 <w:spacing w:val="-2"/>
-                <w:kern w:val="0"/>
                 <w:sz w:val="24"/>
-                <w:szCs w:val="22"/>
-                <w:lang w:eastAsia="en-US" w:bidi="ar-SA"/>
               </w:rPr>
               <w:t xml:space="preserve">Телефон: </w:t>
             </w:r>
             <w:r>
               <w:rPr>
-                <w:kern w:val="0"/>
                 <w:sz w:val="26"/>
                 <w:szCs w:val="26"/>
-                <w:lang w:eastAsia="en-US" w:bidi="ar-SA"/>
               </w:rPr>
               <w:t>+79217111181</w:t>
             </w:r>
@@ -5869,10 +5604,6 @@
           <w:p>
             <w:pPr>
               <w:pStyle w:val="TableParagraph"/>
-              <w:widowControl w:val="false"/>
-              <w:suppressAutoHyphens w:val="true"/>
-              <w:spacing w:before="0" w:after="0"/>
-              <w:jc w:val="start"/>
               <w:rPr>
                 <w:sz w:val="24"/>
               </w:rPr>
@@ -5880,10 +5611,7 @@
             <w:r>
               <w:rPr>
                 <w:spacing w:val="-2"/>
-                <w:kern w:val="0"/>
                 <w:sz w:val="24"/>
-                <w:szCs w:val="22"/>
-                <w:lang w:eastAsia="en-US" w:bidi="ar-SA"/>
               </w:rPr>
               <w:t>Эл.почта:</w:t>
             </w:r>
@@ -5891,29 +5619,16 @@
           <w:p>
             <w:pPr>
               <w:pStyle w:val="TableParagraph"/>
-              <w:widowControl w:val="false"/>
-              <w:suppressAutoHyphens w:val="true"/>
-              <w:spacing w:before="0" w:after="0"/>
-              <w:ind w:start="0"/>
-              <w:jc w:val="start"/>
+              <w:ind w:left="0"/>
               <w:rPr>
                 <w:b/>
                 <w:sz w:val="24"/>
               </w:rPr>
             </w:pPr>
-            <w:r>
-              <w:rPr>
-                <w:b/>
-                <w:sz w:val="24"/>
-              </w:rPr>
-            </w:r>
           </w:p>
           <w:p>
             <w:pPr>
               <w:pStyle w:val="TableParagraph"/>
-              <w:widowControl w:val="false"/>
-              <w:suppressAutoHyphens w:val="true"/>
-              <w:spacing w:before="0" w:after="0"/>
               <w:jc w:val="both"/>
               <w:rPr>
                 <w:sz w:val="24"/>
@@ -5921,30 +5636,21 @@
             </w:pPr>
             <w:r>
               <w:rPr>
-                <w:kern w:val="0"/>
                 <w:sz w:val="24"/>
-                <w:szCs w:val="22"/>
-                <w:lang w:eastAsia="en-US" w:bidi="ar-SA"/>
               </w:rPr>
               <w:t>Генеральный</w:t>
             </w:r>
             <w:r>
               <w:rPr>
                 <w:spacing w:val="-7"/>
-                <w:kern w:val="0"/>
                 <w:sz w:val="24"/>
-                <w:szCs w:val="22"/>
-                <w:lang w:eastAsia="en-US" w:bidi="ar-SA"/>
               </w:rPr>
               <w:t xml:space="preserve"> </w:t>
             </w:r>
             <w:r>
               <w:rPr>
                 <w:spacing w:val="-2"/>
-                <w:kern w:val="0"/>
                 <w:sz w:val="24"/>
-                <w:szCs w:val="22"/>
-                <w:lang w:eastAsia="en-US" w:bidi="ar-SA"/>
               </w:rPr>
               <w:t xml:space="preserve">директор: </w:t>
             </w:r>
@@ -5952,14 +5658,10 @@
           <w:p>
             <w:pPr>
               <w:pStyle w:val="TableParagraph"/>
-              <w:widowControl w:val="false"/>
               <w:tabs>
-                <w:tab w:val="clear" w:pos="720"/>
-                <w:tab w:val="left" w:pos="3928" w:leader="none"/>
+                <w:tab w:val="left" w:pos="3928"/>
               </w:tabs>
-              <w:suppressAutoHyphens w:val="true"/>
-              <w:spacing w:before="0" w:after="0"/>
-              <w:ind w:start="109"/>
+              <w:ind w:left="109"/>
               <w:jc w:val="both"/>
               <w:rPr>
                 <w:sz w:val="24"/>
@@ -5967,20 +5669,14 @@
             </w:pPr>
             <w:r>
               <w:rPr>
-                <w:kern w:val="0"/>
                 <w:sz w:val="24"/>
-                <w:szCs w:val="22"/>
-                <w:lang w:eastAsia="en-US" w:bidi="ar-SA"/>
               </w:rPr>
               <w:t xml:space="preserve">Магомедов И.А. </w:t>
             </w:r>
             <w:r>
               <w:rPr>
-                <w:kern w:val="0"/>
                 <w:sz w:val="24"/>
-                <w:szCs w:val="22"/>
                 <w:u w:val="single"/>
-                <w:lang w:eastAsia="en-US" w:bidi="ar-SA"/>
               </w:rPr>
               <w:tab/>
             </w:r>
@@ -5991,23 +5687,19 @@
             <w:tcW w:w="4672" w:type="dxa"/>
             <w:tcBorders>
               <w:top w:val="single" w:sz="4" w:space="0" w:color="000000"/>
-              <w:start w:val="single" w:sz="4" w:space="0" w:color="000000"/>
+              <w:left w:val="single" w:sz="4" w:space="0" w:color="000000"/>
               <w:bottom w:val="single" w:sz="4" w:space="0" w:color="000000"/>
-              <w:end w:val="single" w:sz="4" w:space="0" w:color="000000"/>
+              <w:right w:val="single" w:sz="4" w:space="0" w:color="000000"/>
             </w:tcBorders>
           </w:tcPr>
           <w:p>
             <w:pPr>
-              <w:pStyle w:val="Normal"/>
               <w:widowControl/>
-              <w:suppressAutoHyphens w:val="true"/>
-              <w:bidi w:val="0"/>
-              <w:spacing w:lineRule="auto" w:line="240" w:before="0" w:after="0"/>
-              <w:ind w:hanging="0" w:start="113" w:end="0"/>
+              <w:ind w:left="113"/>
               <w:contextualSpacing/>
               <w:jc w:val="both"/>
               <w:rPr>
-                <w:rFonts w:ascii="Times New Roman" w:hAnsi="Times New Roman" w:eastAsia="Calibri" w:cs="Times New Roman"/>
+                <w:rFonts w:eastAsia="Calibri"/>
                 <w:b/>
                 <w:bCs/>
                 <w:sz w:val="24"/>
@@ -6016,76 +5708,44 @@
             </w:pPr>
             <w:r>
               <w:rPr>
-                <w:rFonts w:eastAsia="Calibri" w:cs="Times New Roman"/>
+                <w:rFonts w:eastAsia="Calibri"/>
                 <w:b/>
                 <w:bCs/>
-                <w:kern w:val="0"/>
                 <w:sz w:val="24"/>
                 <w:szCs w:val="24"/>
-                <w:lang w:val="ru-RU" w:eastAsia="en-US" w:bidi="ar-SA"/>
               </w:rPr>
               <w:t xml:space="preserve">ИНВЕСТОР </w:t>
             </w:r>
           </w:p>
           <w:p>
             <w:pPr>
-              <w:pStyle w:val="Normal"/>
               <w:widowControl/>
-              <w:suppressAutoHyphens w:val="true"/>
-              <w:spacing w:lineRule="auto" w:line="240" w:before="0" w:after="0"/>
               <w:contextualSpacing/>
               <w:jc w:val="both"/>
               <w:rPr>
-                <w:rFonts w:ascii="Times New Roman" w:hAnsi="Times New Roman" w:eastAsia="Calibri" w:cs="Times New Roman"/>
+                <w:rFonts w:eastAsia="Calibri"/>
                 <w:b/>
                 <w:bCs/>
                 <w:sz w:val="24"/>
                 <w:szCs w:val="24"/>
               </w:rPr>
             </w:pPr>
-            <w:r>
-              <w:rPr>
-                <w:rFonts w:eastAsia="Calibri" w:cs="Times New Roman"/>
-                <w:b/>
-                <w:bCs/>
-                <w:sz w:val="24"/>
-                <w:szCs w:val="24"/>
-              </w:rPr>
-            </w:r>
           </w:p>
           <w:p>
             <w:pPr>
-              <w:pStyle w:val="Normal"/>
-              <w:widowControl w:val="false"/>
-              <w:suppressAutoHyphens w:val="true"/>
-              <w:bidi w:val="0"/>
-              <w:spacing w:lineRule="auto" w:line="262" w:before="0" w:after="0"/>
-              <w:ind w:hanging="0" w:start="113" w:end="1531"/>
-              <w:jc w:val="start"/>
-              <w:rPr>
-                <w:kern w:val="0"/>
-                <w:sz w:val="22"/>
-                <w:szCs w:val="22"/>
-                <w:lang w:eastAsia="en-US" w:bidi="ar-SA"/>
-              </w:rPr>
+              <w:spacing w:line="262" w:lineRule="auto"/>
+              <w:ind w:left="113" w:right="1531"/>
             </w:pPr>
             <w:r>
               <w:rPr>
-                <w:kern w:val="0"/>
                 <w:sz w:val="24"/>
-                <w:szCs w:val="22"/>
-                <w:lang w:eastAsia="en-US" w:bidi="ar-SA"/>
               </w:rPr>
               <w:t xml:space="preserve">ФИО: </w:t>
             </w:r>
             <w:r>
               <w:rPr>
-                <w:rFonts w:eastAsia="Times New Roman" w:cs="Times New Roman"/>
-                <w:color w:val="auto"/>
-                <w:kern w:val="0"/>
                 <w:sz w:val="24"/>
                 <w:szCs w:val="24"/>
-                <w:lang w:val="ru-RU" w:eastAsia="en-US" w:bidi="ar-SA"/>
               </w:rPr>
               <w:t>{fullname}</w:t>
             </w:r>
@@ -6093,48 +5753,28 @@
           <w:p>
             <w:pPr>
               <w:pStyle w:val="TableParagraph"/>
-              <w:widowControl w:val="false"/>
-              <w:suppressAutoHyphens w:val="true"/>
-              <w:spacing w:lineRule="auto" w:line="262" w:before="0" w:after="0"/>
-              <w:ind w:hanging="0" w:start="0" w:end="1513"/>
-              <w:jc w:val="start"/>
+              <w:spacing w:line="262" w:lineRule="auto"/>
+              <w:ind w:left="0" w:right="1513"/>
               <w:rPr>
                 <w:sz w:val="24"/>
               </w:rPr>
             </w:pPr>
-            <w:r>
-              <w:rPr>
-                <w:sz w:val="24"/>
-              </w:rPr>
-            </w:r>
           </w:p>
           <w:p>
             <w:pPr>
               <w:pStyle w:val="BodyText"/>
-              <w:widowControl w:val="false"/>
-              <w:suppressAutoHyphens w:val="true"/>
-              <w:bidi w:val="0"/>
-              <w:spacing w:before="0" w:after="0"/>
-              <w:ind w:hanging="0" w:start="113" w:end="0"/>
-              <w:jc w:val="start"/>
+              <w:ind w:left="113"/>
               <w:rPr>
                 <w:rFonts w:ascii="Arial" w:hAnsi="Arial"/>
               </w:rPr>
             </w:pPr>
             <w:r>
-              <w:rPr>
-                <w:kern w:val="0"/>
-                <w:lang w:eastAsia="en-US" w:bidi="ar-SA"/>
-              </w:rPr>
               <w:t xml:space="preserve">ПАСПОРТ выдан: </w:t>
             </w:r>
             <w:r>
               <w:rPr>
-                <w:rFonts w:eastAsia="Calibri" w:cs="Times New Roman"/>
-                <w:kern w:val="0"/>
-                <w:sz w:val="24"/>
-                <w:szCs w:val="24"/>
-                <w:lang w:val="en-US" w:eastAsia="en-US" w:bidi="ar-SA"/>
+                <w:rFonts w:eastAsia="Calibri"/>
+                <w:lang w:val="en-US"/>
               </w:rPr>
               <w:t>{passport_issued_by}</w:t>
             </w:r>
@@ -6142,49 +5782,24 @@
           <w:p>
             <w:pPr>
               <w:pStyle w:val="TableParagraph"/>
-              <w:widowControl w:val="false"/>
-              <w:suppressAutoHyphens w:val="true"/>
-              <w:spacing w:before="0" w:after="0"/>
-              <w:ind w:hanging="0" w:start="0"/>
-              <w:jc w:val="start"/>
+              <w:ind w:left="0"/>
               <w:rPr>
                 <w:sz w:val="24"/>
               </w:rPr>
             </w:pPr>
-            <w:r>
-              <w:rPr>
-                <w:sz w:val="24"/>
-              </w:rPr>
-            </w:r>
           </w:p>
           <w:p>
             <w:pPr>
               <w:pStyle w:val="BodyText"/>
-              <w:widowControl w:val="false"/>
-              <w:suppressAutoHyphens w:val="true"/>
-              <w:bidi w:val="0"/>
-              <w:spacing w:before="0" w:after="0"/>
-              <w:ind w:hanging="0" w:start="113" w:end="0"/>
-              <w:jc w:val="start"/>
-              <w:rPr>
-                <w:kern w:val="0"/>
-                <w:lang w:eastAsia="en-US" w:bidi="ar-SA"/>
-              </w:rPr>
+              <w:ind w:left="113"/>
             </w:pPr>
             <w:r>
-              <w:rPr>
-                <w:kern w:val="0"/>
-                <w:lang w:eastAsia="en-US" w:bidi="ar-SA"/>
-              </w:rPr>
               <w:t xml:space="preserve">Адрес регистрации: </w:t>
             </w:r>
             <w:r>
               <w:rPr>
-                <w:rFonts w:eastAsia="Calibri" w:cs="Times New Roman"/>
-                <w:kern w:val="0"/>
-                <w:sz w:val="24"/>
-                <w:szCs w:val="24"/>
-                <w:lang w:val="en-US" w:eastAsia="en-US" w:bidi="ar-SA"/>
+                <w:rFonts w:eastAsia="Calibri"/>
+                <w:lang w:val="en-US"/>
               </w:rPr>
               <w:t>{registration_address}</w:t>
             </w:r>
@@ -6192,45 +5807,17 @@
           <w:p>
             <w:pPr>
               <w:pStyle w:val="BodyText"/>
-              <w:widowControl w:val="false"/>
-              <w:suppressAutoHyphens w:val="true"/>
-              <w:bidi w:val="0"/>
-              <w:spacing w:before="0" w:after="0"/>
-              <w:ind w:hanging="0" w:start="113" w:end="0"/>
-              <w:jc w:val="start"/>
-              <w:rPr>
-                <w:kern w:val="0"/>
-                <w:lang w:eastAsia="en-US" w:bidi="ar-SA"/>
-              </w:rPr>
+              <w:ind w:left="113"/>
             </w:pPr>
-            <w:r>
-              <w:rPr>
-                <w:kern w:val="0"/>
-                <w:lang w:eastAsia="en-US" w:bidi="ar-SA"/>
-              </w:rPr>
-            </w:r>
           </w:p>
           <w:p>
             <w:pPr>
               <w:pStyle w:val="BodyText"/>
-              <w:widowControl w:val="false"/>
-              <w:suppressAutoHyphens w:val="true"/>
-              <w:bidi w:val="0"/>
-              <w:spacing w:before="0" w:after="0"/>
-              <w:ind w:hanging="0" w:start="113" w:end="0"/>
-              <w:jc w:val="start"/>
-              <w:rPr>
-                <w:kern w:val="0"/>
-                <w:lang w:eastAsia="en-US" w:bidi="ar-SA"/>
-              </w:rPr>
+              <w:ind w:left="113"/>
             </w:pPr>
             <w:r>
               <w:rPr>
-                <w:rFonts w:eastAsia="Calibri" w:cs="Times New Roman"/>
-                <w:kern w:val="0"/>
-                <w:sz w:val="24"/>
-                <w:szCs w:val="24"/>
-                <w:lang w:val="ru-RU" w:eastAsia="en-US" w:bidi="ar-SA"/>
+                <w:rFonts w:eastAsia="Calibri"/>
               </w:rPr>
               <w:t>Адрес фактического проживания:</w:t>
             </w:r>
@@ -6238,24 +5825,12 @@
           <w:p>
             <w:pPr>
               <w:pStyle w:val="BodyText"/>
-              <w:widowControl w:val="false"/>
-              <w:suppressAutoHyphens w:val="true"/>
-              <w:bidi w:val="0"/>
-              <w:spacing w:before="0" w:after="0"/>
-              <w:ind w:hanging="0" w:start="113" w:end="0"/>
-              <w:jc w:val="start"/>
-              <w:rPr>
-                <w:kern w:val="0"/>
-                <w:lang w:eastAsia="en-US" w:bidi="ar-SA"/>
-              </w:rPr>
+              <w:ind w:left="113"/>
             </w:pPr>
             <w:r>
               <w:rPr>
-                <w:rFonts w:eastAsia="Calibri" w:cs="Times New Roman"/>
-                <w:kern w:val="0"/>
-                <w:sz w:val="24"/>
-                <w:szCs w:val="24"/>
-                <w:lang w:val="en-US" w:eastAsia="en-US" w:bidi="ar-SA"/>
+                <w:rFonts w:eastAsia="Calibri"/>
+                <w:lang w:val="en-US"/>
               </w:rPr>
               <w:t>{living_address}</w:t>
             </w:r>
@@ -6263,152 +5838,89 @@
           <w:p>
             <w:pPr>
               <w:pStyle w:val="BodyText"/>
-              <w:widowControl w:val="false"/>
-              <w:suppressAutoHyphens w:val="true"/>
-              <w:spacing w:before="0" w:after="0"/>
-              <w:ind w:start="0"/>
-              <w:jc w:val="start"/>
-              <w:rPr>
-                <w:kern w:val="0"/>
-                <w:lang w:eastAsia="en-US" w:bidi="ar-SA"/>
-              </w:rPr>
+              <w:ind w:left="0"/>
             </w:pPr>
-            <w:r>
-              <w:rPr>
-                <w:kern w:val="0"/>
-                <w:lang w:eastAsia="en-US" w:bidi="ar-SA"/>
-              </w:rPr>
-            </w:r>
           </w:p>
           <w:p>
             <w:pPr>
               <w:pStyle w:val="TableParagraph"/>
-              <w:widowControl w:val="false"/>
-              <w:suppressAutoHyphens w:val="true"/>
-              <w:bidi w:val="0"/>
-              <w:spacing w:before="91" w:after="0"/>
-              <w:ind w:hanging="0" w:start="113" w:end="0"/>
-              <w:jc w:val="start"/>
+              <w:spacing w:before="91"/>
+              <w:ind w:left="113"/>
               <w:rPr>
                 <w:sz w:val="24"/>
               </w:rPr>
             </w:pPr>
             <w:r>
               <w:rPr>
-                <w:rFonts w:eastAsia="Calibri" w:cs="Times New Roman"/>
-                <w:b w:val="false"/>
-                <w:bCs w:val="false"/>
-                <w:color w:val="auto"/>
-                <w:kern w:val="0"/>
+                <w:rFonts w:eastAsia="Calibri"/>
                 <w:sz w:val="24"/>
-                <w:szCs w:val="22"/>
-                <w:lang w:val="ru-RU" w:eastAsia="en-US" w:bidi="ar-SA"/>
               </w:rPr>
               <w:t>Телефон: {phone_number}</w:t>
             </w:r>
           </w:p>
           <w:p>
             <w:pPr>
-              <w:pStyle w:val="Normal"/>
               <w:widowControl/>
-              <w:suppressAutoHyphens w:val="true"/>
-              <w:bidi w:val="0"/>
-              <w:spacing w:lineRule="auto" w:line="240" w:before="0" w:after="0"/>
-              <w:ind w:hanging="0" w:start="113" w:end="0"/>
+              <w:ind w:left="113"/>
               <w:contextualSpacing/>
               <w:jc w:val="both"/>
               <w:rPr>
-                <w:rFonts w:ascii="Times New Roman" w:hAnsi="Times New Roman" w:eastAsia="Calibri" w:cs="Times New Roman"/>
+                <w:rFonts w:eastAsia="Calibri"/>
                 <w:b/>
                 <w:bCs/>
                 <w:sz w:val="24"/>
                 <w:szCs w:val="24"/>
               </w:rPr>
             </w:pPr>
-            <w:r>
-              <w:rPr>
-                <w:rFonts w:eastAsia="Calibri" w:cs="Times New Roman"/>
-                <w:b/>
-                <w:bCs/>
-                <w:sz w:val="24"/>
-                <w:szCs w:val="24"/>
-              </w:rPr>
-            </w:r>
           </w:p>
           <w:p>
             <w:pPr>
-              <w:pStyle w:val="Normal"/>
               <w:widowControl/>
-              <w:suppressAutoHyphens w:val="true"/>
-              <w:bidi w:val="0"/>
-              <w:spacing w:lineRule="auto" w:line="240" w:before="0" w:after="0"/>
-              <w:ind w:hanging="0" w:start="113" w:end="0"/>
+              <w:ind w:left="113"/>
               <w:contextualSpacing/>
               <w:jc w:val="both"/>
               <w:rPr>
-                <w:rFonts w:ascii="Times New Roman" w:hAnsi="Times New Roman" w:eastAsia="Calibri" w:cs="Times New Roman"/>
+                <w:rFonts w:eastAsia="Calibri"/>
                 <w:sz w:val="24"/>
                 <w:szCs w:val="24"/>
               </w:rPr>
             </w:pPr>
             <w:r>
               <w:rPr>
-                <w:rFonts w:eastAsia="Calibri" w:cs="Times New Roman"/>
-                <w:b w:val="false"/>
-                <w:bCs w:val="false"/>
-                <w:kern w:val="0"/>
+                <w:rFonts w:eastAsia="Calibri"/>
                 <w:sz w:val="24"/>
                 <w:szCs w:val="24"/>
-                <w:lang w:val="ru-RU" w:eastAsia="en-US" w:bidi="ar-SA"/>
               </w:rPr>
               <w:t>Инвестор:</w:t>
             </w:r>
           </w:p>
           <w:p>
             <w:pPr>
-              <w:pStyle w:val="Normal"/>
               <w:widowControl/>
-              <w:suppressAutoHyphens w:val="true"/>
-              <w:bidi w:val="0"/>
-              <w:spacing w:lineRule="auto" w:line="240" w:before="0" w:after="0"/>
-              <w:ind w:hanging="0" w:start="113" w:end="0"/>
+              <w:ind w:left="113"/>
               <w:contextualSpacing/>
-              <w:jc w:val="start"/>
-              <w:rPr/>
             </w:pPr>
             <w:r>
               <w:rPr>
-                <w:rFonts w:eastAsia="Times New Roman" w:cs="Times New Roman"/>
-                <w:b w:val="false"/>
-                <w:bCs w:val="false"/>
-                <w:color w:val="auto"/>
-                <w:kern w:val="0"/>
                 <w:sz w:val="24"/>
                 <w:szCs w:val="24"/>
-                <w:lang w:val="ru-RU" w:eastAsia="en-US" w:bidi="ar-SA"/>
               </w:rPr>
               <w:t>{shortname}</w:t>
             </w:r>
             <w:r>
               <w:rPr>
-                <w:rFonts w:eastAsia="Times New Roman" w:cs="Times New Roman"/>
                 <w:b/>
                 <w:bCs/>
-                <w:color w:val="auto"/>
-                <w:kern w:val="0"/>
                 <w:sz w:val="24"/>
                 <w:szCs w:val="24"/>
-                <w:lang w:val="ru-RU" w:eastAsia="en-US" w:bidi="ar-SA"/>
               </w:rPr>
               <w:t xml:space="preserve"> </w:t>
             </w:r>
             <w:r>
               <w:rPr>
-                <w:rFonts w:eastAsia="Calibri" w:cs="Times New Roman"/>
-                <w:kern w:val="0"/>
+                <w:rFonts w:eastAsia="Calibri"/>
                 <w:sz w:val="24"/>
                 <w:szCs w:val="24"/>
-                <w:lang w:val="ru-RU" w:eastAsia="en-US" w:bidi="ar-SA"/>
               </w:rPr>
               <w:t>__________________</w:t>
             </w:r>
@@ -6416,64 +5928,89 @@
         </w:tc>
       </w:tr>
     </w:tbl>
-    <w:p>
-      <w:pPr>
-        <w:pStyle w:val="Normal"/>
-        <w:rPr/>
-      </w:pPr>
-      <w:r>
-        <w:rPr/>
-      </w:r>
-    </w:p>
+    <w:p/>
     <w:sectPr>
-      <w:headerReference w:type="even" r:id="rId8"/>
-      <w:headerReference w:type="default" r:id="rId9"/>
-      <w:headerReference w:type="first" r:id="rId10"/>
-      <w:type w:val="nextPage"/>
+      <w:headerReference w:type="even" r:id="rId13"/>
+      <w:headerReference w:type="default" r:id="rId14"/>
+      <w:headerReference w:type="first" r:id="rId15"/>
       <w:pgSz w:w="11906" w:h="16838"/>
-      <w:pgMar w:left="1559" w:right="708" w:gutter="0" w:header="757" w:top="1160" w:footer="0" w:bottom="280"/>
-      <w:pgNumType w:fmt="decimal"/>
-      <w:formProt w:val="false"/>
-      <w:textDirection w:val="lrTb"/>
-      <w:docGrid w:type="default" w:linePitch="100" w:charSpace="0"/>
+      <w:pgMar w:top="1160" w:right="708" w:bottom="280" w:left="1559" w:header="757" w:footer="0" w:gutter="0"/>
+      <w:cols w:space="720"/>
+      <w:formProt w:val="0"/>
+      <w:docGrid w:linePitch="100"/>
     </w:sectPr>
   </w:body>
 </w:document>
 </file>
 
+<file path=word/endnotes.xml><?xml version="1.0" encoding="utf-8"?>
+<w:endnotes xmlns:wpc="http://schemas.microsoft.com/office/word/2010/wordprocessingCanvas" xmlns:cx="http://schemas.microsoft.com/office/drawing/2014/chartex" xmlns:cx1="http://schemas.microsoft.com/office/drawing/2015/9/8/chartex" xmlns:cx2="http://schemas.microsoft.com/office/drawing/2015/10/21/chartex" xmlns:cx3="http://schemas.microsoft.com/office/drawing/2016/5/9/chartex" xmlns:cx4="http://schemas.microsoft.com/office/drawing/2016/5/10/chartex" xmlns:cx5="http://schemas.microsoft.com/office/drawing/2016/5/11/chartex" xmlns:cx6="http://schemas.microsoft.com/office/drawing/2016/5/12/chartex" xmlns:cx7="http://schemas.microsoft.com/office/drawing/2016/5/13/chartex" xmlns:cx8="http://schemas.microsoft.com/office/drawing/2016/5/14/chartex" xmlns:mc="http://schemas.openxmlformats.org/markup-compatibility/2006" xmlns:m="http://schemas.openxmlformats.org/officeDocument/2006/math" xmlns:aink="http://schemas.microsoft.com/office/drawing/2016/ink" xmlns:am3d="http://schemas.microsoft.com/office/drawing/2017/model3d" xmlns:oel="http://schemas.microsoft.com/office/2019/extlst" xmlns:r="http://schemas.openxmlformats.org/officeDocument/2006/relationships" xmlns:wp14="http://schemas.microsoft.com/office/word/2010/wordprocessingDrawing" xmlns:wp="http://schemas.openxmlformats.org/drawingml/2006/wordprocessingDrawing" xmlns:wpg="http://schemas.microsoft.com/office/word/2010/wordprocessingGroup" xmlns:wpi="http://schemas.microsoft.com/office/word/2010/wordprocessingInk" xmlns:wps="http://schemas.microsoft.com/office/word/2010/wordprocessingShape" xmlns:o="urn:schemas-microsoft-com:office:office" xmlns:v="urn:schemas-microsoft-com:vml" xmlns:w10="urn:schemas-microsoft-com:office:word" xmlns:w="http://schemas.openxmlformats.org/wordprocessingml/2006/main" xmlns:w14="http://schemas.microsoft.com/office/word/2010/wordml" xmlns:w15="http://schemas.microsoft.com/office/word/2012/wordml" xmlns:w16cex="http://schemas.microsoft.com/office/word/2018/wordml/cex" xmlns:w16cid="http://schemas.microsoft.com/office/word/2016/wordml/cid" xmlns:w16="http://schemas.microsoft.com/office/word/2018/wordml" xmlns:w16sdtdh="http://schemas.microsoft.com/office/word/2020/wordml/sdtdatahash" xmlns:w16sdtfl="http://schemas.microsoft.com/office/word/2024/wordml/sdtformatlock" xmlns:w16se="http://schemas.microsoft.com/office/word/2015/wordml/symex" xmlns:w16du="http://schemas.microsoft.com/office/word/2023/wordml/word16du" xmlns:wne="http://schemas.microsoft.com/office/word/2006/wordml" mc:Ignorable="w14 w15 w16se w16cid w16 w16cex w16sdtdh w16sdtfl w16du wp14">
+  <w:endnote w:type="separator" w:id="-1">
+    <w:p>
+      <w:r>
+        <w:separator/>
+      </w:r>
+    </w:p>
+  </w:endnote>
+  <w:endnote w:type="continuationSeparator" w:id="0">
+    <w:p>
+      <w:r>
+        <w:continuationSeparator/>
+      </w:r>
+    </w:p>
+  </w:endnote>
+</w:endnotes>
+</file>
+
+<file path=word/footnotes.xml><?xml version="1.0" encoding="utf-8"?>
+<w:footnotes xmlns:wpc="http://schemas.microsoft.com/office/word/2010/wordprocessingCanvas" xmlns:cx="http://schemas.microsoft.com/office/drawing/2014/chartex" xmlns:cx1="http://schemas.microsoft.com/office/drawing/2015/9/8/chartex" xmlns:cx2="http://schemas.microsoft.com/office/drawing/2015/10/21/chartex" xmlns:cx3="http://schemas.microsoft.com/office/drawing/2016/5/9/chartex" xmlns:cx4="http://schemas.microsoft.com/office/drawing/2016/5/10/chartex" xmlns:cx5="http://schemas.microsoft.com/office/drawing/2016/5/11/chartex" xmlns:cx6="http://schemas.microsoft.com/office/drawing/2016/5/12/chartex" xmlns:cx7="http://schemas.microsoft.com/office/drawing/2016/5/13/chartex" xmlns:cx8="http://schemas.microsoft.com/office/drawing/2016/5/14/chartex" xmlns:mc="http://schemas.openxmlformats.org/markup-compatibility/2006" xmlns:m="http://schemas.openxmlformats.org/officeDocument/2006/math" xmlns:aink="http://schemas.microsoft.com/office/drawing/2016/ink" xmlns:am3d="http://schemas.microsoft.com/office/drawing/2017/model3d" xmlns:oel="http://schemas.microsoft.com/office/2019/extlst" xmlns:r="http://schemas.openxmlformats.org/officeDocument/2006/relationships" xmlns:wp14="http://schemas.microsoft.com/office/word/2010/wordprocessingDrawing" xmlns:wp="http://schemas.openxmlformats.org/drawingml/2006/wordprocessingDrawing" xmlns:wpg="http://schemas.microsoft.com/office/word/2010/wordprocessingGroup" xmlns:wpi="http://schemas.microsoft.com/office/word/2010/wordprocessingInk" xmlns:wps="http://schemas.microsoft.com/office/word/2010/wordprocessingShape" xmlns:o="urn:schemas-microsoft-com:office:office" xmlns:v="urn:schemas-microsoft-com:vml" xmlns:w10="urn:schemas-microsoft-com:office:word" xmlns:w="http://schemas.openxmlformats.org/wordprocessingml/2006/main" xmlns:w14="http://schemas.microsoft.com/office/word/2010/wordml" xmlns:w15="http://schemas.microsoft.com/office/word/2012/wordml" xmlns:w16cex="http://schemas.microsoft.com/office/word/2018/wordml/cex" xmlns:w16cid="http://schemas.microsoft.com/office/word/2016/wordml/cid" xmlns:w16="http://schemas.microsoft.com/office/word/2018/wordml" xmlns:w16sdtdh="http://schemas.microsoft.com/office/word/2020/wordml/sdtdatahash" xmlns:w16sdtfl="http://schemas.microsoft.com/office/word/2024/wordml/sdtformatlock" xmlns:w16se="http://schemas.microsoft.com/office/word/2015/wordml/symex" xmlns:w16du="http://schemas.microsoft.com/office/word/2023/wordml/word16du" xmlns:wne="http://schemas.microsoft.com/office/word/2006/wordml" mc:Ignorable="w14 w15 w16se w16cid w16 w16cex w16sdtdh w16sdtfl w16du wp14">
+  <w:footnote w:type="separator" w:id="-1">
+    <w:p>
+      <w:r>
+        <w:separator/>
+      </w:r>
+    </w:p>
+  </w:footnote>
+  <w:footnote w:type="continuationSeparator" w:id="0">
+    <w:p>
+      <w:r>
+        <w:continuationSeparator/>
+      </w:r>
+    </w:p>
+  </w:footnote>
+</w:footnotes>
+</file>
+
 <file path=word/header1.xml><?xml version="1.0" encoding="utf-8"?>
-<w:hdr xmlns:o="urn:schemas-microsoft-com:office:office" xmlns:r="http://schemas.openxmlformats.org/officeDocument/2006/relationships" xmlns:v="urn:schemas-microsoft-com:vml" xmlns:w="http://schemas.openxmlformats.org/wordprocessingml/2006/main" xmlns:w10="urn:schemas-microsoft-com:office:word" xmlns:wp="http://schemas.openxmlformats.org/drawingml/2006/wordprocessingDrawing" xmlns:pic="http://schemas.openxmlformats.org/drawingml/2006/picture" xmlns:wps="http://schemas.microsoft.com/office/word/2010/wordprocessingShape" xmlns:wpg="http://schemas.microsoft.com/office/word/2010/wordprocessingGroup" xmlns:mc="http://schemas.openxmlformats.org/markup-compatibility/2006" xmlns:wp14="http://schemas.microsoft.com/office/word/2010/wordprocessingDrawing" xmlns:w14="http://schemas.microsoft.com/office/word/2010/wordml" xmlns:w15="http://schemas.microsoft.com/office/word/2012/wordml" mc:Ignorable="w14 wp14 w15">
+<w:hdr xmlns:wpc="http://schemas.microsoft.com/office/word/2010/wordprocessingCanvas" xmlns:cx="http://schemas.microsoft.com/office/drawing/2014/chartex" xmlns:cx1="http://schemas.microsoft.com/office/drawing/2015/9/8/chartex" xmlns:cx2="http://schemas.microsoft.com/office/drawing/2015/10/21/chartex" xmlns:cx3="http://schemas.microsoft.com/office/drawing/2016/5/9/chartex" xmlns:cx4="http://schemas.microsoft.com/office/drawing/2016/5/10/chartex" xmlns:cx5="http://schemas.microsoft.com/office/drawing/2016/5/11/chartex" xmlns:cx6="http://schemas.microsoft.com/office/drawing/2016/5/12/chartex" xmlns:cx7="http://schemas.microsoft.com/office/drawing/2016/5/13/chartex" xmlns:cx8="http://schemas.microsoft.com/office/drawing/2016/5/14/chartex" xmlns:mc="http://schemas.openxmlformats.org/markup-compatibility/2006" xmlns:m="http://schemas.openxmlformats.org/officeDocument/2006/math" xmlns:aink="http://schemas.microsoft.com/office/drawing/2016/ink" xmlns:am3d="http://schemas.microsoft.com/office/drawing/2017/model3d" xmlns:oel="http://schemas.microsoft.com/office/2019/extlst" xmlns:r="http://schemas.openxmlformats.org/officeDocument/2006/relationships" xmlns:wp14="http://schemas.microsoft.com/office/word/2010/wordprocessingDrawing" xmlns:wp="http://schemas.openxmlformats.org/drawingml/2006/wordprocessingDrawing" xmlns:wpg="http://schemas.microsoft.com/office/word/2010/wordprocessingGroup" xmlns:wpi="http://schemas.microsoft.com/office/word/2010/wordprocessingInk" xmlns:wps="http://schemas.microsoft.com/office/word/2010/wordprocessingShape" xmlns:o="urn:schemas-microsoft-com:office:office" xmlns:v="urn:schemas-microsoft-com:vml" xmlns:w10="urn:schemas-microsoft-com:office:word" xmlns:w="http://schemas.openxmlformats.org/wordprocessingml/2006/main" xmlns:w14="http://schemas.microsoft.com/office/word/2010/wordml" xmlns:w15="http://schemas.microsoft.com/office/word/2012/wordml" xmlns:w16cex="http://schemas.microsoft.com/office/word/2018/wordml/cex" xmlns:w16cid="http://schemas.microsoft.com/office/word/2016/wordml/cid" xmlns:w16="http://schemas.microsoft.com/office/word/2018/wordml" xmlns:w16sdtdh="http://schemas.microsoft.com/office/word/2020/wordml/sdtdatahash" xmlns:w16sdtfl="http://schemas.microsoft.com/office/word/2024/wordml/sdtformatlock" xmlns:w16se="http://schemas.microsoft.com/office/word/2015/wordml/symex" xmlns:w16du="http://schemas.microsoft.com/office/word/2023/wordml/word16du" xmlns:wne="http://schemas.microsoft.com/office/word/2006/wordml" mc:Ignorable="w14 w15 w16se w16cid w16 w16cex w16sdtdh w16sdtfl w16du wp14">
   <w:p>
     <w:pPr>
       <w:pStyle w:val="Header"/>
-      <w:rPr/>
     </w:pPr>
-    <w:r>
-      <w:rPr/>
-    </w:r>
   </w:p>
 </w:hdr>
 </file>
 
 <file path=word/header2.xml><?xml version="1.0" encoding="utf-8"?>
-<w:hdr xmlns:o="urn:schemas-microsoft-com:office:office" xmlns:r="http://schemas.openxmlformats.org/officeDocument/2006/relationships" xmlns:v="urn:schemas-microsoft-com:vml" xmlns:w="http://schemas.openxmlformats.org/wordprocessingml/2006/main" xmlns:w10="urn:schemas-microsoft-com:office:word" xmlns:wp="http://schemas.openxmlformats.org/drawingml/2006/wordprocessingDrawing" xmlns:pic="http://schemas.openxmlformats.org/drawingml/2006/picture" xmlns:wps="http://schemas.microsoft.com/office/word/2010/wordprocessingShape" xmlns:wpg="http://schemas.microsoft.com/office/word/2010/wordprocessingGroup" xmlns:mc="http://schemas.openxmlformats.org/markup-compatibility/2006" xmlns:wp14="http://schemas.microsoft.com/office/word/2010/wordprocessingDrawing" xmlns:w14="http://schemas.microsoft.com/office/word/2010/wordml" xmlns:w15="http://schemas.microsoft.com/office/word/2012/wordml" mc:Ignorable="w14 wp14 w15">
+<w:hdr xmlns:wpc="http://schemas.microsoft.com/office/word/2010/wordprocessingCanvas" xmlns:cx="http://schemas.microsoft.com/office/drawing/2014/chartex" xmlns:cx1="http://schemas.microsoft.com/office/drawing/2015/9/8/chartex" xmlns:cx2="http://schemas.microsoft.com/office/drawing/2015/10/21/chartex" xmlns:cx3="http://schemas.microsoft.com/office/drawing/2016/5/9/chartex" xmlns:cx4="http://schemas.microsoft.com/office/drawing/2016/5/10/chartex" xmlns:cx5="http://schemas.microsoft.com/office/drawing/2016/5/11/chartex" xmlns:cx6="http://schemas.microsoft.com/office/drawing/2016/5/12/chartex" xmlns:cx7="http://schemas.microsoft.com/office/drawing/2016/5/13/chartex" xmlns:cx8="http://schemas.microsoft.com/office/drawing/2016/5/14/chartex" xmlns:mc="http://schemas.openxmlformats.org/markup-compatibility/2006" xmlns:m="http://schemas.openxmlformats.org/officeDocument/2006/math" xmlns:aink="http://schemas.microsoft.com/office/drawing/2016/ink" xmlns:am3d="http://schemas.microsoft.com/office/drawing/2017/model3d" xmlns:oel="http://schemas.microsoft.com/office/2019/extlst" xmlns:r="http://schemas.openxmlformats.org/officeDocument/2006/relationships" xmlns:wp14="http://schemas.microsoft.com/office/word/2010/wordprocessingDrawing" xmlns:wp="http://schemas.openxmlformats.org/drawingml/2006/wordprocessingDrawing" xmlns:wpg="http://schemas.microsoft.com/office/word/2010/wordprocessingGroup" xmlns:wpi="http://schemas.microsoft.com/office/word/2010/wordprocessingInk" xmlns:wps="http://schemas.microsoft.com/office/word/2010/wordprocessingShape" xmlns:o="urn:schemas-microsoft-com:office:office" xmlns:v="urn:schemas-microsoft-com:vml" xmlns:w10="urn:schemas-microsoft-com:office:word" xmlns:w="http://schemas.openxmlformats.org/wordprocessingml/2006/main" xmlns:w14="http://schemas.microsoft.com/office/word/2010/wordml" xmlns:w15="http://schemas.microsoft.com/office/word/2012/wordml" xmlns:w16cex="http://schemas.microsoft.com/office/word/2018/wordml/cex" xmlns:w16cid="http://schemas.microsoft.com/office/word/2016/wordml/cid" xmlns:w16="http://schemas.microsoft.com/office/word/2018/wordml" xmlns:w16sdtdh="http://schemas.microsoft.com/office/word/2020/wordml/sdtdatahash" xmlns:w16sdtfl="http://schemas.microsoft.com/office/word/2024/wordml/sdtformatlock" xmlns:w16se="http://schemas.microsoft.com/office/word/2015/wordml/symex" xmlns:w16du="http://schemas.microsoft.com/office/word/2023/wordml/word16du" xmlns:wne="http://schemas.microsoft.com/office/word/2006/wordml" mc:Ignorable="w14 w15 w16se w16cid w16 w16cex w16sdtdh w16sdtfl w16du wp14">
   <w:p>
     <w:pPr>
       <w:pStyle w:val="BodyText"/>
-      <w:spacing w:lineRule="auto" w:line="14"/>
-      <w:ind w:start="0"/>
+      <w:spacing w:line="14" w:lineRule="auto"/>
+      <w:ind w:left="0"/>
       <w:rPr>
         <w:sz w:val="20"/>
       </w:rPr>
     </w:pPr>
     <w:r>
       <w:rPr>
+        <w:noProof/>
         <w:sz w:val="20"/>
       </w:rPr>
       <mc:AlternateContent>
         <mc:Choice Requires="wps">
           <w:drawing>
-            <wp:anchor behindDoc="1" distT="0" distB="0" distL="0" distR="0" simplePos="0" locked="0" layoutInCell="0" allowOverlap="1" relativeHeight="4">
+            <wp:anchor distT="0" distB="0" distL="0" distR="0" simplePos="0" relativeHeight="251655168" behindDoc="1" locked="0" layoutInCell="0" allowOverlap="1" wp14:anchorId="159D7E65" wp14:editId="5606B6B1">
               <wp:simplePos x="0" y="0"/>
               <wp:positionH relativeFrom="page">
                 <wp:posOffset>3978910</wp:posOffset>
@@ -6485,6 +6022,7 @@
               <wp:effectExtent l="0" t="0" r="0" b="0"/>
               <wp:wrapNone/>
               <wp:docPr id="1" name="Textbox 1"/>
+              <wp:cNvGraphicFramePr/>
               <a:graphic xmlns:a="http://schemas.openxmlformats.org/drawingml/2006/main">
                 <a:graphicData uri="http://schemas.microsoft.com/office/word/2010/wordprocessingShape">
                   <wps:wsp>
@@ -6503,9 +6041,15 @@
                       </a:ln>
                     </wps:spPr>
                     <wps:style>
-                      <a:lnRef idx="0"/>
-                      <a:fillRef idx="0"/>
-                      <a:effectRef idx="0"/>
+                      <a:lnRef idx="0">
+                        <a:scrgbClr r="0" g="0" b="0"/>
+                      </a:lnRef>
+                      <a:fillRef idx="0">
+                        <a:scrgbClr r="0" g="0" b="0"/>
+                      </a:fillRef>
+                      <a:effectRef idx="0">
+                        <a:scrgbClr r="0" g="0" b="0"/>
+                      </a:effectRef>
                       <a:fontRef idx="minor"/>
                     </wps:style>
                     <wps:txbx>
@@ -6513,8 +6057,8 @@
                         <w:p>
                           <w:pPr>
                             <w:pStyle w:val="FrameContentsuser"/>
-                            <w:spacing w:lineRule="exact" w:line="244"/>
-                            <w:ind w:start="60"/>
+                            <w:spacing w:line="244" w:lineRule="exact"/>
+                            <w:ind w:left="60"/>
                             <w:rPr>
                               <w:rFonts w:ascii="Calibri" w:hAnsi="Calibri"/>
                             </w:rPr>
@@ -6529,40 +6073,40 @@
                           </w:r>
                           <w:r>
                             <w:rPr>
-                              <w:spacing w:val="-10"/>
                               <w:rFonts w:ascii="Calibri" w:hAnsi="Calibri"/>
                               <w:color w:val="000000"/>
+                              <w:spacing w:val="-10"/>
                             </w:rPr>
                             <w:instrText xml:space="preserve"> PAGE </w:instrText>
                           </w:r>
                           <w:r>
                             <w:rPr>
-                              <w:spacing w:val="-10"/>
                               <w:rFonts w:ascii="Calibri" w:hAnsi="Calibri"/>
                               <w:color w:val="000000"/>
+                              <w:spacing w:val="-10"/>
                             </w:rPr>
                             <w:fldChar w:fldCharType="separate"/>
                           </w:r>
                           <w:r>
                             <w:rPr>
-                              <w:spacing w:val="-10"/>
                               <w:rFonts w:ascii="Calibri" w:hAnsi="Calibri"/>
                               <w:color w:val="000000"/>
+                              <w:spacing w:val="-10"/>
                             </w:rPr>
                             <w:t>3</w:t>
                           </w:r>
                           <w:r>
                             <w:rPr>
-                              <w:spacing w:val="-10"/>
                               <w:rFonts w:ascii="Calibri" w:hAnsi="Calibri"/>
                               <w:color w:val="000000"/>
+                              <w:spacing w:val="-10"/>
                             </w:rPr>
                             <w:fldChar w:fldCharType="end"/>
                           </w:r>
                         </w:p>
                       </w:txbxContent>
                     </wps:txbx>
-                    <wps:bodyPr lIns="0" rIns="0" tIns="0" bIns="0" anchor="t">
+                    <wps:bodyPr lIns="0" tIns="0" rIns="0" bIns="0" anchor="t">
                       <a:noAutofit/>
                     </wps:bodyPr>
                   </wps:wsp>
@@ -6571,7 +6115,7 @@
             </wp:anchor>
           </w:drawing>
         </mc:Choice>
-        <mc:Fallback>
+        <mc:Fallback xmlns:pic="http://schemas.openxmlformats.org/drawingml/2006/picture">
           <w:pict>
             <v:rect id="shape_0" ID="Textbox 1" path="m0,0l-2147483645,0l-2147483645,-2147483646l0,-2147483646xe" stroked="f" o:allowincell="f" style="position:absolute;margin-left:313.3pt;margin-top:36.85pt;width:12.55pt;height:12.95pt;mso-wrap-style:square;v-text-anchor:top;mso-position-horizontal-relative:page;mso-position-vertical-relative:page">
               <v:fill o:detectmouseclick="t" on="false"/>
@@ -6641,24 +6185,25 @@
 </file>
 
 <file path=word/header3.xml><?xml version="1.0" encoding="utf-8"?>
-<w:hdr xmlns:o="urn:schemas-microsoft-com:office:office" xmlns:r="http://schemas.openxmlformats.org/officeDocument/2006/relationships" xmlns:v="urn:schemas-microsoft-com:vml" xmlns:w="http://schemas.openxmlformats.org/wordprocessingml/2006/main" xmlns:w10="urn:schemas-microsoft-com:office:word" xmlns:wp="http://schemas.openxmlformats.org/drawingml/2006/wordprocessingDrawing" xmlns:pic="http://schemas.openxmlformats.org/drawingml/2006/picture" xmlns:wps="http://schemas.microsoft.com/office/word/2010/wordprocessingShape" xmlns:wpg="http://schemas.microsoft.com/office/word/2010/wordprocessingGroup" xmlns:mc="http://schemas.openxmlformats.org/markup-compatibility/2006" xmlns:wp14="http://schemas.microsoft.com/office/word/2010/wordprocessingDrawing" xmlns:w14="http://schemas.microsoft.com/office/word/2010/wordml" xmlns:w15="http://schemas.microsoft.com/office/word/2012/wordml" mc:Ignorable="w14 wp14 w15">
+<w:hdr xmlns:wpc="http://schemas.microsoft.com/office/word/2010/wordprocessingCanvas" xmlns:cx="http://schemas.microsoft.com/office/drawing/2014/chartex" xmlns:cx1="http://schemas.microsoft.com/office/drawing/2015/9/8/chartex" xmlns:cx2="http://schemas.microsoft.com/office/drawing/2015/10/21/chartex" xmlns:cx3="http://schemas.microsoft.com/office/drawing/2016/5/9/chartex" xmlns:cx4="http://schemas.microsoft.com/office/drawing/2016/5/10/chartex" xmlns:cx5="http://schemas.microsoft.com/office/drawing/2016/5/11/chartex" xmlns:cx6="http://schemas.microsoft.com/office/drawing/2016/5/12/chartex" xmlns:cx7="http://schemas.microsoft.com/office/drawing/2016/5/13/chartex" xmlns:cx8="http://schemas.microsoft.com/office/drawing/2016/5/14/chartex" xmlns:mc="http://schemas.openxmlformats.org/markup-compatibility/2006" xmlns:m="http://schemas.openxmlformats.org/officeDocument/2006/math" xmlns:aink="http://schemas.microsoft.com/office/drawing/2016/ink" xmlns:am3d="http://schemas.microsoft.com/office/drawing/2017/model3d" xmlns:oel="http://schemas.microsoft.com/office/2019/extlst" xmlns:r="http://schemas.openxmlformats.org/officeDocument/2006/relationships" xmlns:wp14="http://schemas.microsoft.com/office/word/2010/wordprocessingDrawing" xmlns:wp="http://schemas.openxmlformats.org/drawingml/2006/wordprocessingDrawing" xmlns:wpg="http://schemas.microsoft.com/office/word/2010/wordprocessingGroup" xmlns:wpi="http://schemas.microsoft.com/office/word/2010/wordprocessingInk" xmlns:wps="http://schemas.microsoft.com/office/word/2010/wordprocessingShape" xmlns:o="urn:schemas-microsoft-com:office:office" xmlns:v="urn:schemas-microsoft-com:vml" xmlns:w10="urn:schemas-microsoft-com:office:word" xmlns:w="http://schemas.openxmlformats.org/wordprocessingml/2006/main" xmlns:w14="http://schemas.microsoft.com/office/word/2010/wordml" xmlns:w15="http://schemas.microsoft.com/office/word/2012/wordml" xmlns:w16cex="http://schemas.microsoft.com/office/word/2018/wordml/cex" xmlns:w16cid="http://schemas.microsoft.com/office/word/2016/wordml/cid" xmlns:w16="http://schemas.microsoft.com/office/word/2018/wordml" xmlns:w16sdtdh="http://schemas.microsoft.com/office/word/2020/wordml/sdtdatahash" xmlns:w16sdtfl="http://schemas.microsoft.com/office/word/2024/wordml/sdtformatlock" xmlns:w16se="http://schemas.microsoft.com/office/word/2015/wordml/symex" xmlns:w16du="http://schemas.microsoft.com/office/word/2023/wordml/word16du" xmlns:wne="http://schemas.microsoft.com/office/word/2006/wordml" mc:Ignorable="w14 w15 w16se w16cid w16 w16cex w16sdtdh w16sdtfl w16du wp14">
   <w:p>
     <w:pPr>
       <w:pStyle w:val="BodyText"/>
-      <w:spacing w:lineRule="auto" w:line="14"/>
-      <w:ind w:start="0"/>
+      <w:spacing w:line="14" w:lineRule="auto"/>
+      <w:ind w:left="0"/>
       <w:rPr>
         <w:sz w:val="20"/>
       </w:rPr>
     </w:pPr>
     <w:r>
       <w:rPr>
+        <w:noProof/>
         <w:sz w:val="20"/>
       </w:rPr>
       <mc:AlternateContent>
         <mc:Choice Requires="wps">
           <w:drawing>
-            <wp:anchor behindDoc="1" distT="0" distB="0" distL="0" distR="0" simplePos="0" locked="0" layoutInCell="0" allowOverlap="1" relativeHeight="4">
+            <wp:anchor distT="0" distB="0" distL="0" distR="0" simplePos="0" relativeHeight="251656192" behindDoc="1" locked="0" layoutInCell="0" allowOverlap="1" wp14:anchorId="5A9B8183" wp14:editId="1AC456EF">
               <wp:simplePos x="0" y="0"/>
               <wp:positionH relativeFrom="page">
                 <wp:posOffset>3978910</wp:posOffset>
@@ -6670,6 +6215,7 @@
               <wp:effectExtent l="0" t="0" r="0" b="0"/>
               <wp:wrapNone/>
               <wp:docPr id="2" name="Textbox 1"/>
+              <wp:cNvGraphicFramePr/>
               <a:graphic xmlns:a="http://schemas.openxmlformats.org/drawingml/2006/main">
                 <a:graphicData uri="http://schemas.microsoft.com/office/word/2010/wordprocessingShape">
                   <wps:wsp>
@@ -6688,9 +6234,15 @@
                       </a:ln>
                     </wps:spPr>
                     <wps:style>
-                      <a:lnRef idx="0"/>
-                      <a:fillRef idx="0"/>
-                      <a:effectRef idx="0"/>
+                      <a:lnRef idx="0">
+                        <a:scrgbClr r="0" g="0" b="0"/>
+                      </a:lnRef>
+                      <a:fillRef idx="0">
+                        <a:scrgbClr r="0" g="0" b="0"/>
+                      </a:fillRef>
+                      <a:effectRef idx="0">
+                        <a:scrgbClr r="0" g="0" b="0"/>
+                      </a:effectRef>
                       <a:fontRef idx="minor"/>
                     </wps:style>
                     <wps:txbx>
@@ -6698,8 +6250,8 @@
                         <w:p>
                           <w:pPr>
                             <w:pStyle w:val="FrameContentsuser"/>
-                            <w:spacing w:lineRule="exact" w:line="244"/>
-                            <w:ind w:start="60"/>
+                            <w:spacing w:line="244" w:lineRule="exact"/>
+                            <w:ind w:left="60"/>
                             <w:rPr>
                               <w:rFonts w:ascii="Calibri" w:hAnsi="Calibri"/>
                             </w:rPr>
@@ -6714,40 +6266,40 @@
                           </w:r>
                           <w:r>
                             <w:rPr>
-                              <w:spacing w:val="-10"/>
                               <w:rFonts w:ascii="Calibri" w:hAnsi="Calibri"/>
                               <w:color w:val="000000"/>
+                              <w:spacing w:val="-10"/>
                             </w:rPr>
                             <w:instrText xml:space="preserve"> PAGE </w:instrText>
                           </w:r>
                           <w:r>
                             <w:rPr>
-                              <w:spacing w:val="-10"/>
                               <w:rFonts w:ascii="Calibri" w:hAnsi="Calibri"/>
                               <w:color w:val="000000"/>
+                              <w:spacing w:val="-10"/>
                             </w:rPr>
                             <w:fldChar w:fldCharType="separate"/>
                           </w:r>
                           <w:r>
                             <w:rPr>
-                              <w:spacing w:val="-10"/>
                               <w:rFonts w:ascii="Calibri" w:hAnsi="Calibri"/>
                               <w:color w:val="000000"/>
+                              <w:spacing w:val="-10"/>
                             </w:rPr>
                             <w:t>3</w:t>
                           </w:r>
                           <w:r>
                             <w:rPr>
-                              <w:spacing w:val="-10"/>
                               <w:rFonts w:ascii="Calibri" w:hAnsi="Calibri"/>
                               <w:color w:val="000000"/>
+                              <w:spacing w:val="-10"/>
                             </w:rPr>
                             <w:fldChar w:fldCharType="end"/>
                           </w:r>
                         </w:p>
                       </w:txbxContent>
                     </wps:txbx>
-                    <wps:bodyPr lIns="0" rIns="0" tIns="0" bIns="0" anchor="t">
+                    <wps:bodyPr lIns="0" tIns="0" rIns="0" bIns="0" anchor="t">
                       <a:noAutofit/>
                     </wps:bodyPr>
                   </wps:wsp>
@@ -6756,7 +6308,7 @@
             </wp:anchor>
           </w:drawing>
         </mc:Choice>
-        <mc:Fallback>
+        <mc:Fallback xmlns:pic="http://schemas.openxmlformats.org/drawingml/2006/picture">
           <w:pict>
             <v:rect id="shape_0" ID="Textbox 1" path="m0,0l-2147483645,0l-2147483645,-2147483646l0,-2147483646xe" stroked="f" o:allowincell="f" style="position:absolute;margin-left:313.3pt;margin-top:36.85pt;width:12.55pt;height:12.95pt;mso-wrap-style:square;v-text-anchor:top;mso-position-horizontal-relative:page;mso-position-vertical-relative:page">
               <v:fill o:detectmouseclick="t" on="false"/>
@@ -6826,38 +6378,35 @@
 </file>
 
 <file path=word/header4.xml><?xml version="1.0" encoding="utf-8"?>
-<w:hdr xmlns:o="urn:schemas-microsoft-com:office:office" xmlns:r="http://schemas.openxmlformats.org/officeDocument/2006/relationships" xmlns:v="urn:schemas-microsoft-com:vml" xmlns:w="http://schemas.openxmlformats.org/wordprocessingml/2006/main" xmlns:w10="urn:schemas-microsoft-com:office:word" xmlns:wp="http://schemas.openxmlformats.org/drawingml/2006/wordprocessingDrawing" xmlns:pic="http://schemas.openxmlformats.org/drawingml/2006/picture" xmlns:wps="http://schemas.microsoft.com/office/word/2010/wordprocessingShape" xmlns:wpg="http://schemas.microsoft.com/office/word/2010/wordprocessingGroup" xmlns:mc="http://schemas.openxmlformats.org/markup-compatibility/2006" xmlns:wp14="http://schemas.microsoft.com/office/word/2010/wordprocessingDrawing" xmlns:w14="http://schemas.microsoft.com/office/word/2010/wordml" xmlns:w15="http://schemas.microsoft.com/office/word/2012/wordml" mc:Ignorable="w14 wp14 w15">
+<w:hdr xmlns:wpc="http://schemas.microsoft.com/office/word/2010/wordprocessingCanvas" xmlns:cx="http://schemas.microsoft.com/office/drawing/2014/chartex" xmlns:cx1="http://schemas.microsoft.com/office/drawing/2015/9/8/chartex" xmlns:cx2="http://schemas.microsoft.com/office/drawing/2015/10/21/chartex" xmlns:cx3="http://schemas.microsoft.com/office/drawing/2016/5/9/chartex" xmlns:cx4="http://schemas.microsoft.com/office/drawing/2016/5/10/chartex" xmlns:cx5="http://schemas.microsoft.com/office/drawing/2016/5/11/chartex" xmlns:cx6="http://schemas.microsoft.com/office/drawing/2016/5/12/chartex" xmlns:cx7="http://schemas.microsoft.com/office/drawing/2016/5/13/chartex" xmlns:cx8="http://schemas.microsoft.com/office/drawing/2016/5/14/chartex" xmlns:mc="http://schemas.openxmlformats.org/markup-compatibility/2006" xmlns:m="http://schemas.openxmlformats.org/officeDocument/2006/math" xmlns:aink="http://schemas.microsoft.com/office/drawing/2016/ink" xmlns:am3d="http://schemas.microsoft.com/office/drawing/2017/model3d" xmlns:oel="http://schemas.microsoft.com/office/2019/extlst" xmlns:r="http://schemas.openxmlformats.org/officeDocument/2006/relationships" xmlns:wp14="http://schemas.microsoft.com/office/word/2010/wordprocessingDrawing" xmlns:wp="http://schemas.openxmlformats.org/drawingml/2006/wordprocessingDrawing" xmlns:wpg="http://schemas.microsoft.com/office/word/2010/wordprocessingGroup" xmlns:wpi="http://schemas.microsoft.com/office/word/2010/wordprocessingInk" xmlns:wps="http://schemas.microsoft.com/office/word/2010/wordprocessingShape" xmlns:o="urn:schemas-microsoft-com:office:office" xmlns:v="urn:schemas-microsoft-com:vml" xmlns:w10="urn:schemas-microsoft-com:office:word" xmlns:w="http://schemas.openxmlformats.org/wordprocessingml/2006/main" xmlns:w14="http://schemas.microsoft.com/office/word/2010/wordml" xmlns:w15="http://schemas.microsoft.com/office/word/2012/wordml" xmlns:w16cex="http://schemas.microsoft.com/office/word/2018/wordml/cex" xmlns:w16cid="http://schemas.microsoft.com/office/word/2016/wordml/cid" xmlns:w16="http://schemas.microsoft.com/office/word/2018/wordml" xmlns:w16sdtdh="http://schemas.microsoft.com/office/word/2020/wordml/sdtdatahash" xmlns:w16sdtfl="http://schemas.microsoft.com/office/word/2024/wordml/sdtformatlock" xmlns:w16se="http://schemas.microsoft.com/office/word/2015/wordml/symex" xmlns:w16du="http://schemas.microsoft.com/office/word/2023/wordml/word16du" xmlns:wne="http://schemas.microsoft.com/office/word/2006/wordml" mc:Ignorable="w14 w15 w16se w16cid w16 w16cex w16sdtdh w16sdtfl w16du wp14">
   <w:p>
     <w:pPr>
       <w:pStyle w:val="Header"/>
-      <w:rPr/>
     </w:pPr>
-    <w:r>
-      <w:rPr/>
-    </w:r>
   </w:p>
 </w:hdr>
 </file>
 
 <file path=word/header5.xml><?xml version="1.0" encoding="utf-8"?>
-<w:hdr xmlns:o="urn:schemas-microsoft-com:office:office" xmlns:r="http://schemas.openxmlformats.org/officeDocument/2006/relationships" xmlns:v="urn:schemas-microsoft-com:vml" xmlns:w="http://schemas.openxmlformats.org/wordprocessingml/2006/main" xmlns:w10="urn:schemas-microsoft-com:office:word" xmlns:wp="http://schemas.openxmlformats.org/drawingml/2006/wordprocessingDrawing" xmlns:pic="http://schemas.openxmlformats.org/drawingml/2006/picture" xmlns:wps="http://schemas.microsoft.com/office/word/2010/wordprocessingShape" xmlns:wpg="http://schemas.microsoft.com/office/word/2010/wordprocessingGroup" xmlns:mc="http://schemas.openxmlformats.org/markup-compatibility/2006" xmlns:wp14="http://schemas.microsoft.com/office/word/2010/wordprocessingDrawing" xmlns:w14="http://schemas.microsoft.com/office/word/2010/wordml" xmlns:w15="http://schemas.microsoft.com/office/word/2012/wordml" mc:Ignorable="w14 wp14 w15">
+<w:hdr xmlns:wpc="http://schemas.microsoft.com/office/word/2010/wordprocessingCanvas" xmlns:cx="http://schemas.microsoft.com/office/drawing/2014/chartex" xmlns:cx1="http://schemas.microsoft.com/office/drawing/2015/9/8/chartex" xmlns:cx2="http://schemas.microsoft.com/office/drawing/2015/10/21/chartex" xmlns:cx3="http://schemas.microsoft.com/office/drawing/2016/5/9/chartex" xmlns:cx4="http://schemas.microsoft.com/office/drawing/2016/5/10/chartex" xmlns:cx5="http://schemas.microsoft.com/office/drawing/2016/5/11/chartex" xmlns:cx6="http://schemas.microsoft.com/office/drawing/2016/5/12/chartex" xmlns:cx7="http://schemas.microsoft.com/office/drawing/2016/5/13/chartex" xmlns:cx8="http://schemas.microsoft.com/office/drawing/2016/5/14/chartex" xmlns:mc="http://schemas.openxmlformats.org/markup-compatibility/2006" xmlns:m="http://schemas.openxmlformats.org/officeDocument/2006/math" xmlns:aink="http://schemas.microsoft.com/office/drawing/2016/ink" xmlns:am3d="http://schemas.microsoft.com/office/drawing/2017/model3d" xmlns:oel="http://schemas.microsoft.com/office/2019/extlst" xmlns:r="http://schemas.openxmlformats.org/officeDocument/2006/relationships" xmlns:wp14="http://schemas.microsoft.com/office/word/2010/wordprocessingDrawing" xmlns:wp="http://schemas.openxmlformats.org/drawingml/2006/wordprocessingDrawing" xmlns:wpg="http://schemas.microsoft.com/office/word/2010/wordprocessingGroup" xmlns:wpi="http://schemas.microsoft.com/office/word/2010/wordprocessingInk" xmlns:wps="http://schemas.microsoft.com/office/word/2010/wordprocessingShape" xmlns:o="urn:schemas-microsoft-com:office:office" xmlns:v="urn:schemas-microsoft-com:vml" xmlns:w10="urn:schemas-microsoft-com:office:word" xmlns:w="http://schemas.openxmlformats.org/wordprocessingml/2006/main" xmlns:w14="http://schemas.microsoft.com/office/word/2010/wordml" xmlns:w15="http://schemas.microsoft.com/office/word/2012/wordml" xmlns:w16cex="http://schemas.microsoft.com/office/word/2018/wordml/cex" xmlns:w16cid="http://schemas.microsoft.com/office/word/2016/wordml/cid" xmlns:w16="http://schemas.microsoft.com/office/word/2018/wordml" xmlns:w16sdtdh="http://schemas.microsoft.com/office/word/2020/wordml/sdtdatahash" xmlns:w16sdtfl="http://schemas.microsoft.com/office/word/2024/wordml/sdtformatlock" xmlns:w16se="http://schemas.microsoft.com/office/word/2015/wordml/symex" xmlns:w16du="http://schemas.microsoft.com/office/word/2023/wordml/word16du" xmlns:wne="http://schemas.microsoft.com/office/word/2006/wordml" mc:Ignorable="w14 w15 w16se w16cid w16 w16cex w16sdtdh w16sdtfl w16du wp14">
   <w:p>
     <w:pPr>
       <w:pStyle w:val="BodyText"/>
-      <w:spacing w:lineRule="auto" w:line="14"/>
-      <w:ind w:start="0"/>
+      <w:spacing w:line="14" w:lineRule="auto"/>
+      <w:ind w:left="0"/>
       <w:rPr>
         <w:sz w:val="20"/>
       </w:rPr>
     </w:pPr>
     <w:r>
       <w:rPr>
+        <w:noProof/>
         <w:sz w:val="20"/>
       </w:rPr>
       <mc:AlternateContent>
         <mc:Choice Requires="wps">
           <w:drawing>
-            <wp:anchor behindDoc="1" distT="0" distB="0" distL="0" distR="0" simplePos="0" locked="0" layoutInCell="0" allowOverlap="1" relativeHeight="7">
+            <wp:anchor distT="0" distB="0" distL="0" distR="0" simplePos="0" relativeHeight="251657216" behindDoc="1" locked="0" layoutInCell="0" allowOverlap="1" wp14:anchorId="7947C837" wp14:editId="51D8EB6D">
               <wp:simplePos x="0" y="0"/>
               <wp:positionH relativeFrom="page">
                 <wp:posOffset>3978910</wp:posOffset>
@@ -6869,6 +6418,7 @@
               <wp:effectExtent l="0" t="0" r="0" b="0"/>
               <wp:wrapNone/>
               <wp:docPr id="3" name="Textbox 3"/>
+              <wp:cNvGraphicFramePr/>
               <a:graphic xmlns:a="http://schemas.openxmlformats.org/drawingml/2006/main">
                 <a:graphicData uri="http://schemas.microsoft.com/office/word/2010/wordprocessingShape">
                   <wps:wsp>
@@ -6887,9 +6437,15 @@
                       </a:ln>
                     </wps:spPr>
                     <wps:style>
-                      <a:lnRef idx="0"/>
-                      <a:fillRef idx="0"/>
-                      <a:effectRef idx="0"/>
+                      <a:lnRef idx="0">
+                        <a:scrgbClr r="0" g="0" b="0"/>
+                      </a:lnRef>
+                      <a:fillRef idx="0">
+                        <a:scrgbClr r="0" g="0" b="0"/>
+                      </a:fillRef>
+                      <a:effectRef idx="0">
+                        <a:scrgbClr r="0" g="0" b="0"/>
+                      </a:effectRef>
                       <a:fontRef idx="minor"/>
                     </wps:style>
                     <wps:txbx>
@@ -6897,8 +6453,8 @@
                         <w:p>
                           <w:pPr>
                             <w:pStyle w:val="FrameContentsuser"/>
-                            <w:spacing w:lineRule="exact" w:line="244"/>
-                            <w:ind w:start="60"/>
+                            <w:spacing w:line="244" w:lineRule="exact"/>
+                            <w:ind w:left="60"/>
                             <w:rPr>
                               <w:rFonts w:ascii="Calibri" w:hAnsi="Calibri"/>
                             </w:rPr>
@@ -6913,40 +6469,40 @@
                           </w:r>
                           <w:r>
                             <w:rPr>
-                              <w:spacing w:val="-10"/>
                               <w:rFonts w:ascii="Calibri" w:hAnsi="Calibri"/>
                               <w:color w:val="000000"/>
+                              <w:spacing w:val="-10"/>
                             </w:rPr>
                             <w:instrText xml:space="preserve"> PAGE </w:instrText>
                           </w:r>
                           <w:r>
                             <w:rPr>
-                              <w:spacing w:val="-10"/>
                               <w:rFonts w:ascii="Calibri" w:hAnsi="Calibri"/>
                               <w:color w:val="000000"/>
+                              <w:spacing w:val="-10"/>
                             </w:rPr>
                             <w:fldChar w:fldCharType="separate"/>
                           </w:r>
                           <w:r>
                             <w:rPr>
-                              <w:spacing w:val="-10"/>
                               <w:rFonts w:ascii="Calibri" w:hAnsi="Calibri"/>
                               <w:color w:val="000000"/>
+                              <w:spacing w:val="-10"/>
                             </w:rPr>
                             <w:t>4</w:t>
                           </w:r>
                           <w:r>
                             <w:rPr>
-                              <w:spacing w:val="-10"/>
                               <w:rFonts w:ascii="Calibri" w:hAnsi="Calibri"/>
                               <w:color w:val="000000"/>
+                              <w:spacing w:val="-10"/>
                             </w:rPr>
                             <w:fldChar w:fldCharType="end"/>
                           </w:r>
                         </w:p>
                       </w:txbxContent>
                     </wps:txbx>
-                    <wps:bodyPr lIns="0" rIns="0" tIns="0" bIns="0" anchor="t">
+                    <wps:bodyPr lIns="0" tIns="0" rIns="0" bIns="0" anchor="t">
                       <a:noAutofit/>
                     </wps:bodyPr>
                   </wps:wsp>
@@ -6955,7 +6511,7 @@
             </wp:anchor>
           </w:drawing>
         </mc:Choice>
-        <mc:Fallback>
+        <mc:Fallback xmlns:pic="http://schemas.openxmlformats.org/drawingml/2006/picture">
           <w:pict>
             <v:rect id="shape_0" ID="Textbox 3" path="m0,0l-2147483645,0l-2147483645,-2147483646l0,-2147483646xe" stroked="f" o:allowincell="f" style="position:absolute;margin-left:313.3pt;margin-top:36.85pt;width:12.55pt;height:12.95pt;mso-wrap-style:square;v-text-anchor:top;mso-position-horizontal-relative:page;mso-position-vertical-relative:page">
               <v:fill o:detectmouseclick="t" on="false"/>
@@ -7025,24 +6581,25 @@
 </file>
 
 <file path=word/header6.xml><?xml version="1.0" encoding="utf-8"?>
-<w:hdr xmlns:o="urn:schemas-microsoft-com:office:office" xmlns:r="http://schemas.openxmlformats.org/officeDocument/2006/relationships" xmlns:v="urn:schemas-microsoft-com:vml" xmlns:w="http://schemas.openxmlformats.org/wordprocessingml/2006/main" xmlns:w10="urn:schemas-microsoft-com:office:word" xmlns:wp="http://schemas.openxmlformats.org/drawingml/2006/wordprocessingDrawing" xmlns:pic="http://schemas.openxmlformats.org/drawingml/2006/picture" xmlns:wps="http://schemas.microsoft.com/office/word/2010/wordprocessingShape" xmlns:wpg="http://schemas.microsoft.com/office/word/2010/wordprocessingGroup" xmlns:mc="http://schemas.openxmlformats.org/markup-compatibility/2006" xmlns:wp14="http://schemas.microsoft.com/office/word/2010/wordprocessingDrawing" xmlns:w14="http://schemas.microsoft.com/office/word/2010/wordml" xmlns:w15="http://schemas.microsoft.com/office/word/2012/wordml" mc:Ignorable="w14 wp14 w15">
+<w:hdr xmlns:wpc="http://schemas.microsoft.com/office/word/2010/wordprocessingCanvas" xmlns:cx="http://schemas.microsoft.com/office/drawing/2014/chartex" xmlns:cx1="http://schemas.microsoft.com/office/drawing/2015/9/8/chartex" xmlns:cx2="http://schemas.microsoft.com/office/drawing/2015/10/21/chartex" xmlns:cx3="http://schemas.microsoft.com/office/drawing/2016/5/9/chartex" xmlns:cx4="http://schemas.microsoft.com/office/drawing/2016/5/10/chartex" xmlns:cx5="http://schemas.microsoft.com/office/drawing/2016/5/11/chartex" xmlns:cx6="http://schemas.microsoft.com/office/drawing/2016/5/12/chartex" xmlns:cx7="http://schemas.microsoft.com/office/drawing/2016/5/13/chartex" xmlns:cx8="http://schemas.microsoft.com/office/drawing/2016/5/14/chartex" xmlns:mc="http://schemas.openxmlformats.org/markup-compatibility/2006" xmlns:m="http://schemas.openxmlformats.org/officeDocument/2006/math" xmlns:aink="http://schemas.microsoft.com/office/drawing/2016/ink" xmlns:am3d="http://schemas.microsoft.com/office/drawing/2017/model3d" xmlns:oel="http://schemas.microsoft.com/office/2019/extlst" xmlns:r="http://schemas.openxmlformats.org/officeDocument/2006/relationships" xmlns:wp14="http://schemas.microsoft.com/office/word/2010/wordprocessingDrawing" xmlns:wp="http://schemas.openxmlformats.org/drawingml/2006/wordprocessingDrawing" xmlns:wpg="http://schemas.microsoft.com/office/word/2010/wordprocessingGroup" xmlns:wpi="http://schemas.microsoft.com/office/word/2010/wordprocessingInk" xmlns:wps="http://schemas.microsoft.com/office/word/2010/wordprocessingShape" xmlns:o="urn:schemas-microsoft-com:office:office" xmlns:v="urn:schemas-microsoft-com:vml" xmlns:w10="urn:schemas-microsoft-com:office:word" xmlns:w="http://schemas.openxmlformats.org/wordprocessingml/2006/main" xmlns:w14="http://schemas.microsoft.com/office/word/2010/wordml" xmlns:w15="http://schemas.microsoft.com/office/word/2012/wordml" xmlns:w16cex="http://schemas.microsoft.com/office/word/2018/wordml/cex" xmlns:w16cid="http://schemas.microsoft.com/office/word/2016/wordml/cid" xmlns:w16="http://schemas.microsoft.com/office/word/2018/wordml" xmlns:w16sdtdh="http://schemas.microsoft.com/office/word/2020/wordml/sdtdatahash" xmlns:w16sdtfl="http://schemas.microsoft.com/office/word/2024/wordml/sdtformatlock" xmlns:w16se="http://schemas.microsoft.com/office/word/2015/wordml/symex" xmlns:w16du="http://schemas.microsoft.com/office/word/2023/wordml/word16du" xmlns:wne="http://schemas.microsoft.com/office/word/2006/wordml" mc:Ignorable="w14 w15 w16se w16cid w16 w16cex w16sdtdh w16sdtfl w16du wp14">
   <w:p>
     <w:pPr>
       <w:pStyle w:val="BodyText"/>
-      <w:spacing w:lineRule="auto" w:line="14"/>
-      <w:ind w:start="0"/>
+      <w:spacing w:line="14" w:lineRule="auto"/>
+      <w:ind w:left="0"/>
       <w:rPr>
         <w:sz w:val="20"/>
       </w:rPr>
     </w:pPr>
     <w:r>
       <w:rPr>
+        <w:noProof/>
         <w:sz w:val="20"/>
       </w:rPr>
       <mc:AlternateContent>
         <mc:Choice Requires="wps">
           <w:drawing>
-            <wp:anchor behindDoc="1" distT="0" distB="0" distL="0" distR="0" simplePos="0" locked="0" layoutInCell="0" allowOverlap="1" relativeHeight="7">
+            <wp:anchor distT="0" distB="0" distL="0" distR="0" simplePos="0" relativeHeight="251658240" behindDoc="1" locked="0" layoutInCell="0" allowOverlap="1" wp14:anchorId="09CCA1C6" wp14:editId="0A66CEFF">
               <wp:simplePos x="0" y="0"/>
               <wp:positionH relativeFrom="page">
                 <wp:posOffset>3978910</wp:posOffset>
@@ -7054,6 +6611,7 @@
               <wp:effectExtent l="0" t="0" r="0" b="0"/>
               <wp:wrapNone/>
               <wp:docPr id="4" name="Textbox 3"/>
+              <wp:cNvGraphicFramePr/>
               <a:graphic xmlns:a="http://schemas.openxmlformats.org/drawingml/2006/main">
                 <a:graphicData uri="http://schemas.microsoft.com/office/word/2010/wordprocessingShape">
                   <wps:wsp>
@@ -7072,9 +6630,15 @@
                       </a:ln>
                     </wps:spPr>
                     <wps:style>
-                      <a:lnRef idx="0"/>
-                      <a:fillRef idx="0"/>
-                      <a:effectRef idx="0"/>
+                      <a:lnRef idx="0">
+                        <a:scrgbClr r="0" g="0" b="0"/>
+                      </a:lnRef>
+                      <a:fillRef idx="0">
+                        <a:scrgbClr r="0" g="0" b="0"/>
+                      </a:fillRef>
+                      <a:effectRef idx="0">
+                        <a:scrgbClr r="0" g="0" b="0"/>
+                      </a:effectRef>
                       <a:fontRef idx="minor"/>
                     </wps:style>
                     <wps:txbx>
@@ -7082,8 +6646,8 @@
                         <w:p>
                           <w:pPr>
                             <w:pStyle w:val="FrameContentsuser"/>
-                            <w:spacing w:lineRule="exact" w:line="244"/>
-                            <w:ind w:start="60"/>
+                            <w:spacing w:line="244" w:lineRule="exact"/>
+                            <w:ind w:left="60"/>
                             <w:rPr>
                               <w:rFonts w:ascii="Calibri" w:hAnsi="Calibri"/>
                             </w:rPr>
@@ -7098,40 +6662,40 @@
                           </w:r>
                           <w:r>
                             <w:rPr>
-                              <w:spacing w:val="-10"/>
                               <w:rFonts w:ascii="Calibri" w:hAnsi="Calibri"/>
                               <w:color w:val="000000"/>
+                              <w:spacing w:val="-10"/>
                             </w:rPr>
                             <w:instrText xml:space="preserve"> PAGE </w:instrText>
                           </w:r>
                           <w:r>
                             <w:rPr>
-                              <w:spacing w:val="-10"/>
                               <w:rFonts w:ascii="Calibri" w:hAnsi="Calibri"/>
                               <w:color w:val="000000"/>
+                              <w:spacing w:val="-10"/>
                             </w:rPr>
                             <w:fldChar w:fldCharType="separate"/>
                           </w:r>
                           <w:r>
                             <w:rPr>
-                              <w:spacing w:val="-10"/>
                               <w:rFonts w:ascii="Calibri" w:hAnsi="Calibri"/>
                               <w:color w:val="000000"/>
+                              <w:spacing w:val="-10"/>
                             </w:rPr>
                             <w:t>4</w:t>
                           </w:r>
                           <w:r>
                             <w:rPr>
-                              <w:spacing w:val="-10"/>
                               <w:rFonts w:ascii="Calibri" w:hAnsi="Calibri"/>
                               <w:color w:val="000000"/>
+                              <w:spacing w:val="-10"/>
                             </w:rPr>
                             <w:fldChar w:fldCharType="end"/>
                           </w:r>
                         </w:p>
                       </w:txbxContent>
                     </wps:txbx>
-                    <wps:bodyPr lIns="0" rIns="0" tIns="0" bIns="0" anchor="t">
+                    <wps:bodyPr lIns="0" tIns="0" rIns="0" bIns="0" anchor="t">
                       <a:noAutofit/>
                     </wps:bodyPr>
                   </wps:wsp>
@@ -7140,7 +6704,7 @@
             </wp:anchor>
           </w:drawing>
         </mc:Choice>
-        <mc:Fallback>
+        <mc:Fallback xmlns:pic="http://schemas.openxmlformats.org/drawingml/2006/picture">
           <w:pict>
             <v:rect id="shape_0" ID="Textbox 3" path="m0,0l-2147483645,0l-2147483645,-2147483646l0,-2147483646xe" stroked="f" o:allowincell="f" style="position:absolute;margin-left:313.3pt;margin-top:36.85pt;width:12.55pt;height:12.95pt;mso-wrap-style:square;v-text-anchor:top;mso-position-horizontal-relative:page;mso-position-vertical-relative:page">
               <v:fill o:detectmouseclick="t" on="false"/>
@@ -7210,38 +6774,35 @@
 </file>
 
 <file path=word/header7.xml><?xml version="1.0" encoding="utf-8"?>
-<w:hdr xmlns:o="urn:schemas-microsoft-com:office:office" xmlns:r="http://schemas.openxmlformats.org/officeDocument/2006/relationships" xmlns:v="urn:schemas-microsoft-com:vml" xmlns:w="http://schemas.openxmlformats.org/wordprocessingml/2006/main" xmlns:w10="urn:schemas-microsoft-com:office:word" xmlns:wp="http://schemas.openxmlformats.org/drawingml/2006/wordprocessingDrawing" xmlns:pic="http://schemas.openxmlformats.org/drawingml/2006/picture" xmlns:wps="http://schemas.microsoft.com/office/word/2010/wordprocessingShape" xmlns:wpg="http://schemas.microsoft.com/office/word/2010/wordprocessingGroup" xmlns:mc="http://schemas.openxmlformats.org/markup-compatibility/2006" xmlns:wp14="http://schemas.microsoft.com/office/word/2010/wordprocessingDrawing" xmlns:w14="http://schemas.microsoft.com/office/word/2010/wordml" xmlns:w15="http://schemas.microsoft.com/office/word/2012/wordml" mc:Ignorable="w14 wp14 w15">
+<w:hdr xmlns:wpc="http://schemas.microsoft.com/office/word/2010/wordprocessingCanvas" xmlns:cx="http://schemas.microsoft.com/office/drawing/2014/chartex" xmlns:cx1="http://schemas.microsoft.com/office/drawing/2015/9/8/chartex" xmlns:cx2="http://schemas.microsoft.com/office/drawing/2015/10/21/chartex" xmlns:cx3="http://schemas.microsoft.com/office/drawing/2016/5/9/chartex" xmlns:cx4="http://schemas.microsoft.com/office/drawing/2016/5/10/chartex" xmlns:cx5="http://schemas.microsoft.com/office/drawing/2016/5/11/chartex" xmlns:cx6="http://schemas.microsoft.com/office/drawing/2016/5/12/chartex" xmlns:cx7="http://schemas.microsoft.com/office/drawing/2016/5/13/chartex" xmlns:cx8="http://schemas.microsoft.com/office/drawing/2016/5/14/chartex" xmlns:mc="http://schemas.openxmlformats.org/markup-compatibility/2006" xmlns:m="http://schemas.openxmlformats.org/officeDocument/2006/math" xmlns:aink="http://schemas.microsoft.com/office/drawing/2016/ink" xmlns:am3d="http://schemas.microsoft.com/office/drawing/2017/model3d" xmlns:oel="http://schemas.microsoft.com/office/2019/extlst" xmlns:r="http://schemas.openxmlformats.org/officeDocument/2006/relationships" xmlns:wp14="http://schemas.microsoft.com/office/word/2010/wordprocessingDrawing" xmlns:wp="http://schemas.openxmlformats.org/drawingml/2006/wordprocessingDrawing" xmlns:wpg="http://schemas.microsoft.com/office/word/2010/wordprocessingGroup" xmlns:wpi="http://schemas.microsoft.com/office/word/2010/wordprocessingInk" xmlns:wps="http://schemas.microsoft.com/office/word/2010/wordprocessingShape" xmlns:o="urn:schemas-microsoft-com:office:office" xmlns:v="urn:schemas-microsoft-com:vml" xmlns:w10="urn:schemas-microsoft-com:office:word" xmlns:w="http://schemas.openxmlformats.org/wordprocessingml/2006/main" xmlns:w14="http://schemas.microsoft.com/office/word/2010/wordml" xmlns:w15="http://schemas.microsoft.com/office/word/2012/wordml" xmlns:w16cex="http://schemas.microsoft.com/office/word/2018/wordml/cex" xmlns:w16cid="http://schemas.microsoft.com/office/word/2016/wordml/cid" xmlns:w16="http://schemas.microsoft.com/office/word/2018/wordml" xmlns:w16sdtdh="http://schemas.microsoft.com/office/word/2020/wordml/sdtdatahash" xmlns:w16sdtfl="http://schemas.microsoft.com/office/word/2024/wordml/sdtformatlock" xmlns:w16se="http://schemas.microsoft.com/office/word/2015/wordml/symex" xmlns:w16du="http://schemas.microsoft.com/office/word/2023/wordml/word16du" xmlns:wne="http://schemas.microsoft.com/office/word/2006/wordml" mc:Ignorable="w14 w15 w16se w16cid w16 w16cex w16sdtdh w16sdtfl w16du wp14">
   <w:p>
     <w:pPr>
       <w:pStyle w:val="Header"/>
-      <w:rPr/>
     </w:pPr>
-    <w:r>
-      <w:rPr/>
-    </w:r>
   </w:p>
 </w:hdr>
 </file>
 
 <file path=word/header8.xml><?xml version="1.0" encoding="utf-8"?>
-<w:hdr xmlns:o="urn:schemas-microsoft-com:office:office" xmlns:r="http://schemas.openxmlformats.org/officeDocument/2006/relationships" xmlns:v="urn:schemas-microsoft-com:vml" xmlns:w="http://schemas.openxmlformats.org/wordprocessingml/2006/main" xmlns:w10="urn:schemas-microsoft-com:office:word" xmlns:wp="http://schemas.openxmlformats.org/drawingml/2006/wordprocessingDrawing" xmlns:pic="http://schemas.openxmlformats.org/drawingml/2006/picture" xmlns:wps="http://schemas.microsoft.com/office/word/2010/wordprocessingShape" xmlns:wpg="http://schemas.microsoft.com/office/word/2010/wordprocessingGroup" xmlns:mc="http://schemas.openxmlformats.org/markup-compatibility/2006" xmlns:wp14="http://schemas.microsoft.com/office/word/2010/wordprocessingDrawing" xmlns:w14="http://schemas.microsoft.com/office/word/2010/wordml" xmlns:w15="http://schemas.microsoft.com/office/word/2012/wordml" mc:Ignorable="w14 wp14 w15">
+<w:hdr xmlns:wpc="http://schemas.microsoft.com/office/word/2010/wordprocessingCanvas" xmlns:cx="http://schemas.microsoft.com/office/drawing/2014/chartex" xmlns:cx1="http://schemas.microsoft.com/office/drawing/2015/9/8/chartex" xmlns:cx2="http://schemas.microsoft.com/office/drawing/2015/10/21/chartex" xmlns:cx3="http://schemas.microsoft.com/office/drawing/2016/5/9/chartex" xmlns:cx4="http://schemas.microsoft.com/office/drawing/2016/5/10/chartex" xmlns:cx5="http://schemas.microsoft.com/office/drawing/2016/5/11/chartex" xmlns:cx6="http://schemas.microsoft.com/office/drawing/2016/5/12/chartex" xmlns:cx7="http://schemas.microsoft.com/office/drawing/2016/5/13/chartex" xmlns:cx8="http://schemas.microsoft.com/office/drawing/2016/5/14/chartex" xmlns:mc="http://schemas.openxmlformats.org/markup-compatibility/2006" xmlns:m="http://schemas.openxmlformats.org/officeDocument/2006/math" xmlns:aink="http://schemas.microsoft.com/office/drawing/2016/ink" xmlns:am3d="http://schemas.microsoft.com/office/drawing/2017/model3d" xmlns:oel="http://schemas.microsoft.com/office/2019/extlst" xmlns:r="http://schemas.openxmlformats.org/officeDocument/2006/relationships" xmlns:wp14="http://schemas.microsoft.com/office/word/2010/wordprocessingDrawing" xmlns:wp="http://schemas.openxmlformats.org/drawingml/2006/wordprocessingDrawing" xmlns:wpg="http://schemas.microsoft.com/office/word/2010/wordprocessingGroup" xmlns:wpi="http://schemas.microsoft.com/office/word/2010/wordprocessingInk" xmlns:wps="http://schemas.microsoft.com/office/word/2010/wordprocessingShape" xmlns:o="urn:schemas-microsoft-com:office:office" xmlns:v="urn:schemas-microsoft-com:vml" xmlns:w10="urn:schemas-microsoft-com:office:word" xmlns:w="http://schemas.openxmlformats.org/wordprocessingml/2006/main" xmlns:w14="http://schemas.microsoft.com/office/word/2010/wordml" xmlns:w15="http://schemas.microsoft.com/office/word/2012/wordml" xmlns:w16cex="http://schemas.microsoft.com/office/word/2018/wordml/cex" xmlns:w16cid="http://schemas.microsoft.com/office/word/2016/wordml/cid" xmlns:w16="http://schemas.microsoft.com/office/word/2018/wordml" xmlns:w16sdtdh="http://schemas.microsoft.com/office/word/2020/wordml/sdtdatahash" xmlns:w16sdtfl="http://schemas.microsoft.com/office/word/2024/wordml/sdtformatlock" xmlns:w16se="http://schemas.microsoft.com/office/word/2015/wordml/symex" xmlns:w16du="http://schemas.microsoft.com/office/word/2023/wordml/word16du" xmlns:wne="http://schemas.microsoft.com/office/word/2006/wordml" mc:Ignorable="w14 w15 w16se w16cid w16 w16cex w16sdtdh w16sdtfl w16du wp14">
   <w:p>
     <w:pPr>
       <w:pStyle w:val="BodyText"/>
-      <w:spacing w:lineRule="auto" w:line="14"/>
-      <w:ind w:start="0"/>
+      <w:spacing w:line="14" w:lineRule="auto"/>
+      <w:ind w:left="0"/>
       <w:rPr>
         <w:sz w:val="20"/>
       </w:rPr>
     </w:pPr>
     <w:r>
       <w:rPr>
+        <w:noProof/>
         <w:sz w:val="20"/>
       </w:rPr>
       <mc:AlternateContent>
         <mc:Choice Requires="wps">
           <w:drawing>
-            <wp:anchor behindDoc="1" distT="0" distB="0" distL="0" distR="0" simplePos="0" locked="0" layoutInCell="0" allowOverlap="1" relativeHeight="10">
+            <wp:anchor distT="0" distB="0" distL="0" distR="0" simplePos="0" relativeHeight="251659264" behindDoc="1" locked="0" layoutInCell="0" allowOverlap="1" wp14:anchorId="251FCA9B" wp14:editId="4FAC581A">
               <wp:simplePos x="0" y="0"/>
               <wp:positionH relativeFrom="page">
                 <wp:posOffset>3978910</wp:posOffset>
@@ -7253,6 +6814,7 @@
               <wp:effectExtent l="0" t="0" r="0" b="0"/>
               <wp:wrapNone/>
               <wp:docPr id="5" name="Textbox 4"/>
+              <wp:cNvGraphicFramePr/>
               <a:graphic xmlns:a="http://schemas.openxmlformats.org/drawingml/2006/main">
                 <a:graphicData uri="http://schemas.microsoft.com/office/word/2010/wordprocessingShape">
                   <wps:wsp>
@@ -7271,9 +6833,15 @@
                       </a:ln>
                     </wps:spPr>
                     <wps:style>
-                      <a:lnRef idx="0"/>
-                      <a:fillRef idx="0"/>
-                      <a:effectRef idx="0"/>
+                      <a:lnRef idx="0">
+                        <a:scrgbClr r="0" g="0" b="0"/>
+                      </a:lnRef>
+                      <a:fillRef idx="0">
+                        <a:scrgbClr r="0" g="0" b="0"/>
+                      </a:fillRef>
+                      <a:effectRef idx="0">
+                        <a:scrgbClr r="0" g="0" b="0"/>
+                      </a:effectRef>
                       <a:fontRef idx="minor"/>
                     </wps:style>
                     <wps:txbx>
@@ -7281,8 +6849,8 @@
                         <w:p>
                           <w:pPr>
                             <w:pStyle w:val="FrameContentsuser"/>
-                            <w:spacing w:lineRule="exact" w:line="244"/>
-                            <w:ind w:start="60"/>
+                            <w:spacing w:line="244" w:lineRule="exact"/>
+                            <w:ind w:left="60"/>
                             <w:rPr>
                               <w:rFonts w:ascii="Calibri" w:hAnsi="Calibri"/>
                             </w:rPr>
@@ -7297,40 +6865,40 @@
                           </w:r>
                           <w:r>
                             <w:rPr>
-                              <w:spacing w:val="-10"/>
                               <w:rFonts w:ascii="Calibri" w:hAnsi="Calibri"/>
                               <w:color w:val="000000"/>
+                              <w:spacing w:val="-10"/>
                             </w:rPr>
                             <w:instrText xml:space="preserve"> PAGE </w:instrText>
                           </w:r>
                           <w:r>
                             <w:rPr>
-                              <w:spacing w:val="-10"/>
                               <w:rFonts w:ascii="Calibri" w:hAnsi="Calibri"/>
                               <w:color w:val="000000"/>
+                              <w:spacing w:val="-10"/>
                             </w:rPr>
                             <w:fldChar w:fldCharType="separate"/>
                           </w:r>
                           <w:r>
                             <w:rPr>
-                              <w:spacing w:val="-10"/>
                               <w:rFonts w:ascii="Calibri" w:hAnsi="Calibri"/>
                               <w:color w:val="000000"/>
+                              <w:spacing w:val="-10"/>
                             </w:rPr>
                             <w:t>5</w:t>
                           </w:r>
                           <w:r>
                             <w:rPr>
-                              <w:spacing w:val="-10"/>
                               <w:rFonts w:ascii="Calibri" w:hAnsi="Calibri"/>
                               <w:color w:val="000000"/>
+                              <w:spacing w:val="-10"/>
                             </w:rPr>
                             <w:fldChar w:fldCharType="end"/>
                           </w:r>
                         </w:p>
                       </w:txbxContent>
                     </wps:txbx>
-                    <wps:bodyPr lIns="0" rIns="0" tIns="0" bIns="0" anchor="t">
+                    <wps:bodyPr lIns="0" tIns="0" rIns="0" bIns="0" anchor="t">
                       <a:noAutofit/>
                     </wps:bodyPr>
                   </wps:wsp>
@@ -7339,7 +6907,7 @@
             </wp:anchor>
           </w:drawing>
         </mc:Choice>
-        <mc:Fallback>
+        <mc:Fallback xmlns:pic="http://schemas.openxmlformats.org/drawingml/2006/picture">
           <w:pict>
             <v:rect id="shape_0" ID="Textbox 4" path="m0,0l-2147483645,0l-2147483645,-2147483646l0,-2147483646xe" stroked="f" o:allowincell="f" style="position:absolute;margin-left:313.3pt;margin-top:36.85pt;width:12.55pt;height:12.95pt;mso-wrap-style:square;v-text-anchor:top;mso-position-horizontal-relative:page;mso-position-vertical-relative:page">
               <v:fill o:detectmouseclick="t" on="false"/>
@@ -7409,24 +6977,25 @@
 </file>
 
 <file path=word/header9.xml><?xml version="1.0" encoding="utf-8"?>
-<w:hdr xmlns:o="urn:schemas-microsoft-com:office:office" xmlns:r="http://schemas.openxmlformats.org/officeDocument/2006/relationships" xmlns:v="urn:schemas-microsoft-com:vml" xmlns:w="http://schemas.openxmlformats.org/wordprocessingml/2006/main" xmlns:w10="urn:schemas-microsoft-com:office:word" xmlns:wp="http://schemas.openxmlformats.org/drawingml/2006/wordprocessingDrawing" xmlns:pic="http://schemas.openxmlformats.org/drawingml/2006/picture" xmlns:wps="http://schemas.microsoft.com/office/word/2010/wordprocessingShape" xmlns:wpg="http://schemas.microsoft.com/office/word/2010/wordprocessingGroup" xmlns:mc="http://schemas.openxmlformats.org/markup-compatibility/2006" xmlns:wp14="http://schemas.microsoft.com/office/word/2010/wordprocessingDrawing" xmlns:w14="http://schemas.microsoft.com/office/word/2010/wordml" xmlns:w15="http://schemas.microsoft.com/office/word/2012/wordml" mc:Ignorable="w14 wp14 w15">
+<w:hdr xmlns:wpc="http://schemas.microsoft.com/office/word/2010/wordprocessingCanvas" xmlns:cx="http://schemas.microsoft.com/office/drawing/2014/chartex" xmlns:cx1="http://schemas.microsoft.com/office/drawing/2015/9/8/chartex" xmlns:cx2="http://schemas.microsoft.com/office/drawing/2015/10/21/chartex" xmlns:cx3="http://schemas.microsoft.com/office/drawing/2016/5/9/chartex" xmlns:cx4="http://schemas.microsoft.com/office/drawing/2016/5/10/chartex" xmlns:cx5="http://schemas.microsoft.com/office/drawing/2016/5/11/chartex" xmlns:cx6="http://schemas.microsoft.com/office/drawing/2016/5/12/chartex" xmlns:cx7="http://schemas.microsoft.com/office/drawing/2016/5/13/chartex" xmlns:cx8="http://schemas.microsoft.com/office/drawing/2016/5/14/chartex" xmlns:mc="http://schemas.openxmlformats.org/markup-compatibility/2006" xmlns:m="http://schemas.openxmlformats.org/officeDocument/2006/math" xmlns:aink="http://schemas.microsoft.com/office/drawing/2016/ink" xmlns:am3d="http://schemas.microsoft.com/office/drawing/2017/model3d" xmlns:oel="http://schemas.microsoft.com/office/2019/extlst" xmlns:r="http://schemas.openxmlformats.org/officeDocument/2006/relationships" xmlns:wp14="http://schemas.microsoft.com/office/word/2010/wordprocessingDrawing" xmlns:wp="http://schemas.openxmlformats.org/drawingml/2006/wordprocessingDrawing" xmlns:wpg="http://schemas.microsoft.com/office/word/2010/wordprocessingGroup" xmlns:wpi="http://schemas.microsoft.com/office/word/2010/wordprocessingInk" xmlns:wps="http://schemas.microsoft.com/office/word/2010/wordprocessingShape" xmlns:o="urn:schemas-microsoft-com:office:office" xmlns:v="urn:schemas-microsoft-com:vml" xmlns:w10="urn:schemas-microsoft-com:office:word" xmlns:w="http://schemas.openxmlformats.org/wordprocessingml/2006/main" xmlns:w14="http://schemas.microsoft.com/office/word/2010/wordml" xmlns:w15="http://schemas.microsoft.com/office/word/2012/wordml" xmlns:w16cex="http://schemas.microsoft.com/office/word/2018/wordml/cex" xmlns:w16cid="http://schemas.microsoft.com/office/word/2016/wordml/cid" xmlns:w16="http://schemas.microsoft.com/office/word/2018/wordml" xmlns:w16sdtdh="http://schemas.microsoft.com/office/word/2020/wordml/sdtdatahash" xmlns:w16sdtfl="http://schemas.microsoft.com/office/word/2024/wordml/sdtformatlock" xmlns:w16se="http://schemas.microsoft.com/office/word/2015/wordml/symex" xmlns:w16du="http://schemas.microsoft.com/office/word/2023/wordml/word16du" xmlns:wne="http://schemas.microsoft.com/office/word/2006/wordml" mc:Ignorable="w14 w15 w16se w16cid w16 w16cex w16sdtdh w16sdtfl w16du wp14">
   <w:p>
     <w:pPr>
       <w:pStyle w:val="BodyText"/>
-      <w:spacing w:lineRule="auto" w:line="14"/>
-      <w:ind w:start="0"/>
+      <w:spacing w:line="14" w:lineRule="auto"/>
+      <w:ind w:left="0"/>
       <w:rPr>
         <w:sz w:val="20"/>
       </w:rPr>
     </w:pPr>
     <w:r>
       <w:rPr>
+        <w:noProof/>
         <w:sz w:val="20"/>
       </w:rPr>
       <mc:AlternateContent>
         <mc:Choice Requires="wps">
           <w:drawing>
-            <wp:anchor behindDoc="1" distT="0" distB="0" distL="0" distR="0" simplePos="0" locked="0" layoutInCell="0" allowOverlap="1" relativeHeight="10">
+            <wp:anchor distT="0" distB="0" distL="0" distR="0" simplePos="0" relativeHeight="251660288" behindDoc="1" locked="0" layoutInCell="0" allowOverlap="1" wp14:anchorId="21BCB557" wp14:editId="5F85808D">
               <wp:simplePos x="0" y="0"/>
               <wp:positionH relativeFrom="page">
                 <wp:posOffset>3978910</wp:posOffset>
@@ -7438,6 +7007,7 @@
               <wp:effectExtent l="0" t="0" r="0" b="0"/>
               <wp:wrapNone/>
               <wp:docPr id="6" name="Textbox 4"/>
+              <wp:cNvGraphicFramePr/>
               <a:graphic xmlns:a="http://schemas.openxmlformats.org/drawingml/2006/main">
                 <a:graphicData uri="http://schemas.microsoft.com/office/word/2010/wordprocessingShape">
                   <wps:wsp>
@@ -7456,9 +7026,15 @@
                       </a:ln>
                     </wps:spPr>
                     <wps:style>
-                      <a:lnRef idx="0"/>
-                      <a:fillRef idx="0"/>
-                      <a:effectRef idx="0"/>
+                      <a:lnRef idx="0">
+                        <a:scrgbClr r="0" g="0" b="0"/>
+                      </a:lnRef>
+                      <a:fillRef idx="0">
+                        <a:scrgbClr r="0" g="0" b="0"/>
+                      </a:fillRef>
+                      <a:effectRef idx="0">
+                        <a:scrgbClr r="0" g="0" b="0"/>
+                      </a:effectRef>
                       <a:fontRef idx="minor"/>
                     </wps:style>
                     <wps:txbx>
@@ -7466,8 +7042,8 @@
                         <w:p>
                           <w:pPr>
                             <w:pStyle w:val="FrameContentsuser"/>
-                            <w:spacing w:lineRule="exact" w:line="244"/>
-                            <w:ind w:start="60"/>
+                            <w:spacing w:line="244" w:lineRule="exact"/>
+                            <w:ind w:left="60"/>
                             <w:rPr>
                               <w:rFonts w:ascii="Calibri" w:hAnsi="Calibri"/>
                             </w:rPr>
@@ -7482,40 +7058,40 @@
                           </w:r>
                           <w:r>
                             <w:rPr>
-                              <w:spacing w:val="-10"/>
                               <w:rFonts w:ascii="Calibri" w:hAnsi="Calibri"/>
                               <w:color w:val="000000"/>
+                              <w:spacing w:val="-10"/>
                             </w:rPr>
                             <w:instrText xml:space="preserve"> PAGE </w:instrText>
                           </w:r>
                           <w:r>
                             <w:rPr>
-                              <w:spacing w:val="-10"/>
                               <w:rFonts w:ascii="Calibri" w:hAnsi="Calibri"/>
                               <w:color w:val="000000"/>
+                              <w:spacing w:val="-10"/>
                             </w:rPr>
                             <w:fldChar w:fldCharType="separate"/>
                           </w:r>
                           <w:r>
                             <w:rPr>
-                              <w:spacing w:val="-10"/>
                               <w:rFonts w:ascii="Calibri" w:hAnsi="Calibri"/>
                               <w:color w:val="000000"/>
+                              <w:spacing w:val="-10"/>
                             </w:rPr>
                             <w:t>5</w:t>
                           </w:r>
                           <w:r>
                             <w:rPr>
-                              <w:spacing w:val="-10"/>
                               <w:rFonts w:ascii="Calibri" w:hAnsi="Calibri"/>
                               <w:color w:val="000000"/>
+                              <w:spacing w:val="-10"/>
                             </w:rPr>
                             <w:fldChar w:fldCharType="end"/>
                           </w:r>
                         </w:p>
                       </w:txbxContent>
                     </wps:txbx>
-                    <wps:bodyPr lIns="0" rIns="0" tIns="0" bIns="0" anchor="t">
+                    <wps:bodyPr lIns="0" tIns="0" rIns="0" bIns="0" anchor="t">
                       <a:noAutofit/>
                     </wps:bodyPr>
                   </wps:wsp>
@@ -7524,7 +7100,7 @@
             </wp:anchor>
           </w:drawing>
         </mc:Choice>
-        <mc:Fallback>
+        <mc:Fallback xmlns:pic="http://schemas.openxmlformats.org/drawingml/2006/picture">
           <w:pict>
             <v:rect id="shape_0" ID="Textbox 4" path="m0,0l-2147483645,0l-2147483645,-2147483646l0,-2147483646xe" stroked="f" o:allowincell="f" style="position:absolute;margin-left:313.3pt;margin-top:36.85pt;width:12.55pt;height:12.95pt;mso-wrap-style:square;v-text-anchor:top;mso-position-horizontal-relative:page;mso-position-vertical-relative:page">
               <v:fill o:detectmouseclick="t" on="false"/>
@@ -7594,29 +7170,32 @@
 </file>
 
 <file path=word/numbering.xml><?xml version="1.0" encoding="utf-8"?>
-<w:numbering xmlns:w="http://schemas.openxmlformats.org/wordprocessingml/2006/main" xmlns:o="urn:schemas-microsoft-com:office:office" xmlns:r="http://schemas.openxmlformats.org/officeDocument/2006/relationships" xmlns:v="urn:schemas-microsoft-com:vml" xmlns:mc="http://schemas.openxmlformats.org/markup-compatibility/2006" xmlns:w14="http://schemas.microsoft.com/office/word/2010/wordml" mc:Ignorable="w14">
-  <w:abstractNum w:abstractNumId="1">
+<w:numbering xmlns:wpc="http://schemas.microsoft.com/office/word/2010/wordprocessingCanvas" xmlns:cx="http://schemas.microsoft.com/office/drawing/2014/chartex" xmlns:cx1="http://schemas.microsoft.com/office/drawing/2015/9/8/chartex" xmlns:cx2="http://schemas.microsoft.com/office/drawing/2015/10/21/chartex" xmlns:cx3="http://schemas.microsoft.com/office/drawing/2016/5/9/chartex" xmlns:cx4="http://schemas.microsoft.com/office/drawing/2016/5/10/chartex" xmlns:cx5="http://schemas.microsoft.com/office/drawing/2016/5/11/chartex" xmlns:cx6="http://schemas.microsoft.com/office/drawing/2016/5/12/chartex" xmlns:cx7="http://schemas.microsoft.com/office/drawing/2016/5/13/chartex" xmlns:cx8="http://schemas.microsoft.com/office/drawing/2016/5/14/chartex" xmlns:mc="http://schemas.openxmlformats.org/markup-compatibility/2006" xmlns:m="http://schemas.openxmlformats.org/officeDocument/2006/math" xmlns:aink="http://schemas.microsoft.com/office/drawing/2016/ink" xmlns:am3d="http://schemas.microsoft.com/office/drawing/2017/model3d" xmlns:oel="http://schemas.microsoft.com/office/2019/extlst" xmlns:r="http://schemas.openxmlformats.org/officeDocument/2006/relationships" xmlns:wp14="http://schemas.microsoft.com/office/word/2010/wordprocessingDrawing" xmlns:wp="http://schemas.openxmlformats.org/drawingml/2006/wordprocessingDrawing" xmlns:wpg="http://schemas.microsoft.com/office/word/2010/wordprocessingGroup" xmlns:wpi="http://schemas.microsoft.com/office/word/2010/wordprocessingInk" xmlns:wps="http://schemas.microsoft.com/office/word/2010/wordprocessingShape" xmlns:o="urn:schemas-microsoft-com:office:office" xmlns:v="urn:schemas-microsoft-com:vml" xmlns:w10="urn:schemas-microsoft-com:office:word" xmlns:w="http://schemas.openxmlformats.org/wordprocessingml/2006/main" xmlns:w14="http://schemas.microsoft.com/office/word/2010/wordml" xmlns:w15="http://schemas.microsoft.com/office/word/2012/wordml" xmlns:w16cex="http://schemas.microsoft.com/office/word/2018/wordml/cex" xmlns:w16cid="http://schemas.microsoft.com/office/word/2016/wordml/cid" xmlns:w16="http://schemas.microsoft.com/office/word/2018/wordml" xmlns:w16sdtdh="http://schemas.microsoft.com/office/word/2020/wordml/sdtdatahash" xmlns:w16sdtfl="http://schemas.microsoft.com/office/word/2024/wordml/sdtformatlock" xmlns:w16se="http://schemas.microsoft.com/office/word/2015/wordml/symex" xmlns:w16du="http://schemas.microsoft.com/office/word/2023/wordml/word16du" xmlns:wne="http://schemas.microsoft.com/office/word/2006/wordml" mc:Ignorable="w14 w15 w16se w16cid w16 w16cex w16sdtdh w16sdtfl w16du wp14">
+  <w:abstractNum w:abstractNumId="0" w15:restartNumberingAfterBreak="0">
+    <w:nsid w:val="700707CC"/>
+    <w:multiLevelType w:val="multilevel"/>
+    <w:tmpl w:val="3326C06E"/>
     <w:lvl w:ilvl="0">
       <w:start w:val="1"/>
       <w:numFmt w:val="decimal"/>
       <w:lvlText w:val="%1."/>
-      <w:lvlJc w:val="start"/>
+      <w:lvlJc w:val="left"/>
       <w:pPr>
         <w:tabs>
           <w:tab w:val="num" w:pos="0"/>
         </w:tabs>
-        <w:ind w:start="853" w:hanging="708"/>
+        <w:ind w:left="853" w:hanging="708"/>
       </w:pPr>
       <w:rPr>
+        <w:rFonts w:ascii="Times New Roman" w:eastAsia="Times New Roman" w:hAnsi="Times New Roman" w:cs="Times New Roman"/>
+        <w:b/>
+        <w:bCs/>
+        <w:i w:val="0"/>
+        <w:iCs w:val="0"/>
+        <w:spacing w:val="0"/>
+        <w:w w:val="100"/>
         <w:sz w:val="24"/>
-        <w:spacing w:val="0"/>
-        <w:i w:val="false"/>
-        <w:b/>
         <w:szCs w:val="24"/>
-        <w:iCs w:val="false"/>
-        <w:bCs/>
-        <w:w w:val="100"/>
-        <w:rFonts w:ascii="Times New Roman" w:hAnsi="Times New Roman" w:eastAsia="Times New Roman" w:cs="Times New Roman"/>
         <w:lang w:val="ru-RU" w:eastAsia="en-US" w:bidi="ar-SA"/>
       </w:rPr>
     </w:lvl>
@@ -7624,23 +7203,23 @@
       <w:start w:val="1"/>
       <w:numFmt w:val="decimal"/>
       <w:lvlText w:val="%1.%2."/>
-      <w:lvlJc w:val="start"/>
+      <w:lvlJc w:val="left"/>
       <w:pPr>
         <w:tabs>
           <w:tab w:val="num" w:pos="0"/>
         </w:tabs>
-        <w:ind w:start="145" w:hanging="708"/>
+        <w:ind w:left="145" w:hanging="708"/>
       </w:pPr>
       <w:rPr>
+        <w:rFonts w:ascii="Times New Roman" w:eastAsia="Times New Roman" w:hAnsi="Times New Roman" w:cs="Times New Roman"/>
+        <w:b w:val="0"/>
+        <w:bCs w:val="0"/>
+        <w:i w:val="0"/>
+        <w:iCs w:val="0"/>
+        <w:spacing w:val="0"/>
+        <w:w w:val="99"/>
         <w:sz w:val="24"/>
-        <w:spacing w:val="0"/>
-        <w:i w:val="false"/>
-        <w:b w:val="false"/>
         <w:szCs w:val="24"/>
-        <w:iCs w:val="false"/>
-        <w:bCs w:val="false"/>
-        <w:w w:val="99"/>
-        <w:rFonts w:ascii="Times New Roman" w:hAnsi="Times New Roman" w:eastAsia="Times New Roman" w:cs="Times New Roman"/>
         <w:lang w:val="ru-RU" w:eastAsia="en-US" w:bidi="ar-SA"/>
       </w:rPr>
     </w:lvl>
@@ -7648,36 +7227,35 @@
       <w:start w:val="1"/>
       <w:numFmt w:val="decimal"/>
       <w:lvlText w:val="%1.%2.%3."/>
-      <w:lvlJc w:val="start"/>
+      <w:lvlJc w:val="left"/>
       <w:pPr>
         <w:tabs>
           <w:tab w:val="num" w:pos="0"/>
         </w:tabs>
-        <w:ind w:start="745" w:hanging="600"/>
+        <w:ind w:left="745" w:hanging="600"/>
       </w:pPr>
       <w:rPr>
+        <w:rFonts w:ascii="Times New Roman" w:eastAsia="Times New Roman" w:hAnsi="Times New Roman" w:cs="Times New Roman"/>
+        <w:b w:val="0"/>
+        <w:bCs w:val="0"/>
+        <w:i w:val="0"/>
+        <w:iCs w:val="0"/>
+        <w:spacing w:val="0"/>
+        <w:w w:val="100"/>
         <w:sz w:val="24"/>
-        <w:spacing w:val="0"/>
-        <w:i w:val="false"/>
-        <w:b w:val="false"/>
         <w:szCs w:val="24"/>
-        <w:iCs w:val="false"/>
-        <w:bCs w:val="false"/>
-        <w:w w:val="100"/>
-        <w:rFonts w:ascii="Times New Roman" w:hAnsi="Times New Roman" w:eastAsia="Times New Roman" w:cs="Times New Roman"/>
         <w:lang w:val="ru-RU" w:eastAsia="en-US" w:bidi="ar-SA"/>
       </w:rPr>
     </w:lvl>
     <w:lvl w:ilvl="3">
-      <w:start w:val="0"/>
       <w:numFmt w:val="bullet"/>
       <w:lvlText w:val=""/>
-      <w:lvlJc w:val="start"/>
+      <w:lvlJc w:val="left"/>
       <w:pPr>
         <w:tabs>
           <w:tab w:val="num" w:pos="0"/>
         </w:tabs>
-        <w:ind w:start="1957" w:hanging="600"/>
+        <w:ind w:left="1957" w:hanging="600"/>
       </w:pPr>
       <w:rPr>
         <w:rFonts w:ascii="Symbol" w:hAnsi="Symbol" w:cs="Symbol" w:hint="default"/>
@@ -7685,15 +7263,14 @@
       </w:rPr>
     </w:lvl>
     <w:lvl w:ilvl="4">
-      <w:start w:val="0"/>
       <w:numFmt w:val="bullet"/>
       <w:lvlText w:val=""/>
-      <w:lvlJc w:val="start"/>
+      <w:lvlJc w:val="left"/>
       <w:pPr>
         <w:tabs>
           <w:tab w:val="num" w:pos="0"/>
         </w:tabs>
-        <w:ind w:start="3054" w:hanging="600"/>
+        <w:ind w:left="3054" w:hanging="600"/>
       </w:pPr>
       <w:rPr>
         <w:rFonts w:ascii="Symbol" w:hAnsi="Symbol" w:cs="Symbol" w:hint="default"/>
@@ -7701,15 +7278,14 @@
       </w:rPr>
     </w:lvl>
     <w:lvl w:ilvl="5">
-      <w:start w:val="0"/>
       <w:numFmt w:val="bullet"/>
       <w:lvlText w:val=""/>
-      <w:lvlJc w:val="start"/>
+      <w:lvlJc w:val="left"/>
       <w:pPr>
         <w:tabs>
           <w:tab w:val="num" w:pos="0"/>
         </w:tabs>
-        <w:ind w:start="4152" w:hanging="600"/>
+        <w:ind w:left="4152" w:hanging="600"/>
       </w:pPr>
       <w:rPr>
         <w:rFonts w:ascii="Symbol" w:hAnsi="Symbol" w:cs="Symbol" w:hint="default"/>
@@ -7717,15 +7293,14 @@
       </w:rPr>
     </w:lvl>
     <w:lvl w:ilvl="6">
-      <w:start w:val="0"/>
       <w:numFmt w:val="bullet"/>
       <w:lvlText w:val=""/>
-      <w:lvlJc w:val="start"/>
+      <w:lvlJc w:val="left"/>
       <w:pPr>
         <w:tabs>
           <w:tab w:val="num" w:pos="0"/>
         </w:tabs>
-        <w:ind w:start="5249" w:hanging="600"/>
+        <w:ind w:left="5249" w:hanging="600"/>
       </w:pPr>
       <w:rPr>
         <w:rFonts w:ascii="Symbol" w:hAnsi="Symbol" w:cs="Symbol" w:hint="default"/>
@@ -7733,15 +7308,14 @@
       </w:rPr>
     </w:lvl>
     <w:lvl w:ilvl="7">
-      <w:start w:val="0"/>
       <w:numFmt w:val="bullet"/>
       <w:lvlText w:val=""/>
-      <w:lvlJc w:val="start"/>
+      <w:lvlJc w:val="left"/>
       <w:pPr>
         <w:tabs>
           <w:tab w:val="num" w:pos="0"/>
         </w:tabs>
-        <w:ind w:start="6346" w:hanging="600"/>
+        <w:ind w:left="6346" w:hanging="600"/>
       </w:pPr>
       <w:rPr>
         <w:rFonts w:ascii="Symbol" w:hAnsi="Symbol" w:cs="Symbol" w:hint="default"/>
@@ -7749,15 +7323,14 @@
       </w:rPr>
     </w:lvl>
     <w:lvl w:ilvl="8">
-      <w:start w:val="0"/>
       <w:numFmt w:val="bullet"/>
       <w:lvlText w:val=""/>
-      <w:lvlJc w:val="start"/>
+      <w:lvlJc w:val="left"/>
       <w:pPr>
         <w:tabs>
           <w:tab w:val="num" w:pos="0"/>
         </w:tabs>
-        <w:ind w:start="7444" w:hanging="600"/>
+        <w:ind w:left="7444" w:hanging="600"/>
       </w:pPr>
       <w:rPr>
         <w:rFonts w:ascii="Symbol" w:hAnsi="Symbol" w:cs="Symbol" w:hint="default"/>
@@ -7765,18 +7338,21 @@
       </w:rPr>
     </w:lvl>
   </w:abstractNum>
-  <w:abstractNum w:abstractNumId="2">
+  <w:abstractNum w:abstractNumId="1" w15:restartNumberingAfterBreak="0">
+    <w:nsid w:val="7D544355"/>
+    <w:multiLevelType w:val="multilevel"/>
+    <w:tmpl w:val="95767908"/>
     <w:lvl w:ilvl="0">
       <w:start w:val="1"/>
       <w:numFmt w:val="none"/>
       <w:suff w:val="nothing"/>
       <w:lvlText w:val=""/>
-      <w:lvlJc w:val="start"/>
+      <w:lvlJc w:val="left"/>
       <w:pPr>
         <w:tabs>
           <w:tab w:val="num" w:pos="0"/>
         </w:tabs>
-        <w:ind w:start="0" w:hanging="0"/>
+        <w:ind w:left="0" w:firstLine="0"/>
       </w:pPr>
     </w:lvl>
     <w:lvl w:ilvl="1">
@@ -7784,12 +7360,12 @@
       <w:numFmt w:val="none"/>
       <w:suff w:val="nothing"/>
       <w:lvlText w:val=""/>
-      <w:lvlJc w:val="start"/>
+      <w:lvlJc w:val="left"/>
       <w:pPr>
         <w:tabs>
           <w:tab w:val="num" w:pos="0"/>
         </w:tabs>
-        <w:ind w:start="0" w:hanging="0"/>
+        <w:ind w:left="0" w:firstLine="0"/>
       </w:pPr>
     </w:lvl>
     <w:lvl w:ilvl="2">
@@ -7797,12 +7373,12 @@
       <w:numFmt w:val="none"/>
       <w:suff w:val="nothing"/>
       <w:lvlText w:val=""/>
-      <w:lvlJc w:val="start"/>
+      <w:lvlJc w:val="left"/>
       <w:pPr>
         <w:tabs>
           <w:tab w:val="num" w:pos="0"/>
         </w:tabs>
-        <w:ind w:start="0" w:hanging="0"/>
+        <w:ind w:left="0" w:firstLine="0"/>
       </w:pPr>
     </w:lvl>
     <w:lvl w:ilvl="3">
@@ -7810,12 +7386,12 @@
       <w:numFmt w:val="none"/>
       <w:suff w:val="nothing"/>
       <w:lvlText w:val=""/>
-      <w:lvlJc w:val="start"/>
+      <w:lvlJc w:val="left"/>
       <w:pPr>
         <w:tabs>
           <w:tab w:val="num" w:pos="0"/>
         </w:tabs>
-        <w:ind w:start="0" w:hanging="0"/>
+        <w:ind w:left="0" w:firstLine="0"/>
       </w:pPr>
     </w:lvl>
     <w:lvl w:ilvl="4">
@@ -7823,12 +7399,12 @@
       <w:numFmt w:val="none"/>
       <w:suff w:val="nothing"/>
       <w:lvlText w:val=""/>
-      <w:lvlJc w:val="start"/>
+      <w:lvlJc w:val="left"/>
       <w:pPr>
         <w:tabs>
           <w:tab w:val="num" w:pos="0"/>
         </w:tabs>
-        <w:ind w:start="0" w:hanging="0"/>
+        <w:ind w:left="0" w:firstLine="0"/>
       </w:pPr>
     </w:lvl>
     <w:lvl w:ilvl="5">
@@ -7836,12 +7412,12 @@
       <w:numFmt w:val="none"/>
       <w:suff w:val="nothing"/>
       <w:lvlText w:val=""/>
-      <w:lvlJc w:val="start"/>
+      <w:lvlJc w:val="left"/>
       <w:pPr>
         <w:tabs>
           <w:tab w:val="num" w:pos="0"/>
         </w:tabs>
-        <w:ind w:start="0" w:hanging="0"/>
+        <w:ind w:left="0" w:firstLine="0"/>
       </w:pPr>
     </w:lvl>
     <w:lvl w:ilvl="6">
@@ -7849,12 +7425,12 @@
       <w:numFmt w:val="none"/>
       <w:suff w:val="nothing"/>
       <w:lvlText w:val=""/>
-      <w:lvlJc w:val="start"/>
+      <w:lvlJc w:val="left"/>
       <w:pPr>
         <w:tabs>
           <w:tab w:val="num" w:pos="0"/>
         </w:tabs>
-        <w:ind w:start="0" w:hanging="0"/>
+        <w:ind w:left="0" w:firstLine="0"/>
       </w:pPr>
     </w:lvl>
     <w:lvl w:ilvl="7">
@@ -7862,12 +7438,12 @@
       <w:numFmt w:val="none"/>
       <w:suff w:val="nothing"/>
       <w:lvlText w:val=""/>
-      <w:lvlJc w:val="start"/>
+      <w:lvlJc w:val="left"/>
       <w:pPr>
         <w:tabs>
           <w:tab w:val="num" w:pos="0"/>
         </w:tabs>
-        <w:ind w:start="0" w:hanging="0"/>
+        <w:ind w:left="0" w:firstLine="0"/>
       </w:pPr>
     </w:lvl>
     <w:lvl w:ilvl="8">
@@ -7875,30 +7451,30 @@
       <w:numFmt w:val="none"/>
       <w:suff w:val="nothing"/>
       <w:lvlText w:val=""/>
-      <w:lvlJc w:val="start"/>
+      <w:lvlJc w:val="left"/>
       <w:pPr>
         <w:tabs>
           <w:tab w:val="num" w:pos="0"/>
         </w:tabs>
-        <w:ind w:start="0" w:hanging="0"/>
+        <w:ind w:left="0" w:firstLine="0"/>
       </w:pPr>
     </w:lvl>
   </w:abstractNum>
-  <w:num w:numId="1">
+  <w:num w:numId="1" w16cid:durableId="2131588497">
+    <w:abstractNumId w:val="0"/>
+  </w:num>
+  <w:num w:numId="2" w16cid:durableId="1331254466">
     <w:abstractNumId w:val="1"/>
-  </w:num>
-  <w:num w:numId="2">
-    <w:abstractNumId w:val="2"/>
   </w:num>
 </w:numbering>
 </file>
 
 <file path=word/styles.xml><?xml version="1.0" encoding="utf-8"?>
-<w:styles xmlns:w="http://schemas.openxmlformats.org/wordprocessingml/2006/main" xmlns:w14="http://schemas.microsoft.com/office/word/2010/wordml" xmlns:mc="http://schemas.openxmlformats.org/markup-compatibility/2006" mc:Ignorable="w14">
+<w:styles xmlns:mc="http://schemas.openxmlformats.org/markup-compatibility/2006" xmlns:r="http://schemas.openxmlformats.org/officeDocument/2006/relationships" xmlns:w="http://schemas.openxmlformats.org/wordprocessingml/2006/main" xmlns:w14="http://schemas.microsoft.com/office/word/2010/wordml" xmlns:w15="http://schemas.microsoft.com/office/word/2012/wordml" xmlns:w16cex="http://schemas.microsoft.com/office/word/2018/wordml/cex" xmlns:w16cid="http://schemas.microsoft.com/office/word/2016/wordml/cid" xmlns:w16="http://schemas.microsoft.com/office/word/2018/wordml" xmlns:w16sdtdh="http://schemas.microsoft.com/office/word/2020/wordml/sdtdatahash" xmlns:w16sdtfl="http://schemas.microsoft.com/office/word/2024/wordml/sdtformatlock" xmlns:w16se="http://schemas.microsoft.com/office/word/2015/wordml/symex" xmlns:w16du="http://schemas.microsoft.com/office/word/2023/wordml/word16du" mc:Ignorable="w14 w15 w16se w16cid w16 w16cex w16sdtdh w16sdtfl w16du">
   <w:docDefaults>
     <w:rPrDefault>
       <w:rPr>
-        <w:rFonts w:ascii="Calibri" w:hAnsi="Calibri" w:eastAsia="Calibri" w:cs="" w:asciiTheme="minorHAnsi" w:cstheme="minorBidi" w:eastAsiaTheme="minorHAnsi" w:hAnsiTheme="minorHAnsi"/>
+        <w:rFonts w:asciiTheme="minorHAnsi" w:eastAsiaTheme="minorHAnsi" w:hAnsiTheme="minorHAnsi" w:cstheme="minorBidi"/>
         <w:sz w:val="22"/>
         <w:szCs w:val="22"/>
         <w:lang w:val="en-US" w:eastAsia="en-US" w:bidi="ar-SA"/>
@@ -7906,21 +7482,21 @@
     </w:rPrDefault>
     <w:pPrDefault>
       <w:pPr>
-        <w:suppressAutoHyphens w:val="true"/>
+        <w:suppressAutoHyphens/>
       </w:pPr>
     </w:pPrDefault>
   </w:docDefaults>
-  <w:latentStyles w:defLockedState="0" w:defUIPriority="99" w:defSemiHidden="0" w:defUnhideWhenUsed="0" w:defQFormat="0" w:count="371">
+  <w:latentStyles w:defLockedState="0" w:defUIPriority="99" w:defSemiHidden="0" w:defUnhideWhenUsed="0" w:defQFormat="0" w:count="376">
     <w:lsdException w:name="Normal" w:uiPriority="0" w:qFormat="1"/>
     <w:lsdException w:name="heading 1" w:uiPriority="9" w:qFormat="1"/>
-    <w:lsdException w:name="heading 2" w:uiPriority="9" w:semiHidden="1" w:unhideWhenUsed="1" w:qFormat="1"/>
-    <w:lsdException w:name="heading 3" w:uiPriority="9" w:semiHidden="1" w:unhideWhenUsed="1" w:qFormat="1"/>
-    <w:lsdException w:name="heading 4" w:uiPriority="9" w:semiHidden="1" w:unhideWhenUsed="1" w:qFormat="1"/>
-    <w:lsdException w:name="heading 5" w:uiPriority="9" w:semiHidden="1" w:unhideWhenUsed="1" w:qFormat="1"/>
-    <w:lsdException w:name="heading 6" w:uiPriority="9" w:semiHidden="1" w:unhideWhenUsed="1" w:qFormat="1"/>
-    <w:lsdException w:name="heading 7" w:uiPriority="9" w:semiHidden="1" w:unhideWhenUsed="1" w:qFormat="1"/>
-    <w:lsdException w:name="heading 8" w:uiPriority="9" w:semiHidden="1" w:unhideWhenUsed="1" w:qFormat="1"/>
-    <w:lsdException w:name="heading 9" w:uiPriority="9" w:semiHidden="1" w:unhideWhenUsed="1" w:qFormat="1"/>
+    <w:lsdException w:name="heading 2" w:semiHidden="1" w:uiPriority="9" w:unhideWhenUsed="1" w:qFormat="1"/>
+    <w:lsdException w:name="heading 3" w:semiHidden="1" w:uiPriority="9" w:unhideWhenUsed="1" w:qFormat="1"/>
+    <w:lsdException w:name="heading 4" w:semiHidden="1" w:uiPriority="9" w:unhideWhenUsed="1" w:qFormat="1"/>
+    <w:lsdException w:name="heading 5" w:semiHidden="1" w:uiPriority="9" w:unhideWhenUsed="1" w:qFormat="1"/>
+    <w:lsdException w:name="heading 6" w:semiHidden="1" w:uiPriority="9" w:unhideWhenUsed="1" w:qFormat="1"/>
+    <w:lsdException w:name="heading 7" w:semiHidden="1" w:uiPriority="9" w:unhideWhenUsed="1" w:qFormat="1"/>
+    <w:lsdException w:name="heading 8" w:semiHidden="1" w:uiPriority="9" w:unhideWhenUsed="1" w:qFormat="1"/>
+    <w:lsdException w:name="heading 9" w:semiHidden="1" w:uiPriority="9" w:unhideWhenUsed="1" w:qFormat="1"/>
     <w:lsdException w:name="index 1" w:semiHidden="1" w:unhideWhenUsed="1"/>
     <w:lsdException w:name="index 2" w:semiHidden="1" w:unhideWhenUsed="1"/>
     <w:lsdException w:name="index 3" w:semiHidden="1" w:unhideWhenUsed="1"/>
@@ -7930,22 +7506,22 @@
     <w:lsdException w:name="index 7" w:semiHidden="1" w:unhideWhenUsed="1"/>
     <w:lsdException w:name="index 8" w:semiHidden="1" w:unhideWhenUsed="1"/>
     <w:lsdException w:name="index 9" w:semiHidden="1" w:unhideWhenUsed="1"/>
-    <w:lsdException w:name="toc 1" w:uiPriority="39" w:semiHidden="1" w:unhideWhenUsed="1"/>
-    <w:lsdException w:name="toc 2" w:uiPriority="39" w:semiHidden="1" w:unhideWhenUsed="1"/>
-    <w:lsdException w:name="toc 3" w:uiPriority="39" w:semiHidden="1" w:unhideWhenUsed="1"/>
-    <w:lsdException w:name="toc 4" w:uiPriority="39" w:semiHidden="1" w:unhideWhenUsed="1"/>
-    <w:lsdException w:name="toc 5" w:uiPriority="39" w:semiHidden="1" w:unhideWhenUsed="1"/>
-    <w:lsdException w:name="toc 6" w:uiPriority="39" w:semiHidden="1" w:unhideWhenUsed="1"/>
-    <w:lsdException w:name="toc 7" w:uiPriority="39" w:semiHidden="1" w:unhideWhenUsed="1"/>
-    <w:lsdException w:name="toc 8" w:uiPriority="39" w:semiHidden="1" w:unhideWhenUsed="1"/>
-    <w:lsdException w:name="toc 9" w:uiPriority="39" w:semiHidden="1" w:unhideWhenUsed="1"/>
+    <w:lsdException w:name="toc 1" w:semiHidden="1" w:uiPriority="39" w:unhideWhenUsed="1"/>
+    <w:lsdException w:name="toc 2" w:semiHidden="1" w:uiPriority="39" w:unhideWhenUsed="1"/>
+    <w:lsdException w:name="toc 3" w:semiHidden="1" w:uiPriority="39" w:unhideWhenUsed="1"/>
+    <w:lsdException w:name="toc 4" w:semiHidden="1" w:uiPriority="39" w:unhideWhenUsed="1"/>
+    <w:lsdException w:name="toc 5" w:semiHidden="1" w:uiPriority="39" w:unhideWhenUsed="1"/>
+    <w:lsdException w:name="toc 6" w:semiHidden="1" w:uiPriority="39" w:unhideWhenUsed="1"/>
+    <w:lsdException w:name="toc 7" w:semiHidden="1" w:uiPriority="39" w:unhideWhenUsed="1"/>
+    <w:lsdException w:name="toc 8" w:semiHidden="1" w:uiPriority="39" w:unhideWhenUsed="1"/>
+    <w:lsdException w:name="toc 9" w:semiHidden="1" w:uiPriority="39" w:unhideWhenUsed="1"/>
     <w:lsdException w:name="Normal Indent" w:semiHidden="1" w:unhideWhenUsed="1"/>
     <w:lsdException w:name="footnote text" w:semiHidden="1" w:unhideWhenUsed="1"/>
     <w:lsdException w:name="annotation text" w:semiHidden="1" w:unhideWhenUsed="1"/>
     <w:lsdException w:name="header" w:semiHidden="1" w:unhideWhenUsed="1"/>
     <w:lsdException w:name="footer" w:semiHidden="1" w:unhideWhenUsed="1"/>
     <w:lsdException w:name="index heading" w:semiHidden="1" w:unhideWhenUsed="1"/>
-    <w:lsdException w:name="caption" w:uiPriority="35" w:semiHidden="1" w:unhideWhenUsed="1" w:qFormat="1"/>
+    <w:lsdException w:name="caption" w:semiHidden="1" w:uiPriority="35" w:unhideWhenUsed="1" w:qFormat="1"/>
     <w:lsdException w:name="table of figures" w:semiHidden="1" w:unhideWhenUsed="1"/>
     <w:lsdException w:name="envelope address" w:semiHidden="1" w:unhideWhenUsed="1"/>
     <w:lsdException w:name="envelope return" w:semiHidden="1" w:unhideWhenUsed="1"/>
@@ -7976,7 +7552,7 @@
     <w:lsdException w:name="Title" w:uiPriority="10" w:qFormat="1"/>
     <w:lsdException w:name="Closing" w:semiHidden="1" w:unhideWhenUsed="1"/>
     <w:lsdException w:name="Signature" w:semiHidden="1" w:unhideWhenUsed="1"/>
-    <w:lsdException w:name="Default Paragraph Font" w:uiPriority="1" w:semiHidden="1" w:unhideWhenUsed="1"/>
+    <w:lsdException w:name="Default Paragraph Font" w:semiHidden="1" w:uiPriority="1" w:unhideWhenUsed="1"/>
     <w:lsdException w:name="Body Text" w:semiHidden="1" w:unhideWhenUsed="1"/>
     <w:lsdException w:name="Body Text Indent" w:semiHidden="1" w:unhideWhenUsed="1"/>
     <w:lsdException w:name="List Continue" w:semiHidden="1" w:unhideWhenUsed="1"/>
@@ -8176,8 +7752,8 @@
     <w:lsdException w:name="Subtle Reference" w:uiPriority="31" w:qFormat="1"/>
     <w:lsdException w:name="Intense Reference" w:uiPriority="32" w:qFormat="1"/>
     <w:lsdException w:name="Book Title" w:uiPriority="33" w:qFormat="1"/>
-    <w:lsdException w:name="Bibliography" w:uiPriority="37" w:semiHidden="1" w:unhideWhenUsed="1"/>
-    <w:lsdException w:name="TOC Heading" w:uiPriority="39" w:semiHidden="1" w:unhideWhenUsed="1" w:qFormat="1"/>
+    <w:lsdException w:name="Bibliography" w:semiHidden="1" w:uiPriority="37" w:unhideWhenUsed="1"/>
+    <w:lsdException w:name="TOC Heading" w:semiHidden="1" w:uiPriority="39" w:unhideWhenUsed="1" w:qFormat="1"/>
     <w:lsdException w:name="Plain Table 1" w:uiPriority="41"/>
     <w:lsdException w:name="Plain Table 2" w:uiPriority="42"/>
     <w:lsdException w:name="Plain Table 3" w:uiPriority="43"/>
@@ -8282,25 +7858,22 @@
     <w:lsdException w:name="List Table 5 Dark Accent 6" w:uiPriority="50"/>
     <w:lsdException w:name="List Table 6 Colorful Accent 6" w:uiPriority="51"/>
     <w:lsdException w:name="List Table 7 Colorful Accent 6" w:uiPriority="52"/>
+    <w:lsdException w:name="Mention" w:semiHidden="1" w:unhideWhenUsed="1"/>
+    <w:lsdException w:name="Smart Hyperlink" w:semiHidden="1" w:unhideWhenUsed="1"/>
+    <w:lsdException w:name="Hashtag" w:semiHidden="1" w:unhideWhenUsed="1"/>
+    <w:lsdException w:name="Unresolved Mention" w:semiHidden="1" w:unhideWhenUsed="1"/>
+    <w:lsdException w:name="Smart Link" w:semiHidden="1" w:unhideWhenUsed="1"/>
   </w:latentStyles>
-  <w:style w:type="paragraph" w:styleId="Normal" w:default="1">
+  <w:style w:type="paragraph" w:default="1" w:styleId="Normal">
     <w:name w:val="Normal"/>
     <w:uiPriority w:val="1"/>
     <w:qFormat/>
     <w:pPr>
-      <w:widowControl w:val="false"/>
-      <w:suppressAutoHyphens w:val="true"/>
-      <w:bidi w:val="0"/>
-      <w:spacing w:before="0" w:after="0"/>
-      <w:jc w:val="start"/>
+      <w:widowControl w:val="0"/>
     </w:pPr>
     <w:rPr>
-      <w:rFonts w:ascii="Times New Roman" w:hAnsi="Times New Roman" w:eastAsia="Times New Roman" w:cs="Times New Roman"/>
-      <w:color w:val="auto"/>
-      <w:kern w:val="0"/>
-      <w:sz w:val="22"/>
-      <w:szCs w:val="22"/>
-      <w:lang w:val="ru-RU" w:eastAsia="en-US" w:bidi="ar-SA"/>
+      <w:rFonts w:ascii="Times New Roman" w:eastAsia="Times New Roman" w:hAnsi="Times New Roman" w:cs="Times New Roman"/>
+      <w:lang w:val="ru-RU"/>
     </w:rPr>
   </w:style>
   <w:style w:type="paragraph" w:styleId="Heading1">
@@ -8309,7 +7882,7 @@
     <w:uiPriority w:val="1"/>
     <w:qFormat/>
     <w:pPr>
-      <w:ind w:start="3"/>
+      <w:ind w:left="3"/>
       <w:jc w:val="center"/>
       <w:outlineLvl w:val="0"/>
     </w:pPr>
@@ -8326,7 +7899,7 @@
     <w:uiPriority w:val="1"/>
     <w:qFormat/>
     <w:pPr>
-      <w:ind w:hanging="708" w:start="853"/>
+      <w:ind w:left="853" w:hanging="708"/>
       <w:jc w:val="both"/>
       <w:outlineLvl w:val="1"/>
     </w:pPr>
@@ -8343,7 +7916,7 @@
     <w:uiPriority w:val="1"/>
     <w:qFormat/>
     <w:pPr>
-      <w:ind w:hanging="707" w:start="852"/>
+      <w:ind w:left="852" w:hanging="707"/>
       <w:outlineLvl w:val="2"/>
     </w:pPr>
     <w:rPr>
@@ -8353,36 +7926,55 @@
       <w:szCs w:val="24"/>
     </w:rPr>
   </w:style>
-  <w:style w:type="character" w:styleId="DefaultParagraphFont" w:default="1">
+  <w:style w:type="character" w:default="1" w:styleId="DefaultParagraphFont">
     <w:name w:val="Default Paragraph Font"/>
     <w:uiPriority w:val="1"/>
     <w:semiHidden/>
     <w:unhideWhenUsed/>
-    <w:qFormat/>
-    <w:rPr/>
   </w:style>
-  <w:style w:type="character" w:styleId="Style11" w:customStyle="1">
-    <w:name w:val="Нижний колонтитул Знак"/>
+  <w:style w:type="table" w:default="1" w:styleId="TableNormal">
+    <w:name w:val="Normal Table"/>
+    <w:uiPriority w:val="99"/>
+    <w:semiHidden/>
+    <w:unhideWhenUsed/>
+    <w:tblPr>
+      <w:tblInd w:w="0" w:type="dxa"/>
+      <w:tblCellMar>
+        <w:top w:w="0" w:type="dxa"/>
+        <w:left w:w="108" w:type="dxa"/>
+        <w:bottom w:w="0" w:type="dxa"/>
+        <w:right w:w="108" w:type="dxa"/>
+      </w:tblCellMar>
+    </w:tblPr>
+  </w:style>
+  <w:style w:type="numbering" w:default="1" w:styleId="NoList">
+    <w:name w:val="No List"/>
+    <w:uiPriority w:val="99"/>
+    <w:semiHidden/>
+    <w:unhideWhenUsed/>
+  </w:style>
+  <w:style w:type="character" w:customStyle="1" w:styleId="FooterChar">
+    <w:name w:val="Footer Char"/>
     <w:basedOn w:val="DefaultParagraphFont"/>
     <w:link w:val="Footer"/>
     <w:uiPriority w:val="99"/>
     <w:qFormat/>
-    <w:rsid w:val="00f61b75"/>
+    <w:rsid w:val="00F61B75"/>
     <w:rPr>
       <w:lang w:val="ru-RU"/>
     </w:rPr>
   </w:style>
-  <w:style w:type="paragraph" w:styleId="Heading">
+  <w:style w:type="paragraph" w:customStyle="1" w:styleId="Heading">
     <w:name w:val="Heading"/>
     <w:basedOn w:val="Normal"/>
     <w:next w:val="BodyText"/>
     <w:qFormat/>
     <w:pPr>
-      <w:keepNext w:val="true"/>
+      <w:keepNext/>
       <w:spacing w:before="240" w:after="120"/>
     </w:pPr>
     <w:rPr>
-      <w:rFonts w:ascii="Liberation Sans" w:hAnsi="Liberation Sans" w:eastAsia="Arial Unicode MS" w:cs="Arial Unicode MS"/>
+      <w:rFonts w:ascii="Liberation Sans" w:eastAsia="Arial Unicode MS" w:hAnsi="Liberation Sans" w:cs="Arial Unicode MS"/>
       <w:sz w:val="28"/>
       <w:szCs w:val="28"/>
     </w:rPr>
@@ -8393,7 +7985,7 @@
     <w:uiPriority w:val="1"/>
     <w:qFormat/>
     <w:pPr>
-      <w:ind w:start="145"/>
+      <w:ind w:left="145"/>
     </w:pPr>
     <w:rPr>
       <w:sz w:val="24"/>
@@ -8403,7 +7995,6 @@
   <w:style w:type="paragraph" w:styleId="List">
     <w:name w:val="List"/>
     <w:basedOn w:val="BodyText"/>
-    <w:pPr/>
     <w:rPr>
       <w:rFonts w:cs="Arial Unicode MS"/>
     </w:rPr>
@@ -8424,7 +8015,7 @@
       <w:szCs w:val="24"/>
     </w:rPr>
   </w:style>
-  <w:style w:type="paragraph" w:styleId="Index">
+  <w:style w:type="paragraph" w:customStyle="1" w:styleId="Index">
     <w:name w:val="Index"/>
     <w:basedOn w:val="Normal"/>
     <w:qFormat/>
@@ -8441,90 +8032,58 @@
     <w:uiPriority w:val="1"/>
     <w:qFormat/>
     <w:pPr>
-      <w:ind w:start="145"/>
+      <w:ind w:left="145"/>
       <w:jc w:val="both"/>
     </w:pPr>
-    <w:rPr/>
   </w:style>
-  <w:style w:type="paragraph" w:styleId="TableParagraph" w:customStyle="1">
+  <w:style w:type="paragraph" w:customStyle="1" w:styleId="TableParagraph">
     <w:name w:val="Table Paragraph"/>
     <w:basedOn w:val="Normal"/>
     <w:uiPriority w:val="1"/>
     <w:qFormat/>
     <w:pPr>
-      <w:ind w:start="110"/>
+      <w:ind w:left="110"/>
     </w:pPr>
-    <w:rPr/>
   </w:style>
-  <w:style w:type="paragraph" w:styleId="HeaderandFooter">
+  <w:style w:type="paragraph" w:customStyle="1" w:styleId="HeaderandFooter">
     <w:name w:val="Header and Footer"/>
     <w:basedOn w:val="Normal"/>
     <w:qFormat/>
-    <w:pPr/>
-    <w:rPr/>
   </w:style>
   <w:style w:type="paragraph" w:styleId="Footer">
     <w:name w:val="footer"/>
     <w:basedOn w:val="Normal"/>
-    <w:link w:val="Style11"/>
+    <w:link w:val="FooterChar"/>
     <w:uiPriority w:val="99"/>
     <w:unhideWhenUsed/>
-    <w:rsid w:val="00f61b75"/>
+    <w:rsid w:val="00F61B75"/>
     <w:pPr>
       <w:widowControl/>
       <w:tabs>
-        <w:tab w:val="clear" w:pos="720"/>
-        <w:tab w:val="center" w:pos="4677" w:leader="none"/>
-        <w:tab w:val="right" w:pos="9355" w:leader="none"/>
+        <w:tab w:val="center" w:pos="4677"/>
+        <w:tab w:val="right" w:pos="9355"/>
       </w:tabs>
     </w:pPr>
     <w:rPr>
-      <w:rFonts w:ascii="Calibri" w:hAnsi="Calibri" w:eastAsia="Calibri" w:cs="" w:asciiTheme="minorHAnsi" w:cstheme="minorBidi" w:eastAsiaTheme="minorHAnsi" w:hAnsiTheme="minorHAnsi"/>
+      <w:rFonts w:asciiTheme="minorHAnsi" w:eastAsiaTheme="minorHAnsi" w:hAnsiTheme="minorHAnsi" w:cstheme="minorBidi"/>
     </w:rPr>
   </w:style>
   <w:style w:type="paragraph" w:styleId="Header">
     <w:name w:val="header"/>
     <w:basedOn w:val="HeaderandFooter"/>
-    <w:pPr/>
-    <w:rPr/>
   </w:style>
-  <w:style w:type="paragraph" w:styleId="FrameContentsuser">
+  <w:style w:type="paragraph" w:customStyle="1" w:styleId="FrameContentsuser">
     <w:name w:val="Frame Contents (user)"/>
     <w:basedOn w:val="Normal"/>
     <w:qFormat/>
-    <w:pPr/>
-    <w:rPr/>
   </w:style>
-  <w:style w:type="paragraph" w:styleId="FrameContents">
+  <w:style w:type="paragraph" w:customStyle="1" w:styleId="FrameContents">
     <w:name w:val="Frame Contents"/>
     <w:basedOn w:val="Normal"/>
     <w:qFormat/>
-    <w:pPr/>
-    <w:rPr/>
   </w:style>
-  <w:style w:type="numbering" w:styleId="NoList" w:default="1">
-    <w:name w:val="No List"/>
-    <w:uiPriority w:val="99"/>
-    <w:semiHidden/>
-    <w:unhideWhenUsed/>
-    <w:qFormat/>
-  </w:style>
-  <w:style w:type="table" w:default="1" w:styleId="a1">
-    <w:name w:val="Normal Table"/>
-    <w:uiPriority w:val="99"/>
-    <w:semiHidden/>
-    <w:unhideWhenUsed/>
-    <w:tblPr>
-      <w:tblCellMar>
-        <w:top w:w="0" w:type="dxa"/>
-        <w:left w:w="108" w:type="dxa"/>
-        <w:bottom w:w="0" w:type="dxa"/>
-        <w:right w:w="108" w:type="dxa"/>
-      </w:tblCellMar>
-    </w:tblPr>
-  </w:style>
-  <w:style w:type="table" w:customStyle="1" w:styleId="TableNormal">
-    <w:name w:val="Table Normal"/>
+  <w:style w:type="table" w:customStyle="1" w:styleId="TableNormal1">
+    <w:name w:val="Table Normal1"/>
     <w:uiPriority w:val="2"/>
     <w:semiHidden/>
     <w:unhideWhenUsed/>
@@ -8542,41 +8101,41 @@
 </file>
 
 <file path=word/theme/theme1.xml><?xml version="1.0" encoding="utf-8"?>
-<a:theme xmlns:a="http://schemas.openxmlformats.org/drawingml/2006/main" xmlns:r="http://schemas.openxmlformats.org/officeDocument/2006/relationships" name="Office Theme">
+<a:theme xmlns:a="http://schemas.openxmlformats.org/drawingml/2006/main" name="Office Theme">
   <a:themeElements>
     <a:clrScheme name="Office">
       <a:dk1>
         <a:srgbClr val="000000"/>
       </a:dk1>
       <a:lt1>
-        <a:srgbClr val="ffffff"/>
+        <a:srgbClr val="FFFFFF"/>
       </a:lt1>
       <a:dk2>
-        <a:srgbClr val="1f497d"/>
+        <a:srgbClr val="1F497D"/>
       </a:dk2>
       <a:lt2>
-        <a:srgbClr val="eeece1"/>
+        <a:srgbClr val="EEECE1"/>
       </a:lt2>
       <a:accent1>
-        <a:srgbClr val="4f81bd"/>
+        <a:srgbClr val="4F81BD"/>
       </a:accent1>
       <a:accent2>
-        <a:srgbClr val="c0504d"/>
+        <a:srgbClr val="C0504D"/>
       </a:accent2>
       <a:accent3>
-        <a:srgbClr val="9bbb59"/>
+        <a:srgbClr val="9BBB59"/>
       </a:accent3>
       <a:accent4>
-        <a:srgbClr val="8064a2"/>
+        <a:srgbClr val="8064A2"/>
       </a:accent4>
       <a:accent5>
-        <a:srgbClr val="4bacc6"/>
+        <a:srgbClr val="4BACC6"/>
       </a:accent5>
       <a:accent6>
-        <a:srgbClr val="f79646"/>
+        <a:srgbClr val="F79646"/>
       </a:accent6>
       <a:hlink>
-        <a:srgbClr val="0000ff"/>
+        <a:srgbClr val="0000FF"/>
       </a:hlink>
       <a:folHlink>
         <a:srgbClr val="800080"/>
@@ -8584,12 +8143,12 @@
     </a:clrScheme>
     <a:fontScheme name="Office">
       <a:majorFont>
-        <a:latin typeface="Cambria" pitchFamily="0" charset="1"/>
+        <a:latin typeface="Cambria"/>
         <a:ea typeface=""/>
         <a:cs typeface=""/>
       </a:majorFont>
       <a:minorFont>
-        <a:latin typeface="Calibri" pitchFamily="0" charset="1"/>
+        <a:latin typeface="Calibri"/>
         <a:ea typeface=""/>
         <a:cs typeface=""/>
       </a:minorFont>
@@ -8618,7 +8177,7 @@
             </a:gs>
           </a:gsLst>
           <a:lin ang="16200000" scaled="1"/>
-          <a:tileRect l="0" t="0" r="0" b="0"/>
+          <a:tileRect/>
         </a:gradFill>
         <a:gradFill>
           <a:gsLst>
@@ -8639,7 +8198,7 @@
             </a:gs>
           </a:gsLst>
           <a:lin ang="16200000" scaled="0"/>
-          <a:tileRect l="0" t="0" r="0" b="0"/>
+          <a:tileRect/>
         </a:gradFill>
       </a:fillStyleLst>
       <a:lnStyleLst>
@@ -8690,7 +8249,7 @@
           <a:path path="circle">
             <a:fillToRect l="50000" t="-80000" r="50000" b="180000"/>
           </a:path>
-          <a:tileRect l="0" t="0" r="0" b="0"/>
+          <a:tileRect/>
         </a:gradFill>
         <a:gradFill>
           <a:gsLst>
@@ -8708,10 +8267,12 @@
           <a:path path="circle">
             <a:fillToRect l="50000" t="50000" r="50000" b="50000"/>
           </a:path>
-          <a:tileRect l="0" t="0" r="0" b="0"/>
+          <a:tileRect/>
         </a:gradFill>
       </a:bgFillStyleLst>
     </a:fmtScheme>
   </a:themeElements>
+  <a:objectDefaults/>
+  <a:extraClrSchemeLst/>
 </a:theme>
 </file>